--- a/HI2459_finalproject-option1-report_jeb382.docx
+++ b/HI2459_finalproject-option1-report_jeb382.docx
@@ -89,7 +89,47 @@
           <w:sz w:val="20"/>
           <w:szCs w:val="20"/>
         </w:rPr>
-        <w:t>[why important]</w:t>
+        <w:t>Knee osteoarthritis is a very common degenerative joint disease</w:t>
+      </w:r>
+      <w:r>
+        <w:rPr>
+          <w:rFonts w:ascii="Arial" w:hAnsi="Arial" w:cs="Arial"/>
+          <w:sz w:val="20"/>
+          <w:szCs w:val="20"/>
+        </w:rPr>
+        <w:t xml:space="preserve">, </w:t>
+      </w:r>
+      <w:r>
+        <w:rPr>
+          <w:rFonts w:ascii="Arial" w:hAnsi="Arial" w:cs="Arial"/>
+          <w:sz w:val="20"/>
+          <w:szCs w:val="20"/>
+        </w:rPr>
+        <w:t>caused by the cartiliage in your knee joints breaking down and causing the bones to rub together. This is associated with pain, swelling, and stiffness.</w:t>
+      </w:r>
+      <w:r>
+        <w:rPr>
+          <w:rFonts w:ascii="Arial" w:hAnsi="Arial" w:cs="Arial"/>
+          <w:sz w:val="20"/>
+          <w:szCs w:val="20"/>
+        </w:rPr>
+        <w:t xml:space="preserve"> It is diagnosed by a medical professional evaluating a radiograph of the knee. It affects</w:t>
+      </w:r>
+      <w:r>
+        <w:rPr>
+          <w:rFonts w:ascii="Arial" w:hAnsi="Arial" w:cs="Arial"/>
+          <w:sz w:val="20"/>
+          <w:szCs w:val="20"/>
+        </w:rPr>
+        <w:t xml:space="preserve"> roughly 23% of adults over 40</w:t>
+      </w:r>
+      <w:r>
+        <w:rPr>
+          <w:rFonts w:ascii="Arial" w:hAnsi="Arial" w:cs="Arial"/>
+          <w:sz w:val="20"/>
+          <w:szCs w:val="20"/>
+        </w:rPr>
+        <w:t xml:space="preserve"> worldwide, impacting 365 million people. Medical professionals are very busy and the evaluation of radiographs are a prime target to use with automated AI tools to decrease the amount of time it takes a medical professional to make their diagnosis.</w:t>
       </w:r>
     </w:p>
     <w:p>
@@ -240,25 +280,23 @@
           <w:sz w:val="20"/>
           <w:szCs w:val="20"/>
         </w:rPr>
-        <w:t xml:space="preserve">shows the overall model structure where DinoV2, or rather </w:t>
+        <w:t>shows the overall model structure where DinoV2</w:t>
       </w:r>
-      <w:proofErr w:type="spellStart"/>
       <w:r>
         <w:rPr>
           <w:rFonts w:ascii="Arial" w:hAnsi="Arial" w:cs="Arial"/>
           <w:sz w:val="20"/>
           <w:szCs w:val="20"/>
         </w:rPr>
-        <w:t>ViT</w:t>
+        <w:t>[1]</w:t>
       </w:r>
-      <w:proofErr w:type="spellEnd"/>
       <w:r>
         <w:rPr>
           <w:rFonts w:ascii="Arial" w:hAnsi="Arial" w:cs="Arial"/>
           <w:sz w:val="20"/>
           <w:szCs w:val="20"/>
         </w:rPr>
-        <w:t>, is used as a backbone to extract features from out input images. These features are then given to an MLP as a classification head for a binary label decided by a threshold of 0.5 on the confidence percentage that the input image is [----]</w:t>
+        <w:t>, or rather ViT, is used as a backbone to extract features from out input images. These features are then given to an MLP as a classification head for a binary label decided by a threshold of 0.5 on the confidence percentage that the input image is [----]</w:t>
       </w:r>
     </w:p>
     <w:p>
@@ -278,7 +316,7 @@
           <w:szCs w:val="22"/>
         </w:rPr>
         <w:drawing>
-          <wp:inline distT="0" distB="0" distL="0" distR="0" wp14:anchorId="2F21BB5D" wp14:editId="02992F23">
+          <wp:inline distT="0" distB="0" distL="0" distR="0" wp14:anchorId="2F21BB5D" wp14:editId="12A5A11C">
             <wp:extent cx="5943600" cy="1823646"/>
             <wp:effectExtent l="0" t="0" r="0" b="5715"/>
             <wp:docPr id="1994982975" name="Picture 1"/>
@@ -353,16 +391,15 @@
           <w:sz w:val="16"/>
           <w:szCs w:val="16"/>
         </w:rPr>
-        <w:t xml:space="preserve">Architecture of the proposed machine learning structure for predicting </w:t>
+        <w:t>Architecture of the proposed machine learning structure for predicting</w:t>
       </w:r>
       <w:r>
         <w:rPr>
           <w:rFonts w:ascii="Arial" w:hAnsi="Arial" w:cs="Arial"/>
           <w:sz w:val="16"/>
           <w:szCs w:val="16"/>
-          <w:highlight w:val="yellow"/>
-        </w:rPr>
-        <w:t>[------]</w:t>
+        </w:rPr>
+        <w:t xml:space="preserve"> Knee Osteoarthritis</w:t>
       </w:r>
       <w:r>
         <w:rPr>
@@ -424,7 +461,7 @@
           <w:sz w:val="20"/>
           <w:szCs w:val="20"/>
         </w:rPr>
-        <w:t>[how it is evaluated]</w:t>
+        <w:t>The model was trained on a split of training data that is adjusted with a seperate validation split during training, and able to be evaluated with another split of testing data that is unseen. This is open to change as discussed later in capturing certain results. Given a split of 70% training data, the other 30% is split evenly between the validation and testing set.</w:t>
       </w:r>
     </w:p>
     <w:p>
@@ -442,7 +479,7 @@
           <w:sz w:val="20"/>
           <w:szCs w:val="20"/>
         </w:rPr>
-        <w:t>[why metric is important]</w:t>
+        <w:t>They were ran on CUDA on a personal PC.</w:t>
       </w:r>
     </w:p>
     <w:p>
@@ -460,7 +497,7 @@
           <w:sz w:val="20"/>
           <w:szCs w:val="20"/>
         </w:rPr>
-        <w:t>[that we did finetuning and no finetuning]</w:t>
+        <w:t>It utilized the Cross Entropy Loss function and was optimized with Adam.</w:t>
       </w:r>
     </w:p>
     <w:p>
@@ -478,7 +515,8 @@
           <w:sz w:val="20"/>
           <w:szCs w:val="20"/>
         </w:rPr>
-        <w:t>A</w:t>
+        <w:lastRenderedPageBreak/>
+        <w:t>Metrics used for evaluation was AUC, accuracy, marco-f1, and for both classes: precision, recall, and f1-score. There was also a generated Confusion Matrix, Loss curve, and ROC-AUC curve.</w:t>
       </w:r>
     </w:p>
     <w:p>
@@ -620,7 +658,6 @@
           <w:sz w:val="20"/>
           <w:szCs w:val="20"/>
         </w:rPr>
-        <w:lastRenderedPageBreak/>
         <w:t xml:space="preserve">The results of these can be found in Table 1, where it was decided to go ahead with the standard learning rate of </w:t>
       </w:r>
       <w:r>
@@ -5785,135 +5822,55 @@
           <w:sz w:val="20"/>
           <w:szCs w:val="20"/>
         </w:rPr>
-        <w:t xml:space="preserve">These metrics were not derived from </w:t>
+        <w:t>These metrics were not derived from a unseen testing split; as when the amount of training data increases, there is fewer data to do the evaluation. This result in it being evaluated on very specific cases and will peak at around 70%</w:t>
       </w:r>
-      <w:proofErr w:type="gramStart"/>
       <w:r>
         <w:rPr>
           <w:rFonts w:ascii="Arial" w:hAnsi="Arial" w:cs="Arial"/>
           <w:sz w:val="20"/>
           <w:szCs w:val="20"/>
         </w:rPr>
-        <w:t>a</w:t>
+        <w:t xml:space="preserve"> </w:t>
       </w:r>
-      <w:proofErr w:type="gramEnd"/>
       <w:r>
         <w:rPr>
           <w:rFonts w:ascii="Arial" w:hAnsi="Arial" w:cs="Arial"/>
           <w:sz w:val="20"/>
           <w:szCs w:val="20"/>
         </w:rPr>
-        <w:t xml:space="preserve"> unseen testing split; as when the amount of training data increases, there is </w:t>
+        <w:t xml:space="preserve">before decreasing around </w:t>
       </w:r>
-      <w:proofErr w:type="gramStart"/>
       <w:r>
         <w:rPr>
           <w:rFonts w:ascii="Arial" w:hAnsi="Arial" w:cs="Arial"/>
           <w:sz w:val="20"/>
           <w:szCs w:val="20"/>
         </w:rPr>
-        <w:t>fewer</w:t>
+        <w:t xml:space="preserve">the limit of </w:t>
       </w:r>
-      <w:proofErr w:type="gramEnd"/>
       <w:r>
         <w:rPr>
           <w:rFonts w:ascii="Arial" w:hAnsi="Arial" w:cs="Arial"/>
           <w:sz w:val="20"/>
           <w:szCs w:val="20"/>
         </w:rPr>
-        <w:t xml:space="preserve"> data to do the evaluation. This result in it being evaluated </w:t>
+        <w:t xml:space="preserve">100% which </w:t>
       </w:r>
-      <w:proofErr w:type="gramStart"/>
       <w:r>
         <w:rPr>
           <w:rFonts w:ascii="Arial" w:hAnsi="Arial" w:cs="Arial"/>
           <w:sz w:val="20"/>
           <w:szCs w:val="20"/>
         </w:rPr>
-        <w:t>on</w:t>
+        <w:t>can’t be evaluated as there is no unseen data to use</w:t>
       </w:r>
-      <w:proofErr w:type="gramEnd"/>
       <w:r>
         <w:rPr>
           <w:rFonts w:ascii="Arial" w:hAnsi="Arial" w:cs="Arial"/>
           <w:sz w:val="20"/>
           <w:szCs w:val="20"/>
         </w:rPr>
-        <w:t xml:space="preserve"> very specific cases and will peak at around 70%</w:t>
-      </w:r>
-      <w:r>
-        <w:rPr>
-          <w:rFonts w:ascii="Arial" w:hAnsi="Arial" w:cs="Arial"/>
-          <w:sz w:val="20"/>
-          <w:szCs w:val="20"/>
-        </w:rPr>
-        <w:t xml:space="preserve"> </w:t>
-      </w:r>
-      <w:r>
-        <w:rPr>
-          <w:rFonts w:ascii="Arial" w:hAnsi="Arial" w:cs="Arial"/>
-          <w:sz w:val="20"/>
-          <w:szCs w:val="20"/>
-        </w:rPr>
-        <w:t xml:space="preserve">before decreasing around </w:t>
-      </w:r>
-      <w:r>
-        <w:rPr>
-          <w:rFonts w:ascii="Arial" w:hAnsi="Arial" w:cs="Arial"/>
-          <w:sz w:val="20"/>
-          <w:szCs w:val="20"/>
-        </w:rPr>
-        <w:t xml:space="preserve">the limit of </w:t>
-      </w:r>
-      <w:r>
-        <w:rPr>
-          <w:rFonts w:ascii="Arial" w:hAnsi="Arial" w:cs="Arial"/>
-          <w:sz w:val="20"/>
-          <w:szCs w:val="20"/>
-        </w:rPr>
-        <w:t>100%</w:t>
-      </w:r>
-      <w:proofErr w:type="gramStart"/>
-      <w:r>
-        <w:rPr>
-          <w:rFonts w:ascii="Arial" w:hAnsi="Arial" w:cs="Arial"/>
-          <w:sz w:val="20"/>
-          <w:szCs w:val="20"/>
-        </w:rPr>
-        <w:t xml:space="preserve"> which</w:t>
-      </w:r>
-      <w:proofErr w:type="gramEnd"/>
-      <w:r>
-        <w:rPr>
-          <w:rFonts w:ascii="Arial" w:hAnsi="Arial" w:cs="Arial"/>
-          <w:sz w:val="20"/>
-          <w:szCs w:val="20"/>
-        </w:rPr>
-        <w:t xml:space="preserve"> </w:t>
-      </w:r>
-      <w:r>
-        <w:rPr>
-          <w:rFonts w:ascii="Arial" w:hAnsi="Arial" w:cs="Arial"/>
-          <w:sz w:val="20"/>
-          <w:szCs w:val="20"/>
-        </w:rPr>
-        <w:t>can’t be evaluated as there is no unseen data to use</w:t>
-      </w:r>
-      <w:r>
-        <w:rPr>
-          <w:rFonts w:ascii="Arial" w:hAnsi="Arial" w:cs="Arial"/>
-          <w:sz w:val="20"/>
-          <w:szCs w:val="20"/>
-        </w:rPr>
-        <w:t xml:space="preserve">, </w:t>
-      </w:r>
-      <w:r>
-        <w:rPr>
-          <w:rFonts w:ascii="Arial" w:hAnsi="Arial" w:cs="Arial"/>
-          <w:sz w:val="20"/>
-          <w:szCs w:val="20"/>
-        </w:rPr>
-        <w:t xml:space="preserve">as seen in </w:t>
+        <w:t xml:space="preserve">, as seen in </w:t>
       </w:r>
       <w:r>
         <w:rPr>
@@ -5931,59 +5888,23 @@
           <w:sz w:val="20"/>
           <w:szCs w:val="20"/>
         </w:rPr>
-        <w:t xml:space="preserve">. For this </w:t>
+        <w:t>. For this reason we did the</w:t>
       </w:r>
-      <w:proofErr w:type="gramStart"/>
       <w:r>
         <w:rPr>
           <w:rFonts w:ascii="Arial" w:hAnsi="Arial" w:cs="Arial"/>
           <w:sz w:val="20"/>
           <w:szCs w:val="20"/>
         </w:rPr>
-        <w:t>reason</w:t>
+        <w:t xml:space="preserve"> final </w:t>
       </w:r>
-      <w:proofErr w:type="gramEnd"/>
       <w:r>
         <w:rPr>
           <w:rFonts w:ascii="Arial" w:hAnsi="Arial" w:cs="Arial"/>
           <w:sz w:val="20"/>
           <w:szCs w:val="20"/>
         </w:rPr>
-        <w:t xml:space="preserve"> we did the</w:t>
-      </w:r>
-      <w:r>
-        <w:rPr>
-          <w:rFonts w:ascii="Arial" w:hAnsi="Arial" w:cs="Arial"/>
-          <w:sz w:val="20"/>
-          <w:szCs w:val="20"/>
-        </w:rPr>
-        <w:t xml:space="preserve"> final </w:t>
-      </w:r>
-      <w:r>
-        <w:rPr>
-          <w:rFonts w:ascii="Arial" w:hAnsi="Arial" w:cs="Arial"/>
-          <w:sz w:val="20"/>
-          <w:szCs w:val="20"/>
-        </w:rPr>
-        <w:t xml:space="preserve">evaluation </w:t>
-      </w:r>
-      <w:proofErr w:type="gramStart"/>
-      <w:r>
-        <w:rPr>
-          <w:rFonts w:ascii="Arial" w:hAnsi="Arial" w:cs="Arial"/>
-          <w:sz w:val="20"/>
-          <w:szCs w:val="20"/>
-        </w:rPr>
-        <w:t>on</w:t>
-      </w:r>
-      <w:proofErr w:type="gramEnd"/>
-      <w:r>
-        <w:rPr>
-          <w:rFonts w:ascii="Arial" w:hAnsi="Arial" w:cs="Arial"/>
-          <w:sz w:val="20"/>
-          <w:szCs w:val="20"/>
-        </w:rPr>
-        <w:t xml:space="preserve"> the data it was trained on.</w:t>
+        <w:t>evaluation on the data it was trained on.</w:t>
       </w:r>
     </w:p>
     <w:p>
@@ -6099,25 +6020,7 @@
           <w:sz w:val="20"/>
           <w:szCs w:val="20"/>
         </w:rPr>
-        <w:t xml:space="preserve"> Although the performance can be considered comparable in many metrics, especially when there isn’t much to improve with such high scores, </w:t>
-      </w:r>
-      <w:proofErr w:type="gramStart"/>
-      <w:r>
-        <w:rPr>
-          <w:rFonts w:ascii="Arial" w:hAnsi="Arial" w:cs="Arial"/>
-          <w:sz w:val="20"/>
-          <w:szCs w:val="20"/>
-        </w:rPr>
-        <w:t>finetuning</w:t>
-      </w:r>
-      <w:proofErr w:type="gramEnd"/>
-      <w:r>
-        <w:rPr>
-          <w:rFonts w:ascii="Arial" w:hAnsi="Arial" w:cs="Arial"/>
-          <w:sz w:val="20"/>
-          <w:szCs w:val="20"/>
-        </w:rPr>
-        <w:t xml:space="preserve"> always lead to a higher AUC.</w:t>
+        <w:t xml:space="preserve"> Although the performance can be considered comparable in many metrics, especially when there isn’t much to improve with such high scores, finetuning always lead to a higher AUC.</w:t>
       </w:r>
       <w:r>
         <w:rPr>
@@ -6274,6 +6177,7 @@
           <w:sz w:val="16"/>
           <w:szCs w:val="16"/>
         </w:rPr>
+        <w:lastRenderedPageBreak/>
         <w:t>Table 2.</w:t>
       </w:r>
       <w:r>
@@ -6904,7 +6808,7 @@
                 <w:sz w:val="20"/>
                 <w:szCs w:val="20"/>
               </w:rPr>
-              <w:t>No Finetuning</w:t>
+              <w:t>Frozen</w:t>
             </w:r>
           </w:p>
           <w:p>
@@ -12504,7 +12408,7 @@
                 <w:sz w:val="20"/>
                 <w:szCs w:val="20"/>
               </w:rPr>
-              <w:t>No Finetuning</w:t>
+              <w:t>Frozen</w:t>
             </w:r>
           </w:p>
           <w:p>
@@ -17148,6 +17052,7 @@
           <w:sz w:val="22"/>
           <w:szCs w:val="22"/>
         </w:rPr>
+        <w:lastRenderedPageBreak/>
         <w:drawing>
           <wp:inline distT="0" distB="0" distL="0" distR="0" wp14:anchorId="2C99992E" wp14:editId="1B9649F6">
             <wp:extent cx="5943600" cy="2059940"/>
@@ -17208,7 +17113,6 @@
           <w:sz w:val="16"/>
           <w:szCs w:val="16"/>
         </w:rPr>
-        <w:lastRenderedPageBreak/>
         <w:t xml:space="preserve">Figure </w:t>
       </w:r>
       <w:r>
@@ -17390,7 +17294,7 @@
           <w:sz w:val="16"/>
           <w:szCs w:val="16"/>
         </w:rPr>
-        <w:t>3</w:t>
+        <w:t>3a,b,c</w:t>
       </w:r>
       <w:r>
         <w:rPr>
@@ -17400,16 +17304,6 @@
           <w:sz w:val="16"/>
           <w:szCs w:val="16"/>
         </w:rPr>
-        <w:t>a,b,c</w:t>
-      </w:r>
-      <w:r>
-        <w:rPr>
-          <w:rFonts w:ascii="Arial" w:hAnsi="Arial" w:cs="Arial"/>
-          <w:b/>
-          <w:bCs/>
-          <w:sz w:val="16"/>
-          <w:szCs w:val="16"/>
-        </w:rPr>
         <w:t>.</w:t>
       </w:r>
       <w:r>
@@ -17426,7 +17320,23 @@
           <w:sz w:val="16"/>
           <w:szCs w:val="16"/>
         </w:rPr>
-        <w:t>The Confusion matrix (left, a), The Loss Curve (middle, b), The ROC Curve (right, c); from the best frozen DinoV2 model; also referenced in bold in Table 2.</w:t>
+        <w:t xml:space="preserve">The Confusion matrix (left, a), The Loss Curve (middle, b), The ROC Curve (right, c); from the best </w:t>
+      </w:r>
+      <w:r>
+        <w:rPr>
+          <w:rFonts w:ascii="Arial" w:hAnsi="Arial" w:cs="Arial"/>
+          <w:sz w:val="16"/>
+          <w:szCs w:val="16"/>
+        </w:rPr>
+        <w:t>finetuning</w:t>
+      </w:r>
+      <w:r>
+        <w:rPr>
+          <w:rFonts w:ascii="Arial" w:hAnsi="Arial" w:cs="Arial"/>
+          <w:sz w:val="16"/>
+          <w:szCs w:val="16"/>
+        </w:rPr>
+        <w:t xml:space="preserve"> DinoV2 model; also referenced in bold in Table 2.</w:t>
       </w:r>
     </w:p>
     <w:p>
@@ -17503,7 +17413,23 @@
           <w:sz w:val="20"/>
           <w:szCs w:val="20"/>
         </w:rPr>
-        <w:t xml:space="preserve"> [-----]</w:t>
+        <w:t xml:space="preserve"> </w:t>
+      </w:r>
+      <w:r>
+        <w:rPr>
+          <w:rFonts w:ascii="Arial" w:hAnsi="Arial" w:cs="Arial"/>
+          <w:sz w:val="20"/>
+          <w:szCs w:val="20"/>
+        </w:rPr>
+        <w:t xml:space="preserve">developed a model to evaluate </w:t>
+      </w:r>
+      <w:r>
+        <w:rPr>
+          <w:rFonts w:ascii="Arial" w:hAnsi="Arial" w:cs="Arial"/>
+          <w:sz w:val="20"/>
+          <w:szCs w:val="20"/>
+        </w:rPr>
+        <w:t>the likelihood of knee osteoarthritis in radiographs using the DinoV2 model. Our results shows that as the amount of data increases, so does the performance and generalizability of our model. We were also able to evaluate the effects of finetuning or freezing the DinoV2 model and were able to achieve an extremely high level of performance.</w:t>
       </w:r>
     </w:p>
     <w:p>
@@ -17538,7 +17464,6 @@
     <w:p>
       <w:pPr>
         <w:spacing w:after="60" w:line="240" w:lineRule="auto"/>
-        <w:ind w:left="720" w:hanging="720"/>
       </w:pPr>
       <w:r>
         <w:rPr>
@@ -17557,11 +17482,26 @@
       </w:r>
       <w:r>
         <w:rPr>
-          <w:rFonts w:ascii="Arial" w:hAnsi="Arial" w:cs="Arial"/>
           <w:sz w:val="20"/>
           <w:szCs w:val="20"/>
         </w:rPr>
-        <w:t>a</w:t>
+        <w:t>Oquab, M., Darcet, T., Moutakanni, T., Vo, H., Szafraniec, M., Khalidov, V., Fernandez, P., Haziza, D., Massa, F., El-Nouby, A., Assran, M., Ballas, N., Galuba, W., Howes, R., Huang, P.-Y., Li, S.-W., Misra, I., Rabbat, M., Sharma, V., &amp; Synnaeve, G. (2023, April 14). </w:t>
+      </w:r>
+      <w:r>
+        <w:rPr>
+          <w:i/>
+          <w:iCs/>
+          <w:sz w:val="20"/>
+          <w:szCs w:val="20"/>
+        </w:rPr>
+        <w:t>DINOv2: Learning Robust Visual Features without Supervision</w:t>
+      </w:r>
+      <w:r>
+        <w:rPr>
+          <w:sz w:val="20"/>
+          <w:szCs w:val="20"/>
+        </w:rPr>
+        <w:t>. ArXiv.org. https://doi.org/10.48550/arXiv.2304.07193</w:t>
       </w:r>
     </w:p>
     <w:sectPr>
@@ -18282,7 +18222,6 @@
   <w:style w:type="character" w:default="1" w:styleId="DefaultParagraphFont">
     <w:name w:val="Default Paragraph Font"/>
     <w:uiPriority w:val="1"/>
-    <w:semiHidden/>
     <w:unhideWhenUsed/>
   </w:style>
   <w:style w:type="table" w:default="1" w:styleId="TableNormal">
@@ -18625,6 +18564,17 @@
       </w:tblBorders>
     </w:tblPr>
   </w:style>
+  <w:style w:type="paragraph" w:styleId="NormalWeb">
+    <w:name w:val="Normal (Web)"/>
+    <w:basedOn w:val="Normal"/>
+    <w:uiPriority w:val="99"/>
+    <w:semiHidden/>
+    <w:unhideWhenUsed/>
+    <w:rsid w:val="00724684"/>
+    <w:rPr>
+      <w:rFonts w:ascii="Times New Roman" w:hAnsi="Times New Roman" w:cs="Times New Roman"/>
+    </w:rPr>
+  </w:style>
 </w:styles>
 </file>
 

--- a/HI2459_finalproject-option1-report_jeb382.docx
+++ b/HI2459_finalproject-option1-report_jeb382.docx
@@ -105,7 +105,23 @@
           <w:sz w:val="20"/>
           <w:szCs w:val="20"/>
         </w:rPr>
-        <w:t>caused by the cartiliage in your knee joints breaking down and causing the bones to rub together. This is associated with pain, swelling, and stiffness.</w:t>
+        <w:t xml:space="preserve">caused by the </w:t>
+      </w:r>
+      <w:r>
+        <w:rPr>
+          <w:rFonts w:ascii="Arial" w:hAnsi="Arial" w:cs="Arial"/>
+          <w:sz w:val="20"/>
+          <w:szCs w:val="20"/>
+        </w:rPr>
+        <w:t>cartilage</w:t>
+      </w:r>
+      <w:r>
+        <w:rPr>
+          <w:rFonts w:ascii="Arial" w:hAnsi="Arial" w:cs="Arial"/>
+          <w:sz w:val="20"/>
+          <w:szCs w:val="20"/>
+        </w:rPr>
+        <w:t xml:space="preserve"> in your knee joints breaking down and causing the bones to rub together. This is associated with pain, swelling, and stiffness.</w:t>
       </w:r>
       <w:r>
         <w:rPr>
@@ -168,8 +184,8 @@
         <w:spacing w:line="240" w:lineRule="auto"/>
         <w:rPr>
           <w:rFonts w:ascii="Arial" w:hAnsi="Arial" w:cs="Arial"/>
-          <w:sz w:val="20"/>
-          <w:szCs w:val="20"/>
+          <w:sz w:val="22"/>
+          <w:szCs w:val="22"/>
         </w:rPr>
       </w:pPr>
       <w:r>
@@ -178,59 +194,23 @@
           <w:b/>
           <w:bCs/>
         </w:rPr>
-        <w:t>2.1 Dataset</w:t>
+        <w:t>2.</w:t>
       </w:r>
-      <w:r>
-        <w:rPr>
-          <w:rFonts w:ascii="Arial" w:hAnsi="Arial" w:cs="Arial"/>
-          <w:sz w:val="22"/>
-          <w:szCs w:val="22"/>
-        </w:rPr>
-        <w:br/>
-      </w:r>
-      <w:r>
-        <w:rPr>
-          <w:rFonts w:ascii="Arial" w:hAnsi="Arial" w:cs="Arial"/>
-          <w:sz w:val="20"/>
-          <w:szCs w:val="20"/>
-        </w:rPr>
-        <w:t>[about dataset</w:t>
-      </w:r>
-      <w:r>
-        <w:rPr>
-          <w:rFonts w:ascii="Arial" w:hAnsi="Arial" w:cs="Arial"/>
-          <w:sz w:val="20"/>
-          <w:szCs w:val="20"/>
-        </w:rPr>
-        <w:t>]</w:t>
-      </w:r>
-    </w:p>
-    <w:p>
-      <w:pPr>
-        <w:spacing w:line="240" w:lineRule="auto"/>
-        <w:rPr>
-          <w:rFonts w:ascii="Arial" w:hAnsi="Arial" w:cs="Arial"/>
-          <w:sz w:val="22"/>
-          <w:szCs w:val="22"/>
-        </w:rPr>
-      </w:pPr>
-    </w:p>
-    <w:p>
-      <w:pPr>
-        <w:spacing w:line="240" w:lineRule="auto"/>
-        <w:rPr>
-          <w:rFonts w:ascii="Arial" w:hAnsi="Arial" w:cs="Arial"/>
-          <w:sz w:val="22"/>
-          <w:szCs w:val="22"/>
-        </w:rPr>
-      </w:pPr>
       <w:r>
         <w:rPr>
           <w:rFonts w:ascii="Arial" w:hAnsi="Arial" w:cs="Arial"/>
           <w:b/>
           <w:bCs/>
         </w:rPr>
-        <w:t xml:space="preserve">2.2 </w:t>
+        <w:t>1</w:t>
+      </w:r>
+      <w:r>
+        <w:rPr>
+          <w:rFonts w:ascii="Arial" w:hAnsi="Arial" w:cs="Arial"/>
+          <w:b/>
+          <w:bCs/>
+        </w:rPr>
+        <w:t xml:space="preserve"> </w:t>
       </w:r>
       <w:r>
         <w:rPr>
@@ -435,7 +415,23 @@
           <w:b/>
           <w:bCs/>
         </w:rPr>
-        <w:t xml:space="preserve">2.4 </w:t>
+        <w:t>2.</w:t>
+      </w:r>
+      <w:r>
+        <w:rPr>
+          <w:rFonts w:ascii="Arial" w:hAnsi="Arial" w:cs="Arial"/>
+          <w:b/>
+          <w:bCs/>
+        </w:rPr>
+        <w:t>2</w:t>
+      </w:r>
+      <w:r>
+        <w:rPr>
+          <w:rFonts w:ascii="Arial" w:hAnsi="Arial" w:cs="Arial"/>
+          <w:b/>
+          <w:bCs/>
+        </w:rPr>
+        <w:t xml:space="preserve"> </w:t>
       </w:r>
       <w:r>
         <w:rPr>
@@ -515,7 +511,6 @@
           <w:sz w:val="20"/>
           <w:szCs w:val="20"/>
         </w:rPr>
-        <w:lastRenderedPageBreak/>
         <w:t>Metrics used for evaluation was AUC, accuracy, marco-f1, and for both classes: precision, recall, and f1-score. There was also a generated Confusion Matrix, Loss curve, and ROC-AUC curve.</w:t>
       </w:r>
     </w:p>
@@ -544,6 +539,7 @@
           <w:b/>
           <w:bCs/>
         </w:rPr>
+        <w:lastRenderedPageBreak/>
         <w:t>2.3 Experiments</w:t>
       </w:r>
       <w:r>
@@ -6177,7 +6173,6 @@
           <w:sz w:val="16"/>
           <w:szCs w:val="16"/>
         </w:rPr>
-        <w:lastRenderedPageBreak/>
         <w:t>Table 2.</w:t>
       </w:r>
       <w:r>

--- a/HI2459_finalproject-option1-report_jeb382.docx
+++ b/HI2459_finalproject-option1-report_jeb382.docx
@@ -145,7 +145,25 @@
           <w:sz w:val="20"/>
           <w:szCs w:val="20"/>
         </w:rPr>
-        <w:t xml:space="preserve"> worldwide, impacting 365 million people. Medical professionals are very busy and the evaluation of radiographs are a prime target to use with automated AI tools to decrease the amount of time it takes a medical professional to make their diagnosis.</w:t>
+        <w:t xml:space="preserve"> worldwide, impacting 365 million people. Medical professionals are very </w:t>
+      </w:r>
+      <w:proofErr w:type="gramStart"/>
+      <w:r>
+        <w:rPr>
+          <w:rFonts w:ascii="Arial" w:hAnsi="Arial" w:cs="Arial"/>
+          <w:sz w:val="20"/>
+          <w:szCs w:val="20"/>
+        </w:rPr>
+        <w:t>busy</w:t>
+      </w:r>
+      <w:proofErr w:type="gramEnd"/>
+      <w:r>
+        <w:rPr>
+          <w:rFonts w:ascii="Arial" w:hAnsi="Arial" w:cs="Arial"/>
+          <w:sz w:val="20"/>
+          <w:szCs w:val="20"/>
+        </w:rPr>
+        <w:t xml:space="preserve"> and the evaluation of radiographs are a prime target to use with automated AI tools to decrease the amount of time it takes a medical professional to make their diagnosis.</w:t>
       </w:r>
     </w:p>
     <w:p>
@@ -276,7 +294,15 @@
           <w:sz w:val="20"/>
           <w:szCs w:val="20"/>
         </w:rPr>
-        <w:t>, or rather ViT, is used as a backbone to extract features from out input images. These features are then given to an MLP as a classification head for a binary label decided by a threshold of 0.5 on the confidence percentage that the input image is [----]</w:t>
+        <w:t xml:space="preserve">, or rather ViT, is used as a backbone to extract features from out input images. These features are then given to an MLP as a classification head for a binary label decided by a threshold of 0.5 on the confidence percentage that the input image </w:t>
+      </w:r>
+      <w:r>
+        <w:rPr>
+          <w:rFonts w:ascii="Arial" w:hAnsi="Arial" w:cs="Arial"/>
+          <w:sz w:val="20"/>
+          <w:szCs w:val="20"/>
+        </w:rPr>
+        <w:t>shows Knee Osteoarthritis.</w:t>
       </w:r>
     </w:p>
     <w:p>
@@ -457,7 +483,23 @@
           <w:sz w:val="20"/>
           <w:szCs w:val="20"/>
         </w:rPr>
-        <w:t>The model was trained on a split of training data that is adjusted with a seperate validation split during training, and able to be evaluated with another split of testing data that is unseen. This is open to change as discussed later in capturing certain results. Given a split of 70% training data, the other 30% is split evenly between the validation and testing set.</w:t>
+        <w:t xml:space="preserve">The model was trained on a split of training data that is adjusted with a </w:t>
+      </w:r>
+      <w:r>
+        <w:rPr>
+          <w:rFonts w:ascii="Arial" w:hAnsi="Arial" w:cs="Arial"/>
+          <w:sz w:val="20"/>
+          <w:szCs w:val="20"/>
+        </w:rPr>
+        <w:t>separate</w:t>
+      </w:r>
+      <w:r>
+        <w:rPr>
+          <w:rFonts w:ascii="Arial" w:hAnsi="Arial" w:cs="Arial"/>
+          <w:sz w:val="20"/>
+          <w:szCs w:val="20"/>
+        </w:rPr>
+        <w:t xml:space="preserve"> validation split during training, and able to be evaluated with another split of testing data that is unseen. This is open to change as discussed later in capturing certain results. Given a split of 70% training data, the other 30% is split evenly between the validation and testing set.</w:t>
       </w:r>
     </w:p>
     <w:p>
@@ -475,7 +517,25 @@
           <w:sz w:val="20"/>
           <w:szCs w:val="20"/>
         </w:rPr>
-        <w:t>They were ran on CUDA on a personal PC.</w:t>
+        <w:t xml:space="preserve">They were </w:t>
+      </w:r>
+      <w:proofErr w:type="gramStart"/>
+      <w:r>
+        <w:rPr>
+          <w:rFonts w:ascii="Arial" w:hAnsi="Arial" w:cs="Arial"/>
+          <w:sz w:val="20"/>
+          <w:szCs w:val="20"/>
+        </w:rPr>
+        <w:t>ran</w:t>
+      </w:r>
+      <w:proofErr w:type="gramEnd"/>
+      <w:r>
+        <w:rPr>
+          <w:rFonts w:ascii="Arial" w:hAnsi="Arial" w:cs="Arial"/>
+          <w:sz w:val="20"/>
+          <w:szCs w:val="20"/>
+        </w:rPr>
+        <w:t xml:space="preserve"> on CUDA on a personal PC.</w:t>
       </w:r>
     </w:p>
     <w:p>
@@ -493,7 +553,25 @@
           <w:sz w:val="20"/>
           <w:szCs w:val="20"/>
         </w:rPr>
-        <w:t>It utilized the Cross Entropy Loss function and was optimized with Adam.</w:t>
+        <w:t xml:space="preserve">It utilized the Cross Entropy Loss function and was optimized </w:t>
+      </w:r>
+      <w:proofErr w:type="gramStart"/>
+      <w:r>
+        <w:rPr>
+          <w:rFonts w:ascii="Arial" w:hAnsi="Arial" w:cs="Arial"/>
+          <w:sz w:val="20"/>
+          <w:szCs w:val="20"/>
+        </w:rPr>
+        <w:t>with</w:t>
+      </w:r>
+      <w:proofErr w:type="gramEnd"/>
+      <w:r>
+        <w:rPr>
+          <w:rFonts w:ascii="Arial" w:hAnsi="Arial" w:cs="Arial"/>
+          <w:sz w:val="20"/>
+          <w:szCs w:val="20"/>
+        </w:rPr>
+        <w:t xml:space="preserve"> Adam.</w:t>
       </w:r>
     </w:p>
     <w:p>
@@ -511,7 +589,43 @@
           <w:sz w:val="20"/>
           <w:szCs w:val="20"/>
         </w:rPr>
-        <w:t>Metrics used for evaluation was AUC, accuracy, marco-f1, and for both classes: precision, recall, and f1-score. There was also a generated Confusion Matrix, Loss curve, and ROC-AUC curve.</w:t>
+        <w:t xml:space="preserve">Metrics used for evaluation </w:t>
+      </w:r>
+      <w:proofErr w:type="gramStart"/>
+      <w:r>
+        <w:rPr>
+          <w:rFonts w:ascii="Arial" w:hAnsi="Arial" w:cs="Arial"/>
+          <w:sz w:val="20"/>
+          <w:szCs w:val="20"/>
+        </w:rPr>
+        <w:t>was</w:t>
+      </w:r>
+      <w:proofErr w:type="gramEnd"/>
+      <w:r>
+        <w:rPr>
+          <w:rFonts w:ascii="Arial" w:hAnsi="Arial" w:cs="Arial"/>
+          <w:sz w:val="20"/>
+          <w:szCs w:val="20"/>
+        </w:rPr>
+        <w:t xml:space="preserve"> AUC, accuracy, marco-f1, and for both classes: precision, recall, and f1-score. There </w:t>
+      </w:r>
+      <w:proofErr w:type="gramStart"/>
+      <w:r>
+        <w:rPr>
+          <w:rFonts w:ascii="Arial" w:hAnsi="Arial" w:cs="Arial"/>
+          <w:sz w:val="20"/>
+          <w:szCs w:val="20"/>
+        </w:rPr>
+        <w:t>was</w:t>
+      </w:r>
+      <w:proofErr w:type="gramEnd"/>
+      <w:r>
+        <w:rPr>
+          <w:rFonts w:ascii="Arial" w:hAnsi="Arial" w:cs="Arial"/>
+          <w:sz w:val="20"/>
+          <w:szCs w:val="20"/>
+        </w:rPr>
+        <w:t xml:space="preserve"> also a generated Confusion Matrix, Loss curve, and ROC-AUC curve.</w:t>
       </w:r>
     </w:p>
     <w:p>
@@ -5818,39 +5932,111 @@
           <w:sz w:val="20"/>
           <w:szCs w:val="20"/>
         </w:rPr>
-        <w:t>These metrics were not derived from a unseen testing split; as when the amount of training data increases, there is fewer data to do the evaluation. This result in it being evaluated on very specific cases and will peak at around 70%</w:t>
-      </w:r>
+        <w:t xml:space="preserve">These metrics were not derived from </w:t>
+      </w:r>
+      <w:proofErr w:type="gramStart"/>
       <w:r>
         <w:rPr>
           <w:rFonts w:ascii="Arial" w:hAnsi="Arial" w:cs="Arial"/>
           <w:sz w:val="20"/>
           <w:szCs w:val="20"/>
         </w:rPr>
-        <w:t xml:space="preserve"> </w:t>
-      </w:r>
+        <w:t>a</w:t>
+      </w:r>
+      <w:proofErr w:type="gramEnd"/>
       <w:r>
         <w:rPr>
           <w:rFonts w:ascii="Arial" w:hAnsi="Arial" w:cs="Arial"/>
           <w:sz w:val="20"/>
           <w:szCs w:val="20"/>
         </w:rPr>
-        <w:t xml:space="preserve">before decreasing around </w:t>
-      </w:r>
+        <w:t xml:space="preserve"> unseen testing split; as when the amount of training data increases, there is </w:t>
+      </w:r>
+      <w:proofErr w:type="gramStart"/>
       <w:r>
         <w:rPr>
           <w:rFonts w:ascii="Arial" w:hAnsi="Arial" w:cs="Arial"/>
           <w:sz w:val="20"/>
           <w:szCs w:val="20"/>
         </w:rPr>
-        <w:t xml:space="preserve">the limit of </w:t>
-      </w:r>
+        <w:t>fewer</w:t>
+      </w:r>
+      <w:proofErr w:type="gramEnd"/>
       <w:r>
         <w:rPr>
           <w:rFonts w:ascii="Arial" w:hAnsi="Arial" w:cs="Arial"/>
           <w:sz w:val="20"/>
           <w:szCs w:val="20"/>
         </w:rPr>
-        <w:t xml:space="preserve">100% which </w:t>
+        <w:t xml:space="preserve"> data to do the evaluation. This result in it being evaluated </w:t>
+      </w:r>
+      <w:proofErr w:type="gramStart"/>
+      <w:r>
+        <w:rPr>
+          <w:rFonts w:ascii="Arial" w:hAnsi="Arial" w:cs="Arial"/>
+          <w:sz w:val="20"/>
+          <w:szCs w:val="20"/>
+        </w:rPr>
+        <w:t>on</w:t>
+      </w:r>
+      <w:proofErr w:type="gramEnd"/>
+      <w:r>
+        <w:rPr>
+          <w:rFonts w:ascii="Arial" w:hAnsi="Arial" w:cs="Arial"/>
+          <w:sz w:val="20"/>
+          <w:szCs w:val="20"/>
+        </w:rPr>
+        <w:t xml:space="preserve"> very specific cases and will peak at around 70%</w:t>
+      </w:r>
+      <w:r>
+        <w:rPr>
+          <w:rFonts w:ascii="Arial" w:hAnsi="Arial" w:cs="Arial"/>
+          <w:sz w:val="20"/>
+          <w:szCs w:val="20"/>
+        </w:rPr>
+        <w:t xml:space="preserve"> </w:t>
+      </w:r>
+      <w:r>
+        <w:rPr>
+          <w:rFonts w:ascii="Arial" w:hAnsi="Arial" w:cs="Arial"/>
+          <w:sz w:val="20"/>
+          <w:szCs w:val="20"/>
+        </w:rPr>
+        <w:t xml:space="preserve">before decreasing around </w:t>
+      </w:r>
+      <w:r>
+        <w:rPr>
+          <w:rFonts w:ascii="Arial" w:hAnsi="Arial" w:cs="Arial"/>
+          <w:sz w:val="20"/>
+          <w:szCs w:val="20"/>
+        </w:rPr>
+        <w:t xml:space="preserve">the limit of </w:t>
+      </w:r>
+      <w:r>
+        <w:rPr>
+          <w:rFonts w:ascii="Arial" w:hAnsi="Arial" w:cs="Arial"/>
+          <w:sz w:val="20"/>
+          <w:szCs w:val="20"/>
+        </w:rPr>
+        <w:t>100%</w:t>
+      </w:r>
+      <w:proofErr w:type="gramStart"/>
+      <w:r>
+        <w:rPr>
+          <w:rFonts w:ascii="Arial" w:hAnsi="Arial" w:cs="Arial"/>
+          <w:sz w:val="20"/>
+          <w:szCs w:val="20"/>
+        </w:rPr>
+        <w:t xml:space="preserve"> which</w:t>
+      </w:r>
+      <w:proofErr w:type="gramEnd"/>
+      <w:r>
+        <w:rPr>
+          <w:rFonts w:ascii="Arial" w:hAnsi="Arial" w:cs="Arial"/>
+          <w:sz w:val="20"/>
+          <w:szCs w:val="20"/>
+        </w:rPr>
+        <w:t xml:space="preserve"> </w:t>
       </w:r>
       <w:r>
         <w:rPr>
@@ -5884,23 +6070,59 @@
           <w:sz w:val="20"/>
           <w:szCs w:val="20"/>
         </w:rPr>
-        <w:t>. For this reason we did the</w:t>
-      </w:r>
+        <w:t xml:space="preserve">. For this </w:t>
+      </w:r>
+      <w:proofErr w:type="gramStart"/>
       <w:r>
         <w:rPr>
           <w:rFonts w:ascii="Arial" w:hAnsi="Arial" w:cs="Arial"/>
           <w:sz w:val="20"/>
           <w:szCs w:val="20"/>
         </w:rPr>
-        <w:t xml:space="preserve"> final </w:t>
-      </w:r>
+        <w:t>reason</w:t>
+      </w:r>
+      <w:proofErr w:type="gramEnd"/>
       <w:r>
         <w:rPr>
           <w:rFonts w:ascii="Arial" w:hAnsi="Arial" w:cs="Arial"/>
           <w:sz w:val="20"/>
           <w:szCs w:val="20"/>
         </w:rPr>
-        <w:t>evaluation on the data it was trained on.</w:t>
+        <w:t xml:space="preserve"> we did the</w:t>
+      </w:r>
+      <w:r>
+        <w:rPr>
+          <w:rFonts w:ascii="Arial" w:hAnsi="Arial" w:cs="Arial"/>
+          <w:sz w:val="20"/>
+          <w:szCs w:val="20"/>
+        </w:rPr>
+        <w:t xml:space="preserve"> final </w:t>
+      </w:r>
+      <w:r>
+        <w:rPr>
+          <w:rFonts w:ascii="Arial" w:hAnsi="Arial" w:cs="Arial"/>
+          <w:sz w:val="20"/>
+          <w:szCs w:val="20"/>
+        </w:rPr>
+        <w:t xml:space="preserve">evaluation </w:t>
+      </w:r>
+      <w:proofErr w:type="gramStart"/>
+      <w:r>
+        <w:rPr>
+          <w:rFonts w:ascii="Arial" w:hAnsi="Arial" w:cs="Arial"/>
+          <w:sz w:val="20"/>
+          <w:szCs w:val="20"/>
+        </w:rPr>
+        <w:t>on</w:t>
+      </w:r>
+      <w:proofErr w:type="gramEnd"/>
+      <w:r>
+        <w:rPr>
+          <w:rFonts w:ascii="Arial" w:hAnsi="Arial" w:cs="Arial"/>
+          <w:sz w:val="20"/>
+          <w:szCs w:val="20"/>
+        </w:rPr>
+        <w:t xml:space="preserve"> the data it was trained on.</w:t>
       </w:r>
     </w:p>
     <w:p>
@@ -6016,7 +6238,25 @@
           <w:sz w:val="20"/>
           <w:szCs w:val="20"/>
         </w:rPr>
-        <w:t xml:space="preserve"> Although the performance can be considered comparable in many metrics, especially when there isn’t much to improve with such high scores, finetuning always lead to a higher AUC.</w:t>
+        <w:t xml:space="preserve"> Although the performance can be considered comparable in many metrics, especially when there isn’t much to improve with such high scores, </w:t>
+      </w:r>
+      <w:proofErr w:type="gramStart"/>
+      <w:r>
+        <w:rPr>
+          <w:rFonts w:ascii="Arial" w:hAnsi="Arial" w:cs="Arial"/>
+          <w:sz w:val="20"/>
+          <w:szCs w:val="20"/>
+        </w:rPr>
+        <w:t>finetuning</w:t>
+      </w:r>
+      <w:proofErr w:type="gramEnd"/>
+      <w:r>
+        <w:rPr>
+          <w:rFonts w:ascii="Arial" w:hAnsi="Arial" w:cs="Arial"/>
+          <w:sz w:val="20"/>
+          <w:szCs w:val="20"/>
+        </w:rPr>
+        <w:t xml:space="preserve"> always lead to a higher AUC.</w:t>
       </w:r>
       <w:r>
         <w:rPr>
@@ -17424,7 +17664,43 @@
           <w:sz w:val="20"/>
           <w:szCs w:val="20"/>
         </w:rPr>
-        <w:t>the likelihood of knee osteoarthritis in radiographs using the DinoV2 model. Our results shows that as the amount of data increases, so does the performance and generalizability of our model. We were also able to evaluate the effects of finetuning or freezing the DinoV2 model and were able to achieve an extremely high level of performance.</w:t>
+        <w:t xml:space="preserve">the likelihood of knee osteoarthritis in radiographs using the DinoV2 model. Our results </w:t>
+      </w:r>
+      <w:proofErr w:type="gramStart"/>
+      <w:r>
+        <w:rPr>
+          <w:rFonts w:ascii="Arial" w:hAnsi="Arial" w:cs="Arial"/>
+          <w:sz w:val="20"/>
+          <w:szCs w:val="20"/>
+        </w:rPr>
+        <w:t>shows</w:t>
+      </w:r>
+      <w:proofErr w:type="gramEnd"/>
+      <w:r>
+        <w:rPr>
+          <w:rFonts w:ascii="Arial" w:hAnsi="Arial" w:cs="Arial"/>
+          <w:sz w:val="20"/>
+          <w:szCs w:val="20"/>
+        </w:rPr>
+        <w:t xml:space="preserve"> that as the amount of data increases, so </w:t>
+      </w:r>
+      <w:proofErr w:type="gramStart"/>
+      <w:r>
+        <w:rPr>
+          <w:rFonts w:ascii="Arial" w:hAnsi="Arial" w:cs="Arial"/>
+          <w:sz w:val="20"/>
+          <w:szCs w:val="20"/>
+        </w:rPr>
+        <w:t>does</w:t>
+      </w:r>
+      <w:proofErr w:type="gramEnd"/>
+      <w:r>
+        <w:rPr>
+          <w:rFonts w:ascii="Arial" w:hAnsi="Arial" w:cs="Arial"/>
+          <w:sz w:val="20"/>
+          <w:szCs w:val="20"/>
+        </w:rPr>
+        <w:t xml:space="preserve"> the performance and generalizability of our model. We were also able to evaluate the effects of finetuning or freezing the DinoV2 model and were able to achieve an extremely high level of performance.</w:t>
       </w:r>
     </w:p>
     <w:p>
@@ -17475,12 +17751,117 @@
         </w:rPr>
         <w:tab/>
       </w:r>
+      <w:proofErr w:type="spellStart"/>
       <w:r>
         <w:rPr>
           <w:sz w:val="20"/>
           <w:szCs w:val="20"/>
         </w:rPr>
-        <w:t>Oquab, M., Darcet, T., Moutakanni, T., Vo, H., Szafraniec, M., Khalidov, V., Fernandez, P., Haziza, D., Massa, F., El-Nouby, A., Assran, M., Ballas, N., Galuba, W., Howes, R., Huang, P.-Y., Li, S.-W., Misra, I., Rabbat, M., Sharma, V., &amp; Synnaeve, G. (2023, April 14). </w:t>
+        <w:t>Oquab</w:t>
+      </w:r>
+      <w:proofErr w:type="spellEnd"/>
+      <w:r>
+        <w:rPr>
+          <w:sz w:val="20"/>
+          <w:szCs w:val="20"/>
+        </w:rPr>
+        <w:t xml:space="preserve">, M., </w:t>
+      </w:r>
+      <w:proofErr w:type="spellStart"/>
+      <w:r>
+        <w:rPr>
+          <w:sz w:val="20"/>
+          <w:szCs w:val="20"/>
+        </w:rPr>
+        <w:t>Darcet</w:t>
+      </w:r>
+      <w:proofErr w:type="spellEnd"/>
+      <w:r>
+        <w:rPr>
+          <w:sz w:val="20"/>
+          <w:szCs w:val="20"/>
+        </w:rPr>
+        <w:t xml:space="preserve">, T., </w:t>
+      </w:r>
+      <w:proofErr w:type="spellStart"/>
+      <w:r>
+        <w:rPr>
+          <w:sz w:val="20"/>
+          <w:szCs w:val="20"/>
+        </w:rPr>
+        <w:t>Moutakanni</w:t>
+      </w:r>
+      <w:proofErr w:type="spellEnd"/>
+      <w:r>
+        <w:rPr>
+          <w:sz w:val="20"/>
+          <w:szCs w:val="20"/>
+        </w:rPr>
+        <w:t>, T., Vo, H., Szafraniec, M., Khalidov, V., Fernandez, P., Haziza, D., Massa, F., El-</w:t>
+      </w:r>
+      <w:proofErr w:type="spellStart"/>
+      <w:r>
+        <w:rPr>
+          <w:sz w:val="20"/>
+          <w:szCs w:val="20"/>
+        </w:rPr>
+        <w:t>Nouby</w:t>
+      </w:r>
+      <w:proofErr w:type="spellEnd"/>
+      <w:r>
+        <w:rPr>
+          <w:sz w:val="20"/>
+          <w:szCs w:val="20"/>
+        </w:rPr>
+        <w:t xml:space="preserve">, A., </w:t>
+      </w:r>
+      <w:proofErr w:type="spellStart"/>
+      <w:r>
+        <w:rPr>
+          <w:sz w:val="20"/>
+          <w:szCs w:val="20"/>
+        </w:rPr>
+        <w:t>Assran</w:t>
+      </w:r>
+      <w:proofErr w:type="spellEnd"/>
+      <w:r>
+        <w:rPr>
+          <w:sz w:val="20"/>
+          <w:szCs w:val="20"/>
+        </w:rPr>
+        <w:t xml:space="preserve">, M., Ballas, N., </w:t>
+      </w:r>
+      <w:proofErr w:type="spellStart"/>
+      <w:r>
+        <w:rPr>
+          <w:sz w:val="20"/>
+          <w:szCs w:val="20"/>
+        </w:rPr>
+        <w:t>Galuba</w:t>
+      </w:r>
+      <w:proofErr w:type="spellEnd"/>
+      <w:r>
+        <w:rPr>
+          <w:sz w:val="20"/>
+          <w:szCs w:val="20"/>
+        </w:rPr>
+        <w:t xml:space="preserve">, W., Howes, R., Huang, P.-Y., Li, S.-W., Misra, I., Rabbat, M., Sharma, V., &amp; </w:t>
+      </w:r>
+      <w:proofErr w:type="spellStart"/>
+      <w:r>
+        <w:rPr>
+          <w:sz w:val="20"/>
+          <w:szCs w:val="20"/>
+        </w:rPr>
+        <w:t>Synnaeve</w:t>
+      </w:r>
+      <w:proofErr w:type="spellEnd"/>
+      <w:r>
+        <w:rPr>
+          <w:sz w:val="20"/>
+          <w:szCs w:val="20"/>
+        </w:rPr>
+        <w:t>, G. (2023, April 14). </w:t>
       </w:r>
       <w:r>
         <w:rPr>

--- a/HI2459_finalproject-option1-report_jeb382.docx
+++ b/HI2459_finalproject-option1-report_jeb382.docx
@@ -129,41 +129,7 @@
           <w:sz w:val="20"/>
           <w:szCs w:val="20"/>
         </w:rPr>
-        <w:t xml:space="preserve"> It is diagnosed by a medical professional evaluating a radiograph of the knee. It affects</w:t>
-      </w:r>
-      <w:r>
-        <w:rPr>
-          <w:rFonts w:ascii="Arial" w:hAnsi="Arial" w:cs="Arial"/>
-          <w:sz w:val="20"/>
-          <w:szCs w:val="20"/>
-        </w:rPr>
-        <w:t xml:space="preserve"> roughly 23% of adults over 40</w:t>
-      </w:r>
-      <w:r>
-        <w:rPr>
-          <w:rFonts w:ascii="Arial" w:hAnsi="Arial" w:cs="Arial"/>
-          <w:sz w:val="20"/>
-          <w:szCs w:val="20"/>
-        </w:rPr>
-        <w:t xml:space="preserve"> worldwide, impacting 365 million people. Medical professionals are very </w:t>
-      </w:r>
-      <w:proofErr w:type="gramStart"/>
-      <w:r>
-        <w:rPr>
-          <w:rFonts w:ascii="Arial" w:hAnsi="Arial" w:cs="Arial"/>
-          <w:sz w:val="20"/>
-          <w:szCs w:val="20"/>
-        </w:rPr>
-        <w:t>busy</w:t>
-      </w:r>
-      <w:proofErr w:type="gramEnd"/>
-      <w:r>
-        <w:rPr>
-          <w:rFonts w:ascii="Arial" w:hAnsi="Arial" w:cs="Arial"/>
-          <w:sz w:val="20"/>
-          <w:szCs w:val="20"/>
-        </w:rPr>
-        <w:t xml:space="preserve"> and the evaluation of radiographs are a prime target to use with automated AI tools to decrease the amount of time it takes a medical professional to make their diagnosis.</w:t>
+        <w:t xml:space="preserve"> It is diagnosed by a medical professional evaluating a radiograph of the knee. It affects roughly 23% of adults over 40 worldwide, impacting 365 million people. Medical professionals are very busy and the evaluation of radiographs are a prime target to use with automated AI tools to decrease the amount of time it takes a medical professional to make their diagnosis.</w:t>
       </w:r>
     </w:p>
     <w:p>
@@ -322,7 +288,7 @@
           <w:szCs w:val="22"/>
         </w:rPr>
         <w:drawing>
-          <wp:inline distT="0" distB="0" distL="0" distR="0" wp14:anchorId="2F21BB5D" wp14:editId="12A5A11C">
+          <wp:inline distT="0" distB="0" distL="0" distR="0" wp14:anchorId="2F21BB5D" wp14:editId="69DD333D">
             <wp:extent cx="5943600" cy="1823646"/>
             <wp:effectExtent l="0" t="0" r="0" b="5715"/>
             <wp:docPr id="1994982975" name="Picture 1"/>
@@ -337,7 +303,7 @@
                     <pic:cNvPicPr/>
                   </pic:nvPicPr>
                   <pic:blipFill>
-                    <a:blip r:embed="rId5" cstate="print">
+                    <a:blip r:embed="rId7" cstate="print">
                       <a:extLst>
                         <a:ext uri="{28A0092B-C50C-407E-A947-70E740481C1C}">
                           <a14:useLocalDpi xmlns:a14="http://schemas.microsoft.com/office/drawing/2010/main" val="0"/>
@@ -517,25 +483,7 @@
           <w:sz w:val="20"/>
           <w:szCs w:val="20"/>
         </w:rPr>
-        <w:t xml:space="preserve">They were </w:t>
-      </w:r>
-      <w:proofErr w:type="gramStart"/>
-      <w:r>
-        <w:rPr>
-          <w:rFonts w:ascii="Arial" w:hAnsi="Arial" w:cs="Arial"/>
-          <w:sz w:val="20"/>
-          <w:szCs w:val="20"/>
-        </w:rPr>
-        <w:t>ran</w:t>
-      </w:r>
-      <w:proofErr w:type="gramEnd"/>
-      <w:r>
-        <w:rPr>
-          <w:rFonts w:ascii="Arial" w:hAnsi="Arial" w:cs="Arial"/>
-          <w:sz w:val="20"/>
-          <w:szCs w:val="20"/>
-        </w:rPr>
-        <w:t xml:space="preserve"> on CUDA on a personal PC.</w:t>
+        <w:t>They were ran on CUDA on a personal PC.</w:t>
       </w:r>
     </w:p>
     <w:p>
@@ -553,25 +501,7 @@
           <w:sz w:val="20"/>
           <w:szCs w:val="20"/>
         </w:rPr>
-        <w:t xml:space="preserve">It utilized the Cross Entropy Loss function and was optimized </w:t>
-      </w:r>
-      <w:proofErr w:type="gramStart"/>
-      <w:r>
-        <w:rPr>
-          <w:rFonts w:ascii="Arial" w:hAnsi="Arial" w:cs="Arial"/>
-          <w:sz w:val="20"/>
-          <w:szCs w:val="20"/>
-        </w:rPr>
-        <w:t>with</w:t>
-      </w:r>
-      <w:proofErr w:type="gramEnd"/>
-      <w:r>
-        <w:rPr>
-          <w:rFonts w:ascii="Arial" w:hAnsi="Arial" w:cs="Arial"/>
-          <w:sz w:val="20"/>
-          <w:szCs w:val="20"/>
-        </w:rPr>
-        <w:t xml:space="preserve"> Adam.</w:t>
+        <w:t>It utilized the Cross Entropy Loss function and was optimized with Adam.</w:t>
       </w:r>
     </w:p>
     <w:p>
@@ -589,43 +519,7 @@
           <w:sz w:val="20"/>
           <w:szCs w:val="20"/>
         </w:rPr>
-        <w:t xml:space="preserve">Metrics used for evaluation </w:t>
-      </w:r>
-      <w:proofErr w:type="gramStart"/>
-      <w:r>
-        <w:rPr>
-          <w:rFonts w:ascii="Arial" w:hAnsi="Arial" w:cs="Arial"/>
-          <w:sz w:val="20"/>
-          <w:szCs w:val="20"/>
-        </w:rPr>
-        <w:t>was</w:t>
-      </w:r>
-      <w:proofErr w:type="gramEnd"/>
-      <w:r>
-        <w:rPr>
-          <w:rFonts w:ascii="Arial" w:hAnsi="Arial" w:cs="Arial"/>
-          <w:sz w:val="20"/>
-          <w:szCs w:val="20"/>
-        </w:rPr>
-        <w:t xml:space="preserve"> AUC, accuracy, marco-f1, and for both classes: precision, recall, and f1-score. There </w:t>
-      </w:r>
-      <w:proofErr w:type="gramStart"/>
-      <w:r>
-        <w:rPr>
-          <w:rFonts w:ascii="Arial" w:hAnsi="Arial" w:cs="Arial"/>
-          <w:sz w:val="20"/>
-          <w:szCs w:val="20"/>
-        </w:rPr>
-        <w:t>was</w:t>
-      </w:r>
-      <w:proofErr w:type="gramEnd"/>
-      <w:r>
-        <w:rPr>
-          <w:rFonts w:ascii="Arial" w:hAnsi="Arial" w:cs="Arial"/>
-          <w:sz w:val="20"/>
-          <w:szCs w:val="20"/>
-        </w:rPr>
-        <w:t xml:space="preserve"> also a generated Confusion Matrix, Loss curve, and ROC-AUC curve.</w:t>
+        <w:t>Metrics used for evaluation was AUC, accuracy, marco-f1, and for both classes: precision, recall, and f1-score. There was also a generated Confusion Matrix, Loss curve, and ROC-AUC curve.</w:t>
       </w:r>
     </w:p>
     <w:p>
@@ -5932,111 +5826,39 @@
           <w:sz w:val="20"/>
           <w:szCs w:val="20"/>
         </w:rPr>
-        <w:t xml:space="preserve">These metrics were not derived from </w:t>
+        <w:t>These metrics were not derived from a unseen testing split; as when the amount of training data increases, there is fewer data to do the evaluation. This result in it being evaluated on very specific cases and will peak at around 70%</w:t>
       </w:r>
-      <w:proofErr w:type="gramStart"/>
       <w:r>
         <w:rPr>
           <w:rFonts w:ascii="Arial" w:hAnsi="Arial" w:cs="Arial"/>
           <w:sz w:val="20"/>
           <w:szCs w:val="20"/>
         </w:rPr>
-        <w:t>a</w:t>
+        <w:t xml:space="preserve"> </w:t>
       </w:r>
-      <w:proofErr w:type="gramEnd"/>
       <w:r>
         <w:rPr>
           <w:rFonts w:ascii="Arial" w:hAnsi="Arial" w:cs="Arial"/>
           <w:sz w:val="20"/>
           <w:szCs w:val="20"/>
         </w:rPr>
-        <w:t xml:space="preserve"> unseen testing split; as when the amount of training data increases, there is </w:t>
+        <w:t xml:space="preserve">before decreasing around </w:t>
       </w:r>
-      <w:proofErr w:type="gramStart"/>
       <w:r>
         <w:rPr>
           <w:rFonts w:ascii="Arial" w:hAnsi="Arial" w:cs="Arial"/>
           <w:sz w:val="20"/>
           <w:szCs w:val="20"/>
         </w:rPr>
-        <w:t>fewer</w:t>
+        <w:t xml:space="preserve">the limit of </w:t>
       </w:r>
-      <w:proofErr w:type="gramEnd"/>
       <w:r>
         <w:rPr>
           <w:rFonts w:ascii="Arial" w:hAnsi="Arial" w:cs="Arial"/>
           <w:sz w:val="20"/>
           <w:szCs w:val="20"/>
         </w:rPr>
-        <w:t xml:space="preserve"> data to do the evaluation. This result in it being evaluated </w:t>
-      </w:r>
-      <w:proofErr w:type="gramStart"/>
-      <w:r>
-        <w:rPr>
-          <w:rFonts w:ascii="Arial" w:hAnsi="Arial" w:cs="Arial"/>
-          <w:sz w:val="20"/>
-          <w:szCs w:val="20"/>
-        </w:rPr>
-        <w:t>on</w:t>
-      </w:r>
-      <w:proofErr w:type="gramEnd"/>
-      <w:r>
-        <w:rPr>
-          <w:rFonts w:ascii="Arial" w:hAnsi="Arial" w:cs="Arial"/>
-          <w:sz w:val="20"/>
-          <w:szCs w:val="20"/>
-        </w:rPr>
-        <w:t xml:space="preserve"> very specific cases and will peak at around 70%</w:t>
-      </w:r>
-      <w:r>
-        <w:rPr>
-          <w:rFonts w:ascii="Arial" w:hAnsi="Arial" w:cs="Arial"/>
-          <w:sz w:val="20"/>
-          <w:szCs w:val="20"/>
-        </w:rPr>
-        <w:t xml:space="preserve"> </w:t>
-      </w:r>
-      <w:r>
-        <w:rPr>
-          <w:rFonts w:ascii="Arial" w:hAnsi="Arial" w:cs="Arial"/>
-          <w:sz w:val="20"/>
-          <w:szCs w:val="20"/>
-        </w:rPr>
-        <w:t xml:space="preserve">before decreasing around </w:t>
-      </w:r>
-      <w:r>
-        <w:rPr>
-          <w:rFonts w:ascii="Arial" w:hAnsi="Arial" w:cs="Arial"/>
-          <w:sz w:val="20"/>
-          <w:szCs w:val="20"/>
-        </w:rPr>
-        <w:t xml:space="preserve">the limit of </w:t>
-      </w:r>
-      <w:r>
-        <w:rPr>
-          <w:rFonts w:ascii="Arial" w:hAnsi="Arial" w:cs="Arial"/>
-          <w:sz w:val="20"/>
-          <w:szCs w:val="20"/>
-        </w:rPr>
-        <w:t>100%</w:t>
-      </w:r>
-      <w:proofErr w:type="gramStart"/>
-      <w:r>
-        <w:rPr>
-          <w:rFonts w:ascii="Arial" w:hAnsi="Arial" w:cs="Arial"/>
-          <w:sz w:val="20"/>
-          <w:szCs w:val="20"/>
-        </w:rPr>
-        <w:t xml:space="preserve"> which</w:t>
-      </w:r>
-      <w:proofErr w:type="gramEnd"/>
-      <w:r>
-        <w:rPr>
-          <w:rFonts w:ascii="Arial" w:hAnsi="Arial" w:cs="Arial"/>
-          <w:sz w:val="20"/>
-          <w:szCs w:val="20"/>
-        </w:rPr>
-        <w:t xml:space="preserve"> </w:t>
+        <w:t xml:space="preserve">100% which </w:t>
       </w:r>
       <w:r>
         <w:rPr>
@@ -6070,59 +5892,23 @@
           <w:sz w:val="20"/>
           <w:szCs w:val="20"/>
         </w:rPr>
-        <w:t xml:space="preserve">. For this </w:t>
+        <w:t>. For this reason we did the</w:t>
       </w:r>
-      <w:proofErr w:type="gramStart"/>
       <w:r>
         <w:rPr>
           <w:rFonts w:ascii="Arial" w:hAnsi="Arial" w:cs="Arial"/>
           <w:sz w:val="20"/>
           <w:szCs w:val="20"/>
         </w:rPr>
-        <w:t>reason</w:t>
+        <w:t xml:space="preserve"> final </w:t>
       </w:r>
-      <w:proofErr w:type="gramEnd"/>
       <w:r>
         <w:rPr>
           <w:rFonts w:ascii="Arial" w:hAnsi="Arial" w:cs="Arial"/>
           <w:sz w:val="20"/>
           <w:szCs w:val="20"/>
         </w:rPr>
-        <w:t xml:space="preserve"> we did the</w:t>
-      </w:r>
-      <w:r>
-        <w:rPr>
-          <w:rFonts w:ascii="Arial" w:hAnsi="Arial" w:cs="Arial"/>
-          <w:sz w:val="20"/>
-          <w:szCs w:val="20"/>
-        </w:rPr>
-        <w:t xml:space="preserve"> final </w:t>
-      </w:r>
-      <w:r>
-        <w:rPr>
-          <w:rFonts w:ascii="Arial" w:hAnsi="Arial" w:cs="Arial"/>
-          <w:sz w:val="20"/>
-          <w:szCs w:val="20"/>
-        </w:rPr>
-        <w:t xml:space="preserve">evaluation </w:t>
-      </w:r>
-      <w:proofErr w:type="gramStart"/>
-      <w:r>
-        <w:rPr>
-          <w:rFonts w:ascii="Arial" w:hAnsi="Arial" w:cs="Arial"/>
-          <w:sz w:val="20"/>
-          <w:szCs w:val="20"/>
-        </w:rPr>
-        <w:t>on</w:t>
-      </w:r>
-      <w:proofErr w:type="gramEnd"/>
-      <w:r>
-        <w:rPr>
-          <w:rFonts w:ascii="Arial" w:hAnsi="Arial" w:cs="Arial"/>
-          <w:sz w:val="20"/>
-          <w:szCs w:val="20"/>
-        </w:rPr>
-        <w:t xml:space="preserve"> the data it was trained on.</w:t>
+        <w:t>evaluation on the data it was trained on.</w:t>
       </w:r>
     </w:p>
     <w:p>
@@ -6238,25 +6024,7 @@
           <w:sz w:val="20"/>
           <w:szCs w:val="20"/>
         </w:rPr>
-        <w:t xml:space="preserve"> Although the performance can be considered comparable in many metrics, especially when there isn’t much to improve with such high scores, </w:t>
-      </w:r>
-      <w:proofErr w:type="gramStart"/>
-      <w:r>
-        <w:rPr>
-          <w:rFonts w:ascii="Arial" w:hAnsi="Arial" w:cs="Arial"/>
-          <w:sz w:val="20"/>
-          <w:szCs w:val="20"/>
-        </w:rPr>
-        <w:t>finetuning</w:t>
-      </w:r>
-      <w:proofErr w:type="gramEnd"/>
-      <w:r>
-        <w:rPr>
-          <w:rFonts w:ascii="Arial" w:hAnsi="Arial" w:cs="Arial"/>
-          <w:sz w:val="20"/>
-          <w:szCs w:val="20"/>
-        </w:rPr>
-        <w:t xml:space="preserve"> always lead to a higher AUC.</w:t>
+        <w:t xml:space="preserve"> Although the performance can be considered comparable in many metrics, especially when there isn’t much to improve with such high scores, finetuning always lead to a higher AUC.</w:t>
       </w:r>
       <w:r>
         <w:rPr>
@@ -17304,7 +17072,7 @@
                     <pic:cNvPicPr/>
                   </pic:nvPicPr>
                   <pic:blipFill>
-                    <a:blip r:embed="rId6">
+                    <a:blip r:embed="rId8">
                       <a:extLst>
                         <a:ext uri="{28A0092B-C50C-407E-A947-70E740481C1C}">
                           <a14:useLocalDpi xmlns:a14="http://schemas.microsoft.com/office/drawing/2010/main" val="0"/>
@@ -17475,7 +17243,7 @@
                     <pic:cNvPicPr/>
                   </pic:nvPicPr>
                   <pic:blipFill>
-                    <a:blip r:embed="rId6">
+                    <a:blip r:embed="rId8">
                       <a:extLst>
                         <a:ext uri="{28A0092B-C50C-407E-A947-70E740481C1C}">
                           <a14:useLocalDpi xmlns:a14="http://schemas.microsoft.com/office/drawing/2010/main" val="0"/>
@@ -17664,43 +17432,7 @@
           <w:sz w:val="20"/>
           <w:szCs w:val="20"/>
         </w:rPr>
-        <w:t xml:space="preserve">the likelihood of knee osteoarthritis in radiographs using the DinoV2 model. Our results </w:t>
-      </w:r>
-      <w:proofErr w:type="gramStart"/>
-      <w:r>
-        <w:rPr>
-          <w:rFonts w:ascii="Arial" w:hAnsi="Arial" w:cs="Arial"/>
-          <w:sz w:val="20"/>
-          <w:szCs w:val="20"/>
-        </w:rPr>
-        <w:t>shows</w:t>
-      </w:r>
-      <w:proofErr w:type="gramEnd"/>
-      <w:r>
-        <w:rPr>
-          <w:rFonts w:ascii="Arial" w:hAnsi="Arial" w:cs="Arial"/>
-          <w:sz w:val="20"/>
-          <w:szCs w:val="20"/>
-        </w:rPr>
-        <w:t xml:space="preserve"> that as the amount of data increases, so </w:t>
-      </w:r>
-      <w:proofErr w:type="gramStart"/>
-      <w:r>
-        <w:rPr>
-          <w:rFonts w:ascii="Arial" w:hAnsi="Arial" w:cs="Arial"/>
-          <w:sz w:val="20"/>
-          <w:szCs w:val="20"/>
-        </w:rPr>
-        <w:t>does</w:t>
-      </w:r>
-      <w:proofErr w:type="gramEnd"/>
-      <w:r>
-        <w:rPr>
-          <w:rFonts w:ascii="Arial" w:hAnsi="Arial" w:cs="Arial"/>
-          <w:sz w:val="20"/>
-          <w:szCs w:val="20"/>
-        </w:rPr>
-        <w:t xml:space="preserve"> the performance and generalizability of our model. We were also able to evaluate the effects of finetuning or freezing the DinoV2 model and were able to achieve an extremely high level of performance.</w:t>
+        <w:t>the likelihood of knee osteoarthritis in radiographs using the DinoV2 model. Our results shows that as the amount of data increases, so does the performance and generalizability of our model. We were also able to evaluate the effects of finetuning or freezing the DinoV2 model and were able to achieve an extremely high level of performance.</w:t>
       </w:r>
     </w:p>
     <w:p>
@@ -17881,13 +17613,146 @@
       </w:r>
     </w:p>
     <w:sectPr>
+      <w:headerReference w:type="even" r:id="rId9"/>
+      <w:headerReference w:type="default" r:id="rId10"/>
+      <w:footerReference w:type="even" r:id="rId11"/>
+      <w:footerReference w:type="default" r:id="rId12"/>
+      <w:headerReference w:type="first" r:id="rId13"/>
+      <w:footerReference w:type="first" r:id="rId14"/>
       <w:pgSz w:w="12240" w:h="15840"/>
       <w:pgMar w:top="1440" w:right="1440" w:bottom="1440" w:left="1440" w:header="720" w:footer="720" w:gutter="0"/>
       <w:cols w:space="720"/>
+      <w:titlePg/>
       <w:docGrid w:linePitch="360"/>
     </w:sectPr>
   </w:body>
 </w:document>
+</file>
+
+<file path=word/endnotes.xml><?xml version="1.0" encoding="utf-8"?>
+<w:endnotes xmlns:wpc="http://schemas.microsoft.com/office/word/2010/wordprocessingCanvas" xmlns:cx="http://schemas.microsoft.com/office/drawing/2014/chartex" xmlns:cx1="http://schemas.microsoft.com/office/drawing/2015/9/8/chartex" xmlns:cx2="http://schemas.microsoft.com/office/drawing/2015/10/21/chartex" xmlns:cx3="http://schemas.microsoft.com/office/drawing/2016/5/9/chartex" xmlns:cx4="http://schemas.microsoft.com/office/drawing/2016/5/10/chartex" xmlns:cx5="http://schemas.microsoft.com/office/drawing/2016/5/11/chartex" xmlns:cx6="http://schemas.microsoft.com/office/drawing/2016/5/12/chartex" xmlns:cx7="http://schemas.microsoft.com/office/drawing/2016/5/13/chartex" xmlns:cx8="http://schemas.microsoft.com/office/drawing/2016/5/14/chartex" xmlns:mc="http://schemas.openxmlformats.org/markup-compatibility/2006" xmlns:aink="http://schemas.microsoft.com/office/drawing/2016/ink" xmlns:am3d="http://schemas.microsoft.com/office/drawing/2017/model3d" xmlns:o="urn:schemas-microsoft-com:office:office" xmlns:oel="http://schemas.microsoft.com/office/2019/extlst" xmlns:r="http://schemas.openxmlformats.org/officeDocument/2006/relationships" xmlns:m="http://schemas.openxmlformats.org/officeDocument/2006/math" xmlns:v="urn:schemas-microsoft-com:vml" xmlns:wp14="http://schemas.microsoft.com/office/word/2010/wordprocessingDrawing" xmlns:wp="http://schemas.openxmlformats.org/drawingml/2006/wordprocessingDrawing" xmlns:w10="urn:schemas-microsoft-com:office:word" xmlns:w="http://schemas.openxmlformats.org/wordprocessingml/2006/main" xmlns:w14="http://schemas.microsoft.com/office/word/2010/wordml" xmlns:w15="http://schemas.microsoft.com/office/word/2012/wordml" xmlns:w16cex="http://schemas.microsoft.com/office/word/2018/wordml/cex" xmlns:w16cid="http://schemas.microsoft.com/office/word/2016/wordml/cid" xmlns:w16="http://schemas.microsoft.com/office/word/2018/wordml" xmlns:w16du="http://schemas.microsoft.com/office/word/2023/wordml/word16du" xmlns:w16sdtdh="http://schemas.microsoft.com/office/word/2020/wordml/sdtdatahash" xmlns:w16sdtfl="http://schemas.microsoft.com/office/word/2024/wordml/sdtformatlock" xmlns:w16se="http://schemas.microsoft.com/office/word/2015/wordml/symex" xmlns:wpg="http://schemas.microsoft.com/office/word/2010/wordprocessingGroup" xmlns:wpi="http://schemas.microsoft.com/office/word/2010/wordprocessingInk" xmlns:wne="http://schemas.microsoft.com/office/word/2006/wordml" xmlns:wps="http://schemas.microsoft.com/office/word/2010/wordprocessingShape" mc:Ignorable="w14 w15 w16se w16cid w16 w16cex w16sdtdh w16sdtfl w16du wp14">
+  <w:endnote w:type="separator" w:id="-1">
+    <w:p>
+      <w:pPr>
+        <w:spacing w:after="0" w:line="240" w:lineRule="auto"/>
+      </w:pPr>
+      <w:r>
+        <w:separator/>
+      </w:r>
+    </w:p>
+  </w:endnote>
+  <w:endnote w:type="continuationSeparator" w:id="0">
+    <w:p>
+      <w:pPr>
+        <w:spacing w:after="0" w:line="240" w:lineRule="auto"/>
+      </w:pPr>
+      <w:r>
+        <w:continuationSeparator/>
+      </w:r>
+    </w:p>
+  </w:endnote>
+</w:endnotes>
+</file>
+
+<file path=word/footer1.xml><?xml version="1.0" encoding="utf-8"?>
+<w:ftr xmlns:wpc="http://schemas.microsoft.com/office/word/2010/wordprocessingCanvas" xmlns:cx="http://schemas.microsoft.com/office/drawing/2014/chartex" xmlns:cx1="http://schemas.microsoft.com/office/drawing/2015/9/8/chartex" xmlns:cx2="http://schemas.microsoft.com/office/drawing/2015/10/21/chartex" xmlns:cx3="http://schemas.microsoft.com/office/drawing/2016/5/9/chartex" xmlns:cx4="http://schemas.microsoft.com/office/drawing/2016/5/10/chartex" xmlns:cx5="http://schemas.microsoft.com/office/drawing/2016/5/11/chartex" xmlns:cx6="http://schemas.microsoft.com/office/drawing/2016/5/12/chartex" xmlns:cx7="http://schemas.microsoft.com/office/drawing/2016/5/13/chartex" xmlns:cx8="http://schemas.microsoft.com/office/drawing/2016/5/14/chartex" xmlns:mc="http://schemas.openxmlformats.org/markup-compatibility/2006" xmlns:aink="http://schemas.microsoft.com/office/drawing/2016/ink" xmlns:am3d="http://schemas.microsoft.com/office/drawing/2017/model3d" xmlns:o="urn:schemas-microsoft-com:office:office" xmlns:oel="http://schemas.microsoft.com/office/2019/extlst" xmlns:r="http://schemas.openxmlformats.org/officeDocument/2006/relationships" xmlns:m="http://schemas.openxmlformats.org/officeDocument/2006/math" xmlns:v="urn:schemas-microsoft-com:vml" xmlns:wp14="http://schemas.microsoft.com/office/word/2010/wordprocessingDrawing" xmlns:wp="http://schemas.openxmlformats.org/drawingml/2006/wordprocessingDrawing" xmlns:w10="urn:schemas-microsoft-com:office:word" xmlns:w="http://schemas.openxmlformats.org/wordprocessingml/2006/main" xmlns:w14="http://schemas.microsoft.com/office/word/2010/wordml" xmlns:w15="http://schemas.microsoft.com/office/word/2012/wordml" xmlns:w16cex="http://schemas.microsoft.com/office/word/2018/wordml/cex" xmlns:w16cid="http://schemas.microsoft.com/office/word/2016/wordml/cid" xmlns:w16="http://schemas.microsoft.com/office/word/2018/wordml" xmlns:w16du="http://schemas.microsoft.com/office/word/2023/wordml/word16du" xmlns:w16sdtdh="http://schemas.microsoft.com/office/word/2020/wordml/sdtdatahash" xmlns:w16sdtfl="http://schemas.microsoft.com/office/word/2024/wordml/sdtformatlock" xmlns:w16se="http://schemas.microsoft.com/office/word/2015/wordml/symex" xmlns:wpg="http://schemas.microsoft.com/office/word/2010/wordprocessingGroup" xmlns:wpi="http://schemas.microsoft.com/office/word/2010/wordprocessingInk" xmlns:wne="http://schemas.microsoft.com/office/word/2006/wordml" xmlns:wps="http://schemas.microsoft.com/office/word/2010/wordprocessingShape" mc:Ignorable="w14 w15 w16se w16cid w16 w16cex w16sdtdh w16sdtfl w16du wp14">
+  <w:p>
+    <w:pPr>
+      <w:pStyle w:val="Footer"/>
+    </w:pPr>
+  </w:p>
+</w:ftr>
+</file>
+
+<file path=word/footer2.xml><?xml version="1.0" encoding="utf-8"?>
+<w:ftr xmlns:wpc="http://schemas.microsoft.com/office/word/2010/wordprocessingCanvas" xmlns:cx="http://schemas.microsoft.com/office/drawing/2014/chartex" xmlns:cx1="http://schemas.microsoft.com/office/drawing/2015/9/8/chartex" xmlns:cx2="http://schemas.microsoft.com/office/drawing/2015/10/21/chartex" xmlns:cx3="http://schemas.microsoft.com/office/drawing/2016/5/9/chartex" xmlns:cx4="http://schemas.microsoft.com/office/drawing/2016/5/10/chartex" xmlns:cx5="http://schemas.microsoft.com/office/drawing/2016/5/11/chartex" xmlns:cx6="http://schemas.microsoft.com/office/drawing/2016/5/12/chartex" xmlns:cx7="http://schemas.microsoft.com/office/drawing/2016/5/13/chartex" xmlns:cx8="http://schemas.microsoft.com/office/drawing/2016/5/14/chartex" xmlns:mc="http://schemas.openxmlformats.org/markup-compatibility/2006" xmlns:aink="http://schemas.microsoft.com/office/drawing/2016/ink" xmlns:am3d="http://schemas.microsoft.com/office/drawing/2017/model3d" xmlns:o="urn:schemas-microsoft-com:office:office" xmlns:oel="http://schemas.microsoft.com/office/2019/extlst" xmlns:r="http://schemas.openxmlformats.org/officeDocument/2006/relationships" xmlns:m="http://schemas.openxmlformats.org/officeDocument/2006/math" xmlns:v="urn:schemas-microsoft-com:vml" xmlns:wp14="http://schemas.microsoft.com/office/word/2010/wordprocessingDrawing" xmlns:wp="http://schemas.openxmlformats.org/drawingml/2006/wordprocessingDrawing" xmlns:w10="urn:schemas-microsoft-com:office:word" xmlns:w="http://schemas.openxmlformats.org/wordprocessingml/2006/main" xmlns:w14="http://schemas.microsoft.com/office/word/2010/wordml" xmlns:w15="http://schemas.microsoft.com/office/word/2012/wordml" xmlns:w16cex="http://schemas.microsoft.com/office/word/2018/wordml/cex" xmlns:w16cid="http://schemas.microsoft.com/office/word/2016/wordml/cid" xmlns:w16="http://schemas.microsoft.com/office/word/2018/wordml" xmlns:w16du="http://schemas.microsoft.com/office/word/2023/wordml/word16du" xmlns:w16sdtdh="http://schemas.microsoft.com/office/word/2020/wordml/sdtdatahash" xmlns:w16sdtfl="http://schemas.microsoft.com/office/word/2024/wordml/sdtformatlock" xmlns:w16se="http://schemas.microsoft.com/office/word/2015/wordml/symex" xmlns:wpg="http://schemas.microsoft.com/office/word/2010/wordprocessingGroup" xmlns:wpi="http://schemas.microsoft.com/office/word/2010/wordprocessingInk" xmlns:wne="http://schemas.microsoft.com/office/word/2006/wordml" xmlns:wps="http://schemas.microsoft.com/office/word/2010/wordprocessingShape" mc:Ignorable="w14 w15 w16se w16cid w16 w16cex w16sdtdh w16sdtfl w16du wp14">
+  <w:p>
+    <w:pPr>
+      <w:pStyle w:val="Footer"/>
+    </w:pPr>
+  </w:p>
+</w:ftr>
+</file>
+
+<file path=word/footer3.xml><?xml version="1.0" encoding="utf-8"?>
+<w:ftr xmlns:wpc="http://schemas.microsoft.com/office/word/2010/wordprocessingCanvas" xmlns:cx="http://schemas.microsoft.com/office/drawing/2014/chartex" xmlns:cx1="http://schemas.microsoft.com/office/drawing/2015/9/8/chartex" xmlns:cx2="http://schemas.microsoft.com/office/drawing/2015/10/21/chartex" xmlns:cx3="http://schemas.microsoft.com/office/drawing/2016/5/9/chartex" xmlns:cx4="http://schemas.microsoft.com/office/drawing/2016/5/10/chartex" xmlns:cx5="http://schemas.microsoft.com/office/drawing/2016/5/11/chartex" xmlns:cx6="http://schemas.microsoft.com/office/drawing/2016/5/12/chartex" xmlns:cx7="http://schemas.microsoft.com/office/drawing/2016/5/13/chartex" xmlns:cx8="http://schemas.microsoft.com/office/drawing/2016/5/14/chartex" xmlns:mc="http://schemas.openxmlformats.org/markup-compatibility/2006" xmlns:aink="http://schemas.microsoft.com/office/drawing/2016/ink" xmlns:am3d="http://schemas.microsoft.com/office/drawing/2017/model3d" xmlns:o="urn:schemas-microsoft-com:office:office" xmlns:oel="http://schemas.microsoft.com/office/2019/extlst" xmlns:r="http://schemas.openxmlformats.org/officeDocument/2006/relationships" xmlns:m="http://schemas.openxmlformats.org/officeDocument/2006/math" xmlns:v="urn:schemas-microsoft-com:vml" xmlns:wp14="http://schemas.microsoft.com/office/word/2010/wordprocessingDrawing" xmlns:wp="http://schemas.openxmlformats.org/drawingml/2006/wordprocessingDrawing" xmlns:w10="urn:schemas-microsoft-com:office:word" xmlns:w="http://schemas.openxmlformats.org/wordprocessingml/2006/main" xmlns:w14="http://schemas.microsoft.com/office/word/2010/wordml" xmlns:w15="http://schemas.microsoft.com/office/word/2012/wordml" xmlns:w16cex="http://schemas.microsoft.com/office/word/2018/wordml/cex" xmlns:w16cid="http://schemas.microsoft.com/office/word/2016/wordml/cid" xmlns:w16="http://schemas.microsoft.com/office/word/2018/wordml" xmlns:w16du="http://schemas.microsoft.com/office/word/2023/wordml/word16du" xmlns:w16sdtdh="http://schemas.microsoft.com/office/word/2020/wordml/sdtdatahash" xmlns:w16sdtfl="http://schemas.microsoft.com/office/word/2024/wordml/sdtformatlock" xmlns:w16se="http://schemas.microsoft.com/office/word/2015/wordml/symex" xmlns:wpg="http://schemas.microsoft.com/office/word/2010/wordprocessingGroup" xmlns:wpi="http://schemas.microsoft.com/office/word/2010/wordprocessingInk" xmlns:wne="http://schemas.microsoft.com/office/word/2006/wordml" xmlns:wps="http://schemas.microsoft.com/office/word/2010/wordprocessingShape" mc:Ignorable="w14 w15 w16se w16cid w16 w16cex w16sdtdh w16sdtfl w16du wp14">
+  <w:p>
+    <w:pPr>
+      <w:pStyle w:val="Footer"/>
+    </w:pPr>
+    <w:hyperlink r:id="rId1" w:history="1">
+      <w:proofErr w:type="spellStart"/>
+      <w:r>
+        <w:rPr>
+          <w:rStyle w:val="Hyperlink"/>
+        </w:rPr>
+        <w:t>Github</w:t>
+      </w:r>
+      <w:proofErr w:type="spellEnd"/>
+      <w:r>
+        <w:rPr>
+          <w:rStyle w:val="Hyperlink"/>
+        </w:rPr>
+        <w:t xml:space="preserve"> Repo of Project</w:t>
+      </w:r>
+    </w:hyperlink>
+  </w:p>
+</w:ftr>
+</file>
+
+<file path=word/footnotes.xml><?xml version="1.0" encoding="utf-8"?>
+<w:footnotes xmlns:wpc="http://schemas.microsoft.com/office/word/2010/wordprocessingCanvas" xmlns:cx="http://schemas.microsoft.com/office/drawing/2014/chartex" xmlns:cx1="http://schemas.microsoft.com/office/drawing/2015/9/8/chartex" xmlns:cx2="http://schemas.microsoft.com/office/drawing/2015/10/21/chartex" xmlns:cx3="http://schemas.microsoft.com/office/drawing/2016/5/9/chartex" xmlns:cx4="http://schemas.microsoft.com/office/drawing/2016/5/10/chartex" xmlns:cx5="http://schemas.microsoft.com/office/drawing/2016/5/11/chartex" xmlns:cx6="http://schemas.microsoft.com/office/drawing/2016/5/12/chartex" xmlns:cx7="http://schemas.microsoft.com/office/drawing/2016/5/13/chartex" xmlns:cx8="http://schemas.microsoft.com/office/drawing/2016/5/14/chartex" xmlns:mc="http://schemas.openxmlformats.org/markup-compatibility/2006" xmlns:aink="http://schemas.microsoft.com/office/drawing/2016/ink" xmlns:am3d="http://schemas.microsoft.com/office/drawing/2017/model3d" xmlns:o="urn:schemas-microsoft-com:office:office" xmlns:oel="http://schemas.microsoft.com/office/2019/extlst" xmlns:r="http://schemas.openxmlformats.org/officeDocument/2006/relationships" xmlns:m="http://schemas.openxmlformats.org/officeDocument/2006/math" xmlns:v="urn:schemas-microsoft-com:vml" xmlns:wp14="http://schemas.microsoft.com/office/word/2010/wordprocessingDrawing" xmlns:wp="http://schemas.openxmlformats.org/drawingml/2006/wordprocessingDrawing" xmlns:w10="urn:schemas-microsoft-com:office:word" xmlns:w="http://schemas.openxmlformats.org/wordprocessingml/2006/main" xmlns:w14="http://schemas.microsoft.com/office/word/2010/wordml" xmlns:w15="http://schemas.microsoft.com/office/word/2012/wordml" xmlns:w16cex="http://schemas.microsoft.com/office/word/2018/wordml/cex" xmlns:w16cid="http://schemas.microsoft.com/office/word/2016/wordml/cid" xmlns:w16="http://schemas.microsoft.com/office/word/2018/wordml" xmlns:w16du="http://schemas.microsoft.com/office/word/2023/wordml/word16du" xmlns:w16sdtdh="http://schemas.microsoft.com/office/word/2020/wordml/sdtdatahash" xmlns:w16sdtfl="http://schemas.microsoft.com/office/word/2024/wordml/sdtformatlock" xmlns:w16se="http://schemas.microsoft.com/office/word/2015/wordml/symex" xmlns:wpg="http://schemas.microsoft.com/office/word/2010/wordprocessingGroup" xmlns:wpi="http://schemas.microsoft.com/office/word/2010/wordprocessingInk" xmlns:wne="http://schemas.microsoft.com/office/word/2006/wordml" xmlns:wps="http://schemas.microsoft.com/office/word/2010/wordprocessingShape" mc:Ignorable="w14 w15 w16se w16cid w16 w16cex w16sdtdh w16sdtfl w16du wp14">
+  <w:footnote w:type="separator" w:id="-1">
+    <w:p>
+      <w:pPr>
+        <w:spacing w:after="0" w:line="240" w:lineRule="auto"/>
+      </w:pPr>
+      <w:r>
+        <w:separator/>
+      </w:r>
+    </w:p>
+  </w:footnote>
+  <w:footnote w:type="continuationSeparator" w:id="0">
+    <w:p>
+      <w:pPr>
+        <w:spacing w:after="0" w:line="240" w:lineRule="auto"/>
+      </w:pPr>
+      <w:r>
+        <w:continuationSeparator/>
+      </w:r>
+    </w:p>
+  </w:footnote>
+</w:footnotes>
+</file>
+
+<file path=word/header1.xml><?xml version="1.0" encoding="utf-8"?>
+<w:hdr xmlns:wpc="http://schemas.microsoft.com/office/word/2010/wordprocessingCanvas" xmlns:cx="http://schemas.microsoft.com/office/drawing/2014/chartex" xmlns:cx1="http://schemas.microsoft.com/office/drawing/2015/9/8/chartex" xmlns:cx2="http://schemas.microsoft.com/office/drawing/2015/10/21/chartex" xmlns:cx3="http://schemas.microsoft.com/office/drawing/2016/5/9/chartex" xmlns:cx4="http://schemas.microsoft.com/office/drawing/2016/5/10/chartex" xmlns:cx5="http://schemas.microsoft.com/office/drawing/2016/5/11/chartex" xmlns:cx6="http://schemas.microsoft.com/office/drawing/2016/5/12/chartex" xmlns:cx7="http://schemas.microsoft.com/office/drawing/2016/5/13/chartex" xmlns:cx8="http://schemas.microsoft.com/office/drawing/2016/5/14/chartex" xmlns:mc="http://schemas.openxmlformats.org/markup-compatibility/2006" xmlns:aink="http://schemas.microsoft.com/office/drawing/2016/ink" xmlns:am3d="http://schemas.microsoft.com/office/drawing/2017/model3d" xmlns:o="urn:schemas-microsoft-com:office:office" xmlns:oel="http://schemas.microsoft.com/office/2019/extlst" xmlns:r="http://schemas.openxmlformats.org/officeDocument/2006/relationships" xmlns:m="http://schemas.openxmlformats.org/officeDocument/2006/math" xmlns:v="urn:schemas-microsoft-com:vml" xmlns:wp14="http://schemas.microsoft.com/office/word/2010/wordprocessingDrawing" xmlns:wp="http://schemas.openxmlformats.org/drawingml/2006/wordprocessingDrawing" xmlns:w10="urn:schemas-microsoft-com:office:word" xmlns:w="http://schemas.openxmlformats.org/wordprocessingml/2006/main" xmlns:w14="http://schemas.microsoft.com/office/word/2010/wordml" xmlns:w15="http://schemas.microsoft.com/office/word/2012/wordml" xmlns:w16cex="http://schemas.microsoft.com/office/word/2018/wordml/cex" xmlns:w16cid="http://schemas.microsoft.com/office/word/2016/wordml/cid" xmlns:w16="http://schemas.microsoft.com/office/word/2018/wordml" xmlns:w16du="http://schemas.microsoft.com/office/word/2023/wordml/word16du" xmlns:w16sdtdh="http://schemas.microsoft.com/office/word/2020/wordml/sdtdatahash" xmlns:w16sdtfl="http://schemas.microsoft.com/office/word/2024/wordml/sdtformatlock" xmlns:w16se="http://schemas.microsoft.com/office/word/2015/wordml/symex" xmlns:wpg="http://schemas.microsoft.com/office/word/2010/wordprocessingGroup" xmlns:wpi="http://schemas.microsoft.com/office/word/2010/wordprocessingInk" xmlns:wne="http://schemas.microsoft.com/office/word/2006/wordml" xmlns:wps="http://schemas.microsoft.com/office/word/2010/wordprocessingShape" mc:Ignorable="w14 w15 w16se w16cid w16 w16cex w16sdtdh w16sdtfl w16du wp14">
+  <w:p>
+    <w:pPr>
+      <w:pStyle w:val="Header"/>
+    </w:pPr>
+  </w:p>
+</w:hdr>
+</file>
+
+<file path=word/header2.xml><?xml version="1.0" encoding="utf-8"?>
+<w:hdr xmlns:wpc="http://schemas.microsoft.com/office/word/2010/wordprocessingCanvas" xmlns:cx="http://schemas.microsoft.com/office/drawing/2014/chartex" xmlns:cx1="http://schemas.microsoft.com/office/drawing/2015/9/8/chartex" xmlns:cx2="http://schemas.microsoft.com/office/drawing/2015/10/21/chartex" xmlns:cx3="http://schemas.microsoft.com/office/drawing/2016/5/9/chartex" xmlns:cx4="http://schemas.microsoft.com/office/drawing/2016/5/10/chartex" xmlns:cx5="http://schemas.microsoft.com/office/drawing/2016/5/11/chartex" xmlns:cx6="http://schemas.microsoft.com/office/drawing/2016/5/12/chartex" xmlns:cx7="http://schemas.microsoft.com/office/drawing/2016/5/13/chartex" xmlns:cx8="http://schemas.microsoft.com/office/drawing/2016/5/14/chartex" xmlns:mc="http://schemas.openxmlformats.org/markup-compatibility/2006" xmlns:aink="http://schemas.microsoft.com/office/drawing/2016/ink" xmlns:am3d="http://schemas.microsoft.com/office/drawing/2017/model3d" xmlns:o="urn:schemas-microsoft-com:office:office" xmlns:oel="http://schemas.microsoft.com/office/2019/extlst" xmlns:r="http://schemas.openxmlformats.org/officeDocument/2006/relationships" xmlns:m="http://schemas.openxmlformats.org/officeDocument/2006/math" xmlns:v="urn:schemas-microsoft-com:vml" xmlns:wp14="http://schemas.microsoft.com/office/word/2010/wordprocessingDrawing" xmlns:wp="http://schemas.openxmlformats.org/drawingml/2006/wordprocessingDrawing" xmlns:w10="urn:schemas-microsoft-com:office:word" xmlns:w="http://schemas.openxmlformats.org/wordprocessingml/2006/main" xmlns:w14="http://schemas.microsoft.com/office/word/2010/wordml" xmlns:w15="http://schemas.microsoft.com/office/word/2012/wordml" xmlns:w16cex="http://schemas.microsoft.com/office/word/2018/wordml/cex" xmlns:w16cid="http://schemas.microsoft.com/office/word/2016/wordml/cid" xmlns:w16="http://schemas.microsoft.com/office/word/2018/wordml" xmlns:w16du="http://schemas.microsoft.com/office/word/2023/wordml/word16du" xmlns:w16sdtdh="http://schemas.microsoft.com/office/word/2020/wordml/sdtdatahash" xmlns:w16sdtfl="http://schemas.microsoft.com/office/word/2024/wordml/sdtformatlock" xmlns:w16se="http://schemas.microsoft.com/office/word/2015/wordml/symex" xmlns:wpg="http://schemas.microsoft.com/office/word/2010/wordprocessingGroup" xmlns:wpi="http://schemas.microsoft.com/office/word/2010/wordprocessingInk" xmlns:wne="http://schemas.microsoft.com/office/word/2006/wordml" xmlns:wps="http://schemas.microsoft.com/office/word/2010/wordprocessingShape" mc:Ignorable="w14 w15 w16se w16cid w16 w16cex w16sdtdh w16sdtfl w16du wp14">
+  <w:p>
+    <w:pPr>
+      <w:pStyle w:val="Header"/>
+    </w:pPr>
+  </w:p>
+</w:hdr>
+</file>
+
+<file path=word/header3.xml><?xml version="1.0" encoding="utf-8"?>
+<w:hdr xmlns:wpc="http://schemas.microsoft.com/office/word/2010/wordprocessingCanvas" xmlns:cx="http://schemas.microsoft.com/office/drawing/2014/chartex" xmlns:cx1="http://schemas.microsoft.com/office/drawing/2015/9/8/chartex" xmlns:cx2="http://schemas.microsoft.com/office/drawing/2015/10/21/chartex" xmlns:cx3="http://schemas.microsoft.com/office/drawing/2016/5/9/chartex" xmlns:cx4="http://schemas.microsoft.com/office/drawing/2016/5/10/chartex" xmlns:cx5="http://schemas.microsoft.com/office/drawing/2016/5/11/chartex" xmlns:cx6="http://schemas.microsoft.com/office/drawing/2016/5/12/chartex" xmlns:cx7="http://schemas.microsoft.com/office/drawing/2016/5/13/chartex" xmlns:cx8="http://schemas.microsoft.com/office/drawing/2016/5/14/chartex" xmlns:mc="http://schemas.openxmlformats.org/markup-compatibility/2006" xmlns:aink="http://schemas.microsoft.com/office/drawing/2016/ink" xmlns:am3d="http://schemas.microsoft.com/office/drawing/2017/model3d" xmlns:o="urn:schemas-microsoft-com:office:office" xmlns:oel="http://schemas.microsoft.com/office/2019/extlst" xmlns:r="http://schemas.openxmlformats.org/officeDocument/2006/relationships" xmlns:m="http://schemas.openxmlformats.org/officeDocument/2006/math" xmlns:v="urn:schemas-microsoft-com:vml" xmlns:wp14="http://schemas.microsoft.com/office/word/2010/wordprocessingDrawing" xmlns:wp="http://schemas.openxmlformats.org/drawingml/2006/wordprocessingDrawing" xmlns:w10="urn:schemas-microsoft-com:office:word" xmlns:w="http://schemas.openxmlformats.org/wordprocessingml/2006/main" xmlns:w14="http://schemas.microsoft.com/office/word/2010/wordml" xmlns:w15="http://schemas.microsoft.com/office/word/2012/wordml" xmlns:w16cex="http://schemas.microsoft.com/office/word/2018/wordml/cex" xmlns:w16cid="http://schemas.microsoft.com/office/word/2016/wordml/cid" xmlns:w16="http://schemas.microsoft.com/office/word/2018/wordml" xmlns:w16du="http://schemas.microsoft.com/office/word/2023/wordml/word16du" xmlns:w16sdtdh="http://schemas.microsoft.com/office/word/2020/wordml/sdtdatahash" xmlns:w16sdtfl="http://schemas.microsoft.com/office/word/2024/wordml/sdtformatlock" xmlns:w16se="http://schemas.microsoft.com/office/word/2015/wordml/symex" xmlns:wpg="http://schemas.microsoft.com/office/word/2010/wordprocessingGroup" xmlns:wpi="http://schemas.microsoft.com/office/word/2010/wordprocessingInk" xmlns:wne="http://schemas.microsoft.com/office/word/2006/wordml" xmlns:wps="http://schemas.microsoft.com/office/word/2010/wordprocessingShape" mc:Ignorable="w14 w15 w16se w16cid w16 w16cex w16sdtdh w16sdtfl w16du wp14">
+  <w:p>
+    <w:pPr>
+      <w:pStyle w:val="Header"/>
+    </w:pPr>
+  </w:p>
+</w:hdr>
 </file>
 
 <file path=word/numbering.xml><?xml version="1.0" encoding="utf-8"?>
@@ -18598,6 +18463,7 @@
   <w:style w:type="character" w:default="1" w:styleId="DefaultParagraphFont">
     <w:name w:val="Default Paragraph Font"/>
     <w:uiPriority w:val="1"/>
+    <w:semiHidden/>
     <w:unhideWhenUsed/>
   </w:style>
   <w:style w:type="table" w:default="1" w:styleId="TableNormal">
@@ -18951,6 +18817,73 @@
       <w:rFonts w:ascii="Times New Roman" w:hAnsi="Times New Roman" w:cs="Times New Roman"/>
     </w:rPr>
   </w:style>
+  <w:style w:type="paragraph" w:styleId="Header">
+    <w:name w:val="header"/>
+    <w:basedOn w:val="Normal"/>
+    <w:link w:val="HeaderChar"/>
+    <w:uiPriority w:val="99"/>
+    <w:unhideWhenUsed/>
+    <w:rsid w:val="00517EBB"/>
+    <w:pPr>
+      <w:tabs>
+        <w:tab w:val="center" w:pos="4680"/>
+        <w:tab w:val="right" w:pos="9360"/>
+      </w:tabs>
+      <w:spacing w:after="0" w:line="240" w:lineRule="auto"/>
+    </w:pPr>
+  </w:style>
+  <w:style w:type="character" w:customStyle="1" w:styleId="HeaderChar">
+    <w:name w:val="Header Char"/>
+    <w:basedOn w:val="DefaultParagraphFont"/>
+    <w:link w:val="Header"/>
+    <w:uiPriority w:val="99"/>
+    <w:rsid w:val="00517EBB"/>
+  </w:style>
+  <w:style w:type="paragraph" w:styleId="Footer">
+    <w:name w:val="footer"/>
+    <w:basedOn w:val="Normal"/>
+    <w:link w:val="FooterChar"/>
+    <w:uiPriority w:val="99"/>
+    <w:unhideWhenUsed/>
+    <w:rsid w:val="00517EBB"/>
+    <w:pPr>
+      <w:tabs>
+        <w:tab w:val="center" w:pos="4680"/>
+        <w:tab w:val="right" w:pos="9360"/>
+      </w:tabs>
+      <w:spacing w:after="0" w:line="240" w:lineRule="auto"/>
+    </w:pPr>
+  </w:style>
+  <w:style w:type="character" w:customStyle="1" w:styleId="FooterChar">
+    <w:name w:val="Footer Char"/>
+    <w:basedOn w:val="DefaultParagraphFont"/>
+    <w:link w:val="Footer"/>
+    <w:uiPriority w:val="99"/>
+    <w:rsid w:val="00517EBB"/>
+  </w:style>
+  <w:style w:type="character" w:styleId="Hyperlink">
+    <w:name w:val="Hyperlink"/>
+    <w:basedOn w:val="DefaultParagraphFont"/>
+    <w:uiPriority w:val="99"/>
+    <w:unhideWhenUsed/>
+    <w:rsid w:val="00517EBB"/>
+    <w:rPr>
+      <w:color w:val="467886" w:themeColor="hyperlink"/>
+      <w:u w:val="single"/>
+    </w:rPr>
+  </w:style>
+  <w:style w:type="character" w:styleId="UnresolvedMention">
+    <w:name w:val="Unresolved Mention"/>
+    <w:basedOn w:val="DefaultParagraphFont"/>
+    <w:uiPriority w:val="99"/>
+    <w:semiHidden/>
+    <w:unhideWhenUsed/>
+    <w:rsid w:val="00517EBB"/>
+    <w:rPr>
+      <w:color w:val="605E5C"/>
+      <w:shd w:val="clear" w:color="auto" w:fill="E1DFDD"/>
+    </w:rPr>
+  </w:style>
 </w:styles>
 </file>
 

--- a/HI2459_finalproject-option1-report_jeb382.docx
+++ b/HI2459_finalproject-option1-report_jeb382.docx
@@ -288,7 +288,7 @@
           <w:szCs w:val="22"/>
         </w:rPr>
         <w:drawing>
-          <wp:inline distT="0" distB="0" distL="0" distR="0" wp14:anchorId="2F21BB5D" wp14:editId="69DD333D">
+          <wp:inline distT="0" distB="0" distL="0" distR="0" wp14:anchorId="2F21BB5D" wp14:editId="4843BD02">
             <wp:extent cx="5943600" cy="1823646"/>
             <wp:effectExtent l="0" t="0" r="0" b="5715"/>
             <wp:docPr id="1994982975" name="Picture 1"/>
@@ -6145,7 +6145,7 @@
           <w:sz w:val="20"/>
           <w:szCs w:val="20"/>
         </w:rPr>
-        <w:t xml:space="preserve">In terms of consistency in setup, it was a simple </w:t>
+        <w:t xml:space="preserve">In terms of consistency </w:t>
       </w:r>
       <w:r>
         <w:rPr>
@@ -6153,16 +6153,28 @@
           <w:sz w:val="20"/>
           <w:szCs w:val="20"/>
         </w:rPr>
-        <w:t>toggle,</w:t>
+        <w:t>finetuning was a little more sporadic with results, sometimes it’d go really well to not as good to even better as you move in a certain direction.</w:t>
       </w:r>
-      <w:r>
+    </w:p>
+    <w:p>
+      <w:pPr>
+        <w:spacing w:line="240" w:lineRule="auto"/>
         <w:rPr>
           <w:rFonts w:ascii="Arial" w:hAnsi="Arial" w:cs="Arial"/>
           <w:sz w:val="20"/>
           <w:szCs w:val="20"/>
         </w:rPr>
-        <w:t xml:space="preserve"> and neither is more inconsistent than the other.</w:t>
-      </w:r>
+      </w:pPr>
+    </w:p>
+    <w:p>
+      <w:pPr>
+        <w:spacing w:line="240" w:lineRule="auto"/>
+        <w:rPr>
+          <w:rFonts w:ascii="Arial" w:hAnsi="Arial" w:cs="Arial"/>
+          <w:sz w:val="20"/>
+          <w:szCs w:val="20"/>
+        </w:rPr>
+      </w:pPr>
     </w:p>
     <w:p>
       <w:pPr>
@@ -6181,6 +6193,7 @@
           <w:sz w:val="16"/>
           <w:szCs w:val="16"/>
         </w:rPr>
+        <w:lastRenderedPageBreak/>
         <w:t>Table 2.</w:t>
       </w:r>
       <w:r>
@@ -6885,7 +6898,7 @@
                 <w:sz w:val="20"/>
                 <w:szCs w:val="20"/>
               </w:rPr>
-              <w:t>0.961</w:t>
+              <w:t>0.986</w:t>
             </w:r>
           </w:p>
         </w:tc>
@@ -6903,17 +6916,21 @@
               <w:jc w:val="center"/>
               <w:rPr>
                 <w:rFonts w:ascii="Arial" w:hAnsi="Arial" w:cs="Arial"/>
-                <w:sz w:val="20"/>
-                <w:szCs w:val="20"/>
-              </w:rPr>
-            </w:pPr>
-            <w:r>
-              <w:rPr>
-                <w:rFonts w:ascii="Arial" w:hAnsi="Arial" w:cs="Arial"/>
-                <w:sz w:val="20"/>
-                <w:szCs w:val="20"/>
-              </w:rPr>
-              <w:t>0.97</w:t>
+                <w:b/>
+                <w:bCs/>
+                <w:sz w:val="20"/>
+                <w:szCs w:val="20"/>
+              </w:rPr>
+            </w:pPr>
+            <w:r>
+              <w:rPr>
+                <w:rFonts w:ascii="Arial" w:hAnsi="Arial" w:cs="Arial"/>
+                <w:b/>
+                <w:bCs/>
+                <w:sz w:val="20"/>
+                <w:szCs w:val="20"/>
+              </w:rPr>
+              <w:t>0.99</w:t>
             </w:r>
           </w:p>
         </w:tc>
@@ -6941,7 +6958,7 @@
                 <w:sz w:val="20"/>
                 <w:szCs w:val="20"/>
               </w:rPr>
-              <w:t>0.965</w:t>
+              <w:t>0.985</w:t>
             </w:r>
           </w:p>
         </w:tc>
@@ -6958,17 +6975,21 @@
               <w:jc w:val="center"/>
               <w:rPr>
                 <w:rFonts w:ascii="Arial" w:hAnsi="Arial" w:cs="Arial"/>
-                <w:sz w:val="20"/>
-                <w:szCs w:val="20"/>
-              </w:rPr>
-            </w:pPr>
-            <w:r>
-              <w:rPr>
-                <w:rFonts w:ascii="Arial" w:hAnsi="Arial" w:cs="Arial"/>
-                <w:sz w:val="20"/>
-                <w:szCs w:val="20"/>
-              </w:rPr>
-              <w:t>0.97</w:t>
+                <w:b/>
+                <w:bCs/>
+                <w:sz w:val="20"/>
+                <w:szCs w:val="20"/>
+              </w:rPr>
+            </w:pPr>
+            <w:r>
+              <w:rPr>
+                <w:rFonts w:ascii="Arial" w:hAnsi="Arial" w:cs="Arial"/>
+                <w:b/>
+                <w:bCs/>
+                <w:sz w:val="20"/>
+                <w:szCs w:val="20"/>
+              </w:rPr>
+              <w:t>0.99</w:t>
             </w:r>
           </w:p>
         </w:tc>
@@ -6985,17 +7006,21 @@
               <w:jc w:val="center"/>
               <w:rPr>
                 <w:rFonts w:ascii="Arial" w:hAnsi="Arial" w:cs="Arial"/>
-                <w:sz w:val="20"/>
-                <w:szCs w:val="20"/>
-              </w:rPr>
-            </w:pPr>
-            <w:r>
-              <w:rPr>
-                <w:rFonts w:ascii="Arial" w:hAnsi="Arial" w:cs="Arial"/>
-                <w:sz w:val="20"/>
-                <w:szCs w:val="20"/>
-              </w:rPr>
-              <w:t>0.97</w:t>
+                <w:b/>
+                <w:bCs/>
+                <w:sz w:val="20"/>
+                <w:szCs w:val="20"/>
+              </w:rPr>
+            </w:pPr>
+            <w:r>
+              <w:rPr>
+                <w:rFonts w:ascii="Arial" w:hAnsi="Arial" w:cs="Arial"/>
+                <w:b/>
+                <w:bCs/>
+                <w:sz w:val="20"/>
+                <w:szCs w:val="20"/>
+              </w:rPr>
+              <w:t>0.99</w:t>
             </w:r>
           </w:p>
         </w:tc>
@@ -7012,17 +7037,21 @@
               <w:jc w:val="center"/>
               <w:rPr>
                 <w:rFonts w:ascii="Arial" w:hAnsi="Arial" w:cs="Arial"/>
-                <w:sz w:val="20"/>
-                <w:szCs w:val="20"/>
-              </w:rPr>
-            </w:pPr>
-            <w:r>
-              <w:rPr>
-                <w:rFonts w:ascii="Arial" w:hAnsi="Arial" w:cs="Arial"/>
-                <w:sz w:val="20"/>
-                <w:szCs w:val="20"/>
-              </w:rPr>
-              <w:t>0.94</w:t>
+                <w:b/>
+                <w:bCs/>
+                <w:sz w:val="20"/>
+                <w:szCs w:val="20"/>
+              </w:rPr>
+            </w:pPr>
+            <w:r>
+              <w:rPr>
+                <w:rFonts w:ascii="Arial" w:hAnsi="Arial" w:cs="Arial"/>
+                <w:b/>
+                <w:bCs/>
+                <w:sz w:val="20"/>
+                <w:szCs w:val="20"/>
+              </w:rPr>
+              <w:t>0.98</w:t>
             </w:r>
           </w:p>
         </w:tc>
@@ -7039,13 +7068,17 @@
               <w:jc w:val="center"/>
               <w:rPr>
                 <w:rFonts w:ascii="Arial" w:hAnsi="Arial" w:cs="Arial"/>
-                <w:sz w:val="20"/>
-                <w:szCs w:val="20"/>
-              </w:rPr>
-            </w:pPr>
-            <w:r>
-              <w:rPr>
-                <w:rFonts w:ascii="Arial" w:hAnsi="Arial" w:cs="Arial"/>
+                <w:b/>
+                <w:bCs/>
+                <w:sz w:val="20"/>
+                <w:szCs w:val="20"/>
+              </w:rPr>
+            </w:pPr>
+            <w:r>
+              <w:rPr>
+                <w:rFonts w:ascii="Arial" w:hAnsi="Arial" w:cs="Arial"/>
+                <w:b/>
+                <w:bCs/>
                 <w:sz w:val="20"/>
                 <w:szCs w:val="20"/>
               </w:rPr>
@@ -7066,17 +7099,21 @@
               <w:jc w:val="center"/>
               <w:rPr>
                 <w:rFonts w:ascii="Arial" w:hAnsi="Arial" w:cs="Arial"/>
-                <w:sz w:val="20"/>
-                <w:szCs w:val="20"/>
-              </w:rPr>
-            </w:pPr>
-            <w:r>
-              <w:rPr>
-                <w:rFonts w:ascii="Arial" w:hAnsi="Arial" w:cs="Arial"/>
-                <w:sz w:val="20"/>
-                <w:szCs w:val="20"/>
-              </w:rPr>
-              <w:t>0.95</w:t>
+                <w:b/>
+                <w:bCs/>
+                <w:sz w:val="20"/>
+                <w:szCs w:val="20"/>
+              </w:rPr>
+            </w:pPr>
+            <w:r>
+              <w:rPr>
+                <w:rFonts w:ascii="Arial" w:hAnsi="Arial" w:cs="Arial"/>
+                <w:b/>
+                <w:bCs/>
+                <w:sz w:val="20"/>
+                <w:szCs w:val="20"/>
+              </w:rPr>
+              <w:t>0.98</w:t>
             </w:r>
           </w:p>
         </w:tc>
@@ -7090,17 +7127,21 @@
               <w:jc w:val="center"/>
               <w:rPr>
                 <w:rFonts w:ascii="Arial" w:hAnsi="Arial" w:cs="Arial"/>
-                <w:sz w:val="20"/>
-                <w:szCs w:val="20"/>
-              </w:rPr>
-            </w:pPr>
-            <w:r>
-              <w:rPr>
-                <w:rFonts w:ascii="Arial" w:hAnsi="Arial" w:cs="Arial"/>
-                <w:sz w:val="20"/>
-                <w:szCs w:val="20"/>
-              </w:rPr>
-              <w:t>0.98</w:t>
+                <w:b/>
+                <w:bCs/>
+                <w:sz w:val="20"/>
+                <w:szCs w:val="20"/>
+              </w:rPr>
+            </w:pPr>
+            <w:r>
+              <w:rPr>
+                <w:rFonts w:ascii="Arial" w:hAnsi="Arial" w:cs="Arial"/>
+                <w:b/>
+                <w:bCs/>
+                <w:sz w:val="20"/>
+                <w:szCs w:val="20"/>
+              </w:rPr>
+              <w:t>0.99</w:t>
             </w:r>
           </w:p>
         </w:tc>
@@ -7144,6 +7185,14 @@
                 <w:szCs w:val="20"/>
               </w:rPr>
             </w:pPr>
+            <w:r>
+              <w:rPr>
+                <w:rFonts w:ascii="Arial" w:hAnsi="Arial" w:cs="Arial"/>
+                <w:sz w:val="20"/>
+                <w:szCs w:val="20"/>
+              </w:rPr>
+              <w:t>30%</w:t>
+            </w:r>
           </w:p>
         </w:tc>
         <w:tc>
@@ -7164,6 +7213,14 @@
                 <w:szCs w:val="20"/>
               </w:rPr>
             </w:pPr>
+            <w:r>
+              <w:rPr>
+                <w:rFonts w:ascii="Arial" w:hAnsi="Arial" w:cs="Arial"/>
+                <w:sz w:val="20"/>
+                <w:szCs w:val="20"/>
+              </w:rPr>
+              <w:t>0.977</w:t>
+            </w:r>
           </w:p>
         </w:tc>
         <w:tc>
@@ -7180,10 +7237,22 @@
               <w:jc w:val="center"/>
               <w:rPr>
                 <w:rFonts w:ascii="Arial" w:hAnsi="Arial" w:cs="Arial"/>
-                <w:sz w:val="20"/>
-                <w:szCs w:val="20"/>
-              </w:rPr>
-            </w:pPr>
+                <w:b/>
+                <w:bCs/>
+                <w:sz w:val="20"/>
+                <w:szCs w:val="20"/>
+              </w:rPr>
+            </w:pPr>
+            <w:r>
+              <w:rPr>
+                <w:rFonts w:ascii="Arial" w:hAnsi="Arial" w:cs="Arial"/>
+                <w:b/>
+                <w:bCs/>
+                <w:sz w:val="20"/>
+                <w:szCs w:val="20"/>
+              </w:rPr>
+              <w:t>0.99</w:t>
+            </w:r>
           </w:p>
         </w:tc>
         <w:tc>
@@ -7204,6 +7273,14 @@
                 <w:szCs w:val="20"/>
               </w:rPr>
             </w:pPr>
+            <w:r>
+              <w:rPr>
+                <w:rFonts w:ascii="Arial" w:hAnsi="Arial" w:cs="Arial"/>
+                <w:sz w:val="20"/>
+                <w:szCs w:val="20"/>
+              </w:rPr>
+              <w:t>0.985</w:t>
+            </w:r>
           </w:p>
         </w:tc>
         <w:tc>
@@ -7219,10 +7296,22 @@
               <w:jc w:val="center"/>
               <w:rPr>
                 <w:rFonts w:ascii="Arial" w:hAnsi="Arial" w:cs="Arial"/>
-                <w:sz w:val="20"/>
-                <w:szCs w:val="20"/>
-              </w:rPr>
-            </w:pPr>
+                <w:b/>
+                <w:bCs/>
+                <w:sz w:val="20"/>
+                <w:szCs w:val="20"/>
+              </w:rPr>
+            </w:pPr>
+            <w:r>
+              <w:rPr>
+                <w:rFonts w:ascii="Arial" w:hAnsi="Arial" w:cs="Arial"/>
+                <w:b/>
+                <w:bCs/>
+                <w:sz w:val="20"/>
+                <w:szCs w:val="20"/>
+              </w:rPr>
+              <w:t>0.99</w:t>
+            </w:r>
           </w:p>
         </w:tc>
         <w:tc>
@@ -7242,6 +7331,14 @@
                 <w:szCs w:val="20"/>
               </w:rPr>
             </w:pPr>
+            <w:r>
+              <w:rPr>
+                <w:rFonts w:ascii="Arial" w:hAnsi="Arial" w:cs="Arial"/>
+                <w:sz w:val="20"/>
+                <w:szCs w:val="20"/>
+              </w:rPr>
+              <w:t>0.98</w:t>
+            </w:r>
           </w:p>
         </w:tc>
         <w:tc>
@@ -7261,6 +7358,14 @@
                 <w:szCs w:val="20"/>
               </w:rPr>
             </w:pPr>
+            <w:r>
+              <w:rPr>
+                <w:rFonts w:ascii="Arial" w:hAnsi="Arial" w:cs="Arial"/>
+                <w:sz w:val="20"/>
+                <w:szCs w:val="20"/>
+              </w:rPr>
+              <w:t>0.96</w:t>
+            </w:r>
           </w:p>
         </w:tc>
         <w:tc>
@@ -7276,10 +7381,22 @@
               <w:jc w:val="center"/>
               <w:rPr>
                 <w:rFonts w:ascii="Arial" w:hAnsi="Arial" w:cs="Arial"/>
-                <w:sz w:val="20"/>
-                <w:szCs w:val="20"/>
-              </w:rPr>
-            </w:pPr>
+                <w:b/>
+                <w:bCs/>
+                <w:sz w:val="20"/>
+                <w:szCs w:val="20"/>
+              </w:rPr>
+            </w:pPr>
+            <w:r>
+              <w:rPr>
+                <w:rFonts w:ascii="Arial" w:hAnsi="Arial" w:cs="Arial"/>
+                <w:b/>
+                <w:bCs/>
+                <w:sz w:val="20"/>
+                <w:szCs w:val="20"/>
+              </w:rPr>
+              <w:t>1.00</w:t>
+            </w:r>
           </w:p>
         </w:tc>
         <w:tc>
@@ -7295,10 +7412,22 @@
               <w:jc w:val="center"/>
               <w:rPr>
                 <w:rFonts w:ascii="Arial" w:hAnsi="Arial" w:cs="Arial"/>
-                <w:sz w:val="20"/>
-                <w:szCs w:val="20"/>
-              </w:rPr>
-            </w:pPr>
+                <w:b/>
+                <w:bCs/>
+                <w:sz w:val="20"/>
+                <w:szCs w:val="20"/>
+              </w:rPr>
+            </w:pPr>
+            <w:r>
+              <w:rPr>
+                <w:rFonts w:ascii="Arial" w:hAnsi="Arial" w:cs="Arial"/>
+                <w:b/>
+                <w:bCs/>
+                <w:sz w:val="20"/>
+                <w:szCs w:val="20"/>
+              </w:rPr>
+              <w:t>0.98</w:t>
+            </w:r>
           </w:p>
         </w:tc>
         <w:tc>
@@ -7311,10 +7440,22 @@
               <w:jc w:val="center"/>
               <w:rPr>
                 <w:rFonts w:ascii="Arial" w:hAnsi="Arial" w:cs="Arial"/>
-                <w:sz w:val="20"/>
-                <w:szCs w:val="20"/>
-              </w:rPr>
-            </w:pPr>
+                <w:b/>
+                <w:bCs/>
+                <w:sz w:val="20"/>
+                <w:szCs w:val="20"/>
+              </w:rPr>
+            </w:pPr>
+            <w:r>
+              <w:rPr>
+                <w:rFonts w:ascii="Arial" w:hAnsi="Arial" w:cs="Arial"/>
+                <w:b/>
+                <w:bCs/>
+                <w:sz w:val="20"/>
+                <w:szCs w:val="20"/>
+              </w:rPr>
+              <w:t>0.99</w:t>
+            </w:r>
           </w:p>
         </w:tc>
       </w:tr>
@@ -7357,6 +7498,14 @@
                 <w:szCs w:val="20"/>
               </w:rPr>
             </w:pPr>
+            <w:r>
+              <w:rPr>
+                <w:rFonts w:ascii="Arial" w:hAnsi="Arial" w:cs="Arial"/>
+                <w:sz w:val="20"/>
+                <w:szCs w:val="20"/>
+              </w:rPr>
+              <w:t>40%</w:t>
+            </w:r>
           </w:p>
         </w:tc>
         <w:tc>
@@ -7373,10 +7522,22 @@
               <w:jc w:val="center"/>
               <w:rPr>
                 <w:rFonts w:ascii="Arial" w:hAnsi="Arial" w:cs="Arial"/>
-                <w:sz w:val="20"/>
-                <w:szCs w:val="20"/>
-              </w:rPr>
-            </w:pPr>
+                <w:b/>
+                <w:bCs/>
+                <w:sz w:val="20"/>
+                <w:szCs w:val="20"/>
+              </w:rPr>
+            </w:pPr>
+            <w:r>
+              <w:rPr>
+                <w:rFonts w:ascii="Arial" w:hAnsi="Arial" w:cs="Arial"/>
+                <w:b/>
+                <w:bCs/>
+                <w:sz w:val="20"/>
+                <w:szCs w:val="20"/>
+              </w:rPr>
+              <w:t>0.989</w:t>
+            </w:r>
           </w:p>
         </w:tc>
         <w:tc>
@@ -7393,10 +7554,22 @@
               <w:jc w:val="center"/>
               <w:rPr>
                 <w:rFonts w:ascii="Arial" w:hAnsi="Arial" w:cs="Arial"/>
-                <w:sz w:val="20"/>
-                <w:szCs w:val="20"/>
-              </w:rPr>
-            </w:pPr>
+                <w:b/>
+                <w:bCs/>
+                <w:sz w:val="20"/>
+                <w:szCs w:val="20"/>
+              </w:rPr>
+            </w:pPr>
+            <w:r>
+              <w:rPr>
+                <w:rFonts w:ascii="Arial" w:hAnsi="Arial" w:cs="Arial"/>
+                <w:b/>
+                <w:bCs/>
+                <w:sz w:val="20"/>
+                <w:szCs w:val="20"/>
+              </w:rPr>
+              <w:t>0.99</w:t>
+            </w:r>
           </w:p>
         </w:tc>
         <w:tc>
@@ -7413,10 +7586,22 @@
               <w:jc w:val="center"/>
               <w:rPr>
                 <w:rFonts w:ascii="Arial" w:hAnsi="Arial" w:cs="Arial"/>
-                <w:sz w:val="20"/>
-                <w:szCs w:val="20"/>
-              </w:rPr>
-            </w:pPr>
+                <w:b/>
+                <w:bCs/>
+                <w:sz w:val="20"/>
+                <w:szCs w:val="20"/>
+              </w:rPr>
+            </w:pPr>
+            <w:r>
+              <w:rPr>
+                <w:rFonts w:ascii="Arial" w:hAnsi="Arial" w:cs="Arial"/>
+                <w:b/>
+                <w:bCs/>
+                <w:sz w:val="20"/>
+                <w:szCs w:val="20"/>
+              </w:rPr>
+              <w:t>0.990</w:t>
+            </w:r>
           </w:p>
         </w:tc>
         <w:tc>
@@ -7432,10 +7617,22 @@
               <w:jc w:val="center"/>
               <w:rPr>
                 <w:rFonts w:ascii="Arial" w:hAnsi="Arial" w:cs="Arial"/>
-                <w:sz w:val="20"/>
-                <w:szCs w:val="20"/>
-              </w:rPr>
-            </w:pPr>
+                <w:b/>
+                <w:bCs/>
+                <w:sz w:val="20"/>
+                <w:szCs w:val="20"/>
+              </w:rPr>
+            </w:pPr>
+            <w:r>
+              <w:rPr>
+                <w:rFonts w:ascii="Arial" w:hAnsi="Arial" w:cs="Arial"/>
+                <w:b/>
+                <w:bCs/>
+                <w:sz w:val="20"/>
+                <w:szCs w:val="20"/>
+              </w:rPr>
+              <w:t>0.99</w:t>
+            </w:r>
           </w:p>
         </w:tc>
         <w:tc>
@@ -7451,10 +7648,22 @@
               <w:jc w:val="center"/>
               <w:rPr>
                 <w:rFonts w:ascii="Arial" w:hAnsi="Arial" w:cs="Arial"/>
-                <w:sz w:val="20"/>
-                <w:szCs w:val="20"/>
-              </w:rPr>
-            </w:pPr>
+                <w:b/>
+                <w:bCs/>
+                <w:sz w:val="20"/>
+                <w:szCs w:val="20"/>
+              </w:rPr>
+            </w:pPr>
+            <w:r>
+              <w:rPr>
+                <w:rFonts w:ascii="Arial" w:hAnsi="Arial" w:cs="Arial"/>
+                <w:b/>
+                <w:bCs/>
+                <w:sz w:val="20"/>
+                <w:szCs w:val="20"/>
+              </w:rPr>
+              <w:t>0.99</w:t>
+            </w:r>
           </w:p>
         </w:tc>
         <w:tc>
@@ -7470,10 +7679,22 @@
               <w:jc w:val="center"/>
               <w:rPr>
                 <w:rFonts w:ascii="Arial" w:hAnsi="Arial" w:cs="Arial"/>
-                <w:sz w:val="20"/>
-                <w:szCs w:val="20"/>
-              </w:rPr>
-            </w:pPr>
+                <w:b/>
+                <w:bCs/>
+                <w:sz w:val="20"/>
+                <w:szCs w:val="20"/>
+              </w:rPr>
+            </w:pPr>
+            <w:r>
+              <w:rPr>
+                <w:rFonts w:ascii="Arial" w:hAnsi="Arial" w:cs="Arial"/>
+                <w:b/>
+                <w:bCs/>
+                <w:sz w:val="20"/>
+                <w:szCs w:val="20"/>
+              </w:rPr>
+              <w:t>0.98</w:t>
+            </w:r>
           </w:p>
         </w:tc>
         <w:tc>
@@ -7489,10 +7710,22 @@
               <w:jc w:val="center"/>
               <w:rPr>
                 <w:rFonts w:ascii="Arial" w:hAnsi="Arial" w:cs="Arial"/>
-                <w:sz w:val="20"/>
-                <w:szCs w:val="20"/>
-              </w:rPr>
-            </w:pPr>
+                <w:b/>
+                <w:bCs/>
+                <w:sz w:val="20"/>
+                <w:szCs w:val="20"/>
+              </w:rPr>
+            </w:pPr>
+            <w:r>
+              <w:rPr>
+                <w:rFonts w:ascii="Arial" w:hAnsi="Arial" w:cs="Arial"/>
+                <w:b/>
+                <w:bCs/>
+                <w:sz w:val="20"/>
+                <w:szCs w:val="20"/>
+              </w:rPr>
+              <w:t>1.00</w:t>
+            </w:r>
           </w:p>
         </w:tc>
         <w:tc>
@@ -7508,10 +7741,22 @@
               <w:jc w:val="center"/>
               <w:rPr>
                 <w:rFonts w:ascii="Arial" w:hAnsi="Arial" w:cs="Arial"/>
-                <w:sz w:val="20"/>
-                <w:szCs w:val="20"/>
-              </w:rPr>
-            </w:pPr>
+                <w:b/>
+                <w:bCs/>
+                <w:sz w:val="20"/>
+                <w:szCs w:val="20"/>
+              </w:rPr>
+            </w:pPr>
+            <w:r>
+              <w:rPr>
+                <w:rFonts w:ascii="Arial" w:hAnsi="Arial" w:cs="Arial"/>
+                <w:b/>
+                <w:bCs/>
+                <w:sz w:val="20"/>
+                <w:szCs w:val="20"/>
+              </w:rPr>
+              <w:t>0.99</w:t>
+            </w:r>
           </w:p>
         </w:tc>
         <w:tc>
@@ -7524,10 +7769,22 @@
               <w:jc w:val="center"/>
               <w:rPr>
                 <w:rFonts w:ascii="Arial" w:hAnsi="Arial" w:cs="Arial"/>
-                <w:sz w:val="20"/>
-                <w:szCs w:val="20"/>
-              </w:rPr>
-            </w:pPr>
+                <w:b/>
+                <w:bCs/>
+                <w:sz w:val="20"/>
+                <w:szCs w:val="20"/>
+              </w:rPr>
+            </w:pPr>
+            <w:r>
+              <w:rPr>
+                <w:rFonts w:ascii="Arial" w:hAnsi="Arial" w:cs="Arial"/>
+                <w:b/>
+                <w:bCs/>
+                <w:sz w:val="20"/>
+                <w:szCs w:val="20"/>
+              </w:rPr>
+              <w:t>0.99</w:t>
+            </w:r>
           </w:p>
         </w:tc>
       </w:tr>
@@ -7594,17 +7851,21 @@
               <w:jc w:val="center"/>
               <w:rPr>
                 <w:rFonts w:ascii="Arial" w:hAnsi="Arial" w:cs="Arial"/>
-                <w:sz w:val="20"/>
-                <w:szCs w:val="20"/>
-              </w:rPr>
-            </w:pPr>
-            <w:r>
-              <w:rPr>
-                <w:rFonts w:ascii="Arial" w:hAnsi="Arial" w:cs="Arial"/>
-                <w:sz w:val="20"/>
-                <w:szCs w:val="20"/>
-              </w:rPr>
-              <w:t>0.968</w:t>
+                <w:b/>
+                <w:bCs/>
+                <w:sz w:val="20"/>
+                <w:szCs w:val="20"/>
+              </w:rPr>
+            </w:pPr>
+            <w:r>
+              <w:rPr>
+                <w:rFonts w:ascii="Arial" w:hAnsi="Arial" w:cs="Arial"/>
+                <w:b/>
+                <w:bCs/>
+                <w:sz w:val="20"/>
+                <w:szCs w:val="20"/>
+              </w:rPr>
+              <w:t>0.987</w:t>
             </w:r>
           </w:p>
         </w:tc>
@@ -7622,13 +7883,138 @@
               <w:jc w:val="center"/>
               <w:rPr>
                 <w:rFonts w:ascii="Arial" w:hAnsi="Arial" w:cs="Arial"/>
-                <w:sz w:val="20"/>
-                <w:szCs w:val="20"/>
-              </w:rPr>
-            </w:pPr>
-            <w:r>
-              <w:rPr>
-                <w:rFonts w:ascii="Arial" w:hAnsi="Arial" w:cs="Arial"/>
+                <w:b/>
+                <w:bCs/>
+                <w:sz w:val="20"/>
+                <w:szCs w:val="20"/>
+              </w:rPr>
+            </w:pPr>
+            <w:r>
+              <w:rPr>
+                <w:rFonts w:ascii="Arial" w:hAnsi="Arial" w:cs="Arial"/>
+                <w:b/>
+                <w:bCs/>
+                <w:sz w:val="20"/>
+                <w:szCs w:val="20"/>
+              </w:rPr>
+              <w:t>0.99</w:t>
+            </w:r>
+          </w:p>
+        </w:tc>
+        <w:tc>
+          <w:tcPr>
+            <w:tcW w:w="996" w:type="dxa"/>
+            <w:tcBorders>
+              <w:left w:val="single" w:sz="12" w:space="0" w:color="auto"/>
+              <w:right w:val="single" w:sz="12" w:space="0" w:color="auto"/>
+            </w:tcBorders>
+            <w:vAlign w:val="center"/>
+          </w:tcPr>
+          <w:p>
+            <w:pPr>
+              <w:jc w:val="center"/>
+              <w:rPr>
+                <w:rFonts w:ascii="Arial" w:hAnsi="Arial" w:cs="Arial"/>
+                <w:sz w:val="20"/>
+                <w:szCs w:val="20"/>
+              </w:rPr>
+            </w:pPr>
+            <w:r>
+              <w:rPr>
+                <w:rFonts w:ascii="Arial" w:hAnsi="Arial" w:cs="Arial"/>
+                <w:sz w:val="20"/>
+                <w:szCs w:val="20"/>
+              </w:rPr>
+              <w:t>0.985</w:t>
+            </w:r>
+          </w:p>
+        </w:tc>
+        <w:tc>
+          <w:tcPr>
+            <w:tcW w:w="853" w:type="dxa"/>
+            <w:tcBorders>
+              <w:left w:val="single" w:sz="12" w:space="0" w:color="auto"/>
+            </w:tcBorders>
+            <w:vAlign w:val="center"/>
+          </w:tcPr>
+          <w:p>
+            <w:pPr>
+              <w:jc w:val="center"/>
+              <w:rPr>
+                <w:rFonts w:ascii="Arial" w:hAnsi="Arial" w:cs="Arial"/>
+                <w:b/>
+                <w:bCs/>
+                <w:sz w:val="20"/>
+                <w:szCs w:val="20"/>
+              </w:rPr>
+            </w:pPr>
+            <w:r>
+              <w:rPr>
+                <w:rFonts w:ascii="Arial" w:hAnsi="Arial" w:cs="Arial"/>
+                <w:b/>
+                <w:bCs/>
+                <w:sz w:val="20"/>
+                <w:szCs w:val="20"/>
+              </w:rPr>
+              <w:t>0.99</w:t>
+            </w:r>
+          </w:p>
+        </w:tc>
+        <w:tc>
+          <w:tcPr>
+            <w:tcW w:w="854" w:type="dxa"/>
+            <w:tcBorders>
+              <w:right w:val="single" w:sz="12" w:space="0" w:color="auto"/>
+            </w:tcBorders>
+            <w:vAlign w:val="center"/>
+          </w:tcPr>
+          <w:p>
+            <w:pPr>
+              <w:jc w:val="center"/>
+              <w:rPr>
+                <w:rFonts w:ascii="Arial" w:hAnsi="Arial" w:cs="Arial"/>
+                <w:b/>
+                <w:bCs/>
+                <w:sz w:val="20"/>
+                <w:szCs w:val="20"/>
+              </w:rPr>
+            </w:pPr>
+            <w:r>
+              <w:rPr>
+                <w:rFonts w:ascii="Arial" w:hAnsi="Arial" w:cs="Arial"/>
+                <w:b/>
+                <w:bCs/>
+                <w:sz w:val="20"/>
+                <w:szCs w:val="20"/>
+              </w:rPr>
+              <w:t>0.99</w:t>
+            </w:r>
+          </w:p>
+        </w:tc>
+        <w:tc>
+          <w:tcPr>
+            <w:tcW w:w="853" w:type="dxa"/>
+            <w:tcBorders>
+              <w:left w:val="single" w:sz="12" w:space="0" w:color="auto"/>
+            </w:tcBorders>
+            <w:vAlign w:val="center"/>
+          </w:tcPr>
+          <w:p>
+            <w:pPr>
+              <w:jc w:val="center"/>
+              <w:rPr>
+                <w:rFonts w:ascii="Arial" w:hAnsi="Arial" w:cs="Arial"/>
+                <w:b/>
+                <w:bCs/>
+                <w:sz w:val="20"/>
+                <w:szCs w:val="20"/>
+              </w:rPr>
+            </w:pPr>
+            <w:r>
+              <w:rPr>
+                <w:rFonts w:ascii="Arial" w:hAnsi="Arial" w:cs="Arial"/>
+                <w:b/>
+                <w:bCs/>
                 <w:sz w:val="20"/>
                 <w:szCs w:val="20"/>
               </w:rPr>
@@ -7638,61 +8024,6 @@
         </w:tc>
         <w:tc>
           <w:tcPr>
-            <w:tcW w:w="996" w:type="dxa"/>
-            <w:tcBorders>
-              <w:left w:val="single" w:sz="12" w:space="0" w:color="auto"/>
-              <w:right w:val="single" w:sz="12" w:space="0" w:color="auto"/>
-            </w:tcBorders>
-            <w:vAlign w:val="center"/>
-          </w:tcPr>
-          <w:p>
-            <w:pPr>
-              <w:jc w:val="center"/>
-              <w:rPr>
-                <w:rFonts w:ascii="Arial" w:hAnsi="Arial" w:cs="Arial"/>
-                <w:sz w:val="20"/>
-                <w:szCs w:val="20"/>
-              </w:rPr>
-            </w:pPr>
-            <w:r>
-              <w:rPr>
-                <w:rFonts w:ascii="Arial" w:hAnsi="Arial" w:cs="Arial"/>
-                <w:sz w:val="20"/>
-                <w:szCs w:val="20"/>
-              </w:rPr>
-              <w:t>0.970</w:t>
-            </w:r>
-          </w:p>
-        </w:tc>
-        <w:tc>
-          <w:tcPr>
-            <w:tcW w:w="853" w:type="dxa"/>
-            <w:tcBorders>
-              <w:left w:val="single" w:sz="12" w:space="0" w:color="auto"/>
-            </w:tcBorders>
-            <w:vAlign w:val="center"/>
-          </w:tcPr>
-          <w:p>
-            <w:pPr>
-              <w:jc w:val="center"/>
-              <w:rPr>
-                <w:rFonts w:ascii="Arial" w:hAnsi="Arial" w:cs="Arial"/>
-                <w:sz w:val="20"/>
-                <w:szCs w:val="20"/>
-              </w:rPr>
-            </w:pPr>
-            <w:r>
-              <w:rPr>
-                <w:rFonts w:ascii="Arial" w:hAnsi="Arial" w:cs="Arial"/>
-                <w:sz w:val="20"/>
-                <w:szCs w:val="20"/>
-              </w:rPr>
-              <w:t>0.97</w:t>
-            </w:r>
-          </w:p>
-        </w:tc>
-        <w:tc>
-          <w:tcPr>
             <w:tcW w:w="854" w:type="dxa"/>
             <w:tcBorders>
               <w:right w:val="single" w:sz="12" w:space="0" w:color="auto"/>
@@ -7704,13 +8035,48 @@
               <w:jc w:val="center"/>
               <w:rPr>
                 <w:rFonts w:ascii="Arial" w:hAnsi="Arial" w:cs="Arial"/>
-                <w:sz w:val="20"/>
-                <w:szCs w:val="20"/>
-              </w:rPr>
-            </w:pPr>
-            <w:r>
-              <w:rPr>
-                <w:rFonts w:ascii="Arial" w:hAnsi="Arial" w:cs="Arial"/>
+                <w:b/>
+                <w:bCs/>
+                <w:sz w:val="20"/>
+                <w:szCs w:val="20"/>
+              </w:rPr>
+            </w:pPr>
+            <w:r>
+              <w:rPr>
+                <w:rFonts w:ascii="Arial" w:hAnsi="Arial" w:cs="Arial"/>
+                <w:b/>
+                <w:bCs/>
+                <w:sz w:val="20"/>
+                <w:szCs w:val="20"/>
+              </w:rPr>
+              <w:t>1.00</w:t>
+            </w:r>
+          </w:p>
+        </w:tc>
+        <w:tc>
+          <w:tcPr>
+            <w:tcW w:w="852" w:type="dxa"/>
+            <w:tcBorders>
+              <w:left w:val="single" w:sz="12" w:space="0" w:color="auto"/>
+            </w:tcBorders>
+            <w:vAlign w:val="center"/>
+          </w:tcPr>
+          <w:p>
+            <w:pPr>
+              <w:jc w:val="center"/>
+              <w:rPr>
+                <w:rFonts w:ascii="Arial" w:hAnsi="Arial" w:cs="Arial"/>
+                <w:b/>
+                <w:bCs/>
+                <w:sz w:val="20"/>
+                <w:szCs w:val="20"/>
+              </w:rPr>
+            </w:pPr>
+            <w:r>
+              <w:rPr>
+                <w:rFonts w:ascii="Arial" w:hAnsi="Arial" w:cs="Arial"/>
+                <w:b/>
+                <w:bCs/>
                 <w:sz w:val="20"/>
                 <w:szCs w:val="20"/>
               </w:rPr>
@@ -7720,106 +8086,29 @@
         </w:tc>
         <w:tc>
           <w:tcPr>
-            <w:tcW w:w="853" w:type="dxa"/>
-            <w:tcBorders>
-              <w:left w:val="single" w:sz="12" w:space="0" w:color="auto"/>
-            </w:tcBorders>
-            <w:vAlign w:val="center"/>
-          </w:tcPr>
-          <w:p>
-            <w:pPr>
-              <w:jc w:val="center"/>
-              <w:rPr>
-                <w:rFonts w:ascii="Arial" w:hAnsi="Arial" w:cs="Arial"/>
-                <w:sz w:val="20"/>
-                <w:szCs w:val="20"/>
-              </w:rPr>
-            </w:pPr>
-            <w:r>
-              <w:rPr>
-                <w:rFonts w:ascii="Arial" w:hAnsi="Arial" w:cs="Arial"/>
-                <w:sz w:val="20"/>
-                <w:szCs w:val="20"/>
-              </w:rPr>
-              <w:t>0.95</w:t>
-            </w:r>
-          </w:p>
-        </w:tc>
-        <w:tc>
-          <w:tcPr>
-            <w:tcW w:w="854" w:type="dxa"/>
-            <w:tcBorders>
-              <w:right w:val="single" w:sz="12" w:space="0" w:color="auto"/>
-            </w:tcBorders>
-            <w:vAlign w:val="center"/>
-          </w:tcPr>
-          <w:p>
-            <w:pPr>
-              <w:jc w:val="center"/>
-              <w:rPr>
-                <w:rFonts w:ascii="Arial" w:hAnsi="Arial" w:cs="Arial"/>
-                <w:sz w:val="20"/>
-                <w:szCs w:val="20"/>
-              </w:rPr>
-            </w:pPr>
-            <w:r>
-              <w:rPr>
-                <w:rFonts w:ascii="Arial" w:hAnsi="Arial" w:cs="Arial"/>
+            <w:tcW w:w="852" w:type="dxa"/>
+            <w:vAlign w:val="center"/>
+          </w:tcPr>
+          <w:p>
+            <w:pPr>
+              <w:jc w:val="center"/>
+              <w:rPr>
+                <w:rFonts w:ascii="Arial" w:hAnsi="Arial" w:cs="Arial"/>
+                <w:b/>
+                <w:bCs/>
+                <w:sz w:val="20"/>
+                <w:szCs w:val="20"/>
+              </w:rPr>
+            </w:pPr>
+            <w:r>
+              <w:rPr>
+                <w:rFonts w:ascii="Arial" w:hAnsi="Arial" w:cs="Arial"/>
+                <w:b/>
+                <w:bCs/>
                 <w:sz w:val="20"/>
                 <w:szCs w:val="20"/>
               </w:rPr>
               <w:t>0.99</w:t>
-            </w:r>
-          </w:p>
-        </w:tc>
-        <w:tc>
-          <w:tcPr>
-            <w:tcW w:w="852" w:type="dxa"/>
-            <w:tcBorders>
-              <w:left w:val="single" w:sz="12" w:space="0" w:color="auto"/>
-            </w:tcBorders>
-            <w:vAlign w:val="center"/>
-          </w:tcPr>
-          <w:p>
-            <w:pPr>
-              <w:jc w:val="center"/>
-              <w:rPr>
-                <w:rFonts w:ascii="Arial" w:hAnsi="Arial" w:cs="Arial"/>
-                <w:sz w:val="20"/>
-                <w:szCs w:val="20"/>
-              </w:rPr>
-            </w:pPr>
-            <w:r>
-              <w:rPr>
-                <w:rFonts w:ascii="Arial" w:hAnsi="Arial" w:cs="Arial"/>
-                <w:sz w:val="20"/>
-                <w:szCs w:val="20"/>
-              </w:rPr>
-              <w:t>0.96</w:t>
-            </w:r>
-          </w:p>
-        </w:tc>
-        <w:tc>
-          <w:tcPr>
-            <w:tcW w:w="852" w:type="dxa"/>
-            <w:vAlign w:val="center"/>
-          </w:tcPr>
-          <w:p>
-            <w:pPr>
-              <w:jc w:val="center"/>
-              <w:rPr>
-                <w:rFonts w:ascii="Arial" w:hAnsi="Arial" w:cs="Arial"/>
-                <w:sz w:val="20"/>
-                <w:szCs w:val="20"/>
-              </w:rPr>
-            </w:pPr>
-            <w:r>
-              <w:rPr>
-                <w:rFonts w:ascii="Arial" w:hAnsi="Arial" w:cs="Arial"/>
-                <w:sz w:val="20"/>
-                <w:szCs w:val="20"/>
-              </w:rPr>
-              <w:t>0.98</w:t>
             </w:r>
           </w:p>
         </w:tc>
@@ -7859,14 +8148,18 @@
               <w:jc w:val="center"/>
               <w:rPr>
                 <w:rFonts w:ascii="Arial" w:hAnsi="Arial" w:cs="Arial"/>
-                <w:b/>
-                <w:bCs/>
-                <w:i/>
-                <w:iCs/>
-                <w:sz w:val="20"/>
-                <w:szCs w:val="20"/>
-              </w:rPr>
-            </w:pPr>
+                <w:sz w:val="20"/>
+                <w:szCs w:val="20"/>
+              </w:rPr>
+            </w:pPr>
+            <w:r>
+              <w:rPr>
+                <w:rFonts w:ascii="Arial" w:hAnsi="Arial" w:cs="Arial"/>
+                <w:sz w:val="20"/>
+                <w:szCs w:val="20"/>
+              </w:rPr>
+              <w:t>60%</w:t>
+            </w:r>
           </w:p>
         </w:tc>
         <w:tc>
@@ -7883,14 +8176,18 @@
               <w:jc w:val="center"/>
               <w:rPr>
                 <w:rFonts w:ascii="Arial" w:hAnsi="Arial" w:cs="Arial"/>
-                <w:b/>
-                <w:bCs/>
-                <w:i/>
-                <w:iCs/>
-                <w:sz w:val="20"/>
-                <w:szCs w:val="20"/>
-              </w:rPr>
-            </w:pPr>
+                <w:sz w:val="20"/>
+                <w:szCs w:val="20"/>
+              </w:rPr>
+            </w:pPr>
+            <w:r>
+              <w:rPr>
+                <w:rFonts w:ascii="Arial" w:hAnsi="Arial" w:cs="Arial"/>
+                <w:sz w:val="20"/>
+                <w:szCs w:val="20"/>
+              </w:rPr>
+              <w:t>0.983</w:t>
+            </w:r>
           </w:p>
         </w:tc>
         <w:tc>
@@ -7909,12 +8206,20 @@
                 <w:rFonts w:ascii="Arial" w:hAnsi="Arial" w:cs="Arial"/>
                 <w:b/>
                 <w:bCs/>
-                <w:i/>
-                <w:iCs/>
-                <w:sz w:val="20"/>
-                <w:szCs w:val="20"/>
-              </w:rPr>
-            </w:pPr>
+                <w:sz w:val="20"/>
+                <w:szCs w:val="20"/>
+              </w:rPr>
+            </w:pPr>
+            <w:r>
+              <w:rPr>
+                <w:rFonts w:ascii="Arial" w:hAnsi="Arial" w:cs="Arial"/>
+                <w:b/>
+                <w:bCs/>
+                <w:sz w:val="20"/>
+                <w:szCs w:val="20"/>
+              </w:rPr>
+              <w:t>0.99</w:t>
+            </w:r>
           </w:p>
         </w:tc>
         <w:tc>
@@ -7931,14 +8236,18 @@
               <w:jc w:val="center"/>
               <w:rPr>
                 <w:rFonts w:ascii="Arial" w:hAnsi="Arial" w:cs="Arial"/>
-                <w:b/>
-                <w:bCs/>
-                <w:i/>
-                <w:iCs/>
-                <w:sz w:val="20"/>
-                <w:szCs w:val="20"/>
-              </w:rPr>
-            </w:pPr>
+                <w:sz w:val="20"/>
+                <w:szCs w:val="20"/>
+              </w:rPr>
+            </w:pPr>
+            <w:r>
+              <w:rPr>
+                <w:rFonts w:ascii="Arial" w:hAnsi="Arial" w:cs="Arial"/>
+                <w:sz w:val="20"/>
+                <w:szCs w:val="20"/>
+              </w:rPr>
+              <w:t>0.985</w:t>
+            </w:r>
           </w:p>
         </w:tc>
         <w:tc>
@@ -7956,12 +8265,20 @@
                 <w:rFonts w:ascii="Arial" w:hAnsi="Arial" w:cs="Arial"/>
                 <w:b/>
                 <w:bCs/>
-                <w:i/>
-                <w:iCs/>
-                <w:sz w:val="20"/>
-                <w:szCs w:val="20"/>
-              </w:rPr>
-            </w:pPr>
+                <w:sz w:val="20"/>
+                <w:szCs w:val="20"/>
+              </w:rPr>
+            </w:pPr>
+            <w:r>
+              <w:rPr>
+                <w:rFonts w:ascii="Arial" w:hAnsi="Arial" w:cs="Arial"/>
+                <w:b/>
+                <w:bCs/>
+                <w:sz w:val="20"/>
+                <w:szCs w:val="20"/>
+              </w:rPr>
+              <w:t>1.00</w:t>
+            </w:r>
           </w:p>
         </w:tc>
         <w:tc>
@@ -7979,12 +8296,20 @@
                 <w:rFonts w:ascii="Arial" w:hAnsi="Arial" w:cs="Arial"/>
                 <w:b/>
                 <w:bCs/>
-                <w:i/>
-                <w:iCs/>
-                <w:sz w:val="20"/>
-                <w:szCs w:val="20"/>
-              </w:rPr>
-            </w:pPr>
+                <w:sz w:val="20"/>
+                <w:szCs w:val="20"/>
+              </w:rPr>
+            </w:pPr>
+            <w:r>
+              <w:rPr>
+                <w:rFonts w:ascii="Arial" w:hAnsi="Arial" w:cs="Arial"/>
+                <w:b/>
+                <w:bCs/>
+                <w:sz w:val="20"/>
+                <w:szCs w:val="20"/>
+              </w:rPr>
+              <w:t>0.99</w:t>
+            </w:r>
           </w:p>
         </w:tc>
         <w:tc>
@@ -8000,14 +8325,18 @@
               <w:jc w:val="center"/>
               <w:rPr>
                 <w:rFonts w:ascii="Arial" w:hAnsi="Arial" w:cs="Arial"/>
-                <w:b/>
-                <w:bCs/>
-                <w:i/>
-                <w:iCs/>
-                <w:sz w:val="20"/>
-                <w:szCs w:val="20"/>
-              </w:rPr>
-            </w:pPr>
+                <w:sz w:val="20"/>
+                <w:szCs w:val="20"/>
+              </w:rPr>
+            </w:pPr>
+            <w:r>
+              <w:rPr>
+                <w:rFonts w:ascii="Arial" w:hAnsi="Arial" w:cs="Arial"/>
+                <w:sz w:val="20"/>
+                <w:szCs w:val="20"/>
+              </w:rPr>
+              <w:t>0.97</w:t>
+            </w:r>
           </w:p>
         </w:tc>
         <w:tc>
@@ -8025,12 +8354,20 @@
                 <w:rFonts w:ascii="Arial" w:hAnsi="Arial" w:cs="Arial"/>
                 <w:b/>
                 <w:bCs/>
-                <w:i/>
-                <w:iCs/>
-                <w:sz w:val="20"/>
-                <w:szCs w:val="20"/>
-              </w:rPr>
-            </w:pPr>
+                <w:sz w:val="20"/>
+                <w:szCs w:val="20"/>
+              </w:rPr>
+            </w:pPr>
+            <w:r>
+              <w:rPr>
+                <w:rFonts w:ascii="Arial" w:hAnsi="Arial" w:cs="Arial"/>
+                <w:b/>
+                <w:bCs/>
+                <w:sz w:val="20"/>
+                <w:szCs w:val="20"/>
+              </w:rPr>
+              <w:t>1.00</w:t>
+            </w:r>
           </w:p>
         </w:tc>
         <w:tc>
@@ -8048,12 +8385,20 @@
                 <w:rFonts w:ascii="Arial" w:hAnsi="Arial" w:cs="Arial"/>
                 <w:b/>
                 <w:bCs/>
-                <w:i/>
-                <w:iCs/>
-                <w:sz w:val="20"/>
-                <w:szCs w:val="20"/>
-              </w:rPr>
-            </w:pPr>
+                <w:sz w:val="20"/>
+                <w:szCs w:val="20"/>
+              </w:rPr>
+            </w:pPr>
+            <w:r>
+              <w:rPr>
+                <w:rFonts w:ascii="Arial" w:hAnsi="Arial" w:cs="Arial"/>
+                <w:b/>
+                <w:bCs/>
+                <w:sz w:val="20"/>
+                <w:szCs w:val="20"/>
+              </w:rPr>
+              <w:t>0.98</w:t>
+            </w:r>
           </w:p>
         </w:tc>
         <w:tc>
@@ -8068,12 +8413,20 @@
                 <w:rFonts w:ascii="Arial" w:hAnsi="Arial" w:cs="Arial"/>
                 <w:b/>
                 <w:bCs/>
-                <w:i/>
-                <w:iCs/>
-                <w:sz w:val="20"/>
-                <w:szCs w:val="20"/>
-              </w:rPr>
-            </w:pPr>
+                <w:sz w:val="20"/>
+                <w:szCs w:val="20"/>
+              </w:rPr>
+            </w:pPr>
+            <w:r>
+              <w:rPr>
+                <w:rFonts w:ascii="Arial" w:hAnsi="Arial" w:cs="Arial"/>
+                <w:b/>
+                <w:bCs/>
+                <w:sz w:val="20"/>
+                <w:szCs w:val="20"/>
+              </w:rPr>
+              <w:t>0.99</w:t>
+            </w:r>
           </w:p>
         </w:tc>
       </w:tr>
@@ -8112,21 +8465,13 @@
               <w:jc w:val="center"/>
               <w:rPr>
                 <w:rFonts w:ascii="Arial" w:hAnsi="Arial" w:cs="Arial"/>
-                <w:b/>
-                <w:bCs/>
-                <w:i/>
-                <w:iCs/>
-                <w:sz w:val="20"/>
-                <w:szCs w:val="20"/>
-              </w:rPr>
-            </w:pPr>
-            <w:r>
-              <w:rPr>
-                <w:rFonts w:ascii="Arial" w:hAnsi="Arial" w:cs="Arial"/>
-                <w:b/>
-                <w:bCs/>
-                <w:i/>
-                <w:iCs/>
+                <w:sz w:val="20"/>
+                <w:szCs w:val="20"/>
+              </w:rPr>
+            </w:pPr>
+            <w:r>
+              <w:rPr>
+                <w:rFonts w:ascii="Arial" w:hAnsi="Arial" w:cs="Arial"/>
                 <w:sz w:val="20"/>
                 <w:szCs w:val="20"/>
               </w:rPr>
@@ -8148,25 +8493,17 @@
               <w:jc w:val="center"/>
               <w:rPr>
                 <w:rFonts w:ascii="Arial" w:hAnsi="Arial" w:cs="Arial"/>
-                <w:b/>
-                <w:bCs/>
-                <w:i/>
-                <w:iCs/>
-                <w:sz w:val="20"/>
-                <w:szCs w:val="20"/>
-              </w:rPr>
-            </w:pPr>
-            <w:r>
-              <w:rPr>
-                <w:rFonts w:ascii="Arial" w:hAnsi="Arial" w:cs="Arial"/>
-                <w:b/>
-                <w:bCs/>
-                <w:i/>
-                <w:iCs/>
-                <w:sz w:val="20"/>
-                <w:szCs w:val="20"/>
-              </w:rPr>
-              <w:t>0.969</w:t>
+                <w:sz w:val="20"/>
+                <w:szCs w:val="20"/>
+              </w:rPr>
+            </w:pPr>
+            <w:r>
+              <w:rPr>
+                <w:rFonts w:ascii="Arial" w:hAnsi="Arial" w:cs="Arial"/>
+                <w:sz w:val="20"/>
+                <w:szCs w:val="20"/>
+              </w:rPr>
+              <w:t>0.982</w:t>
             </w:r>
           </w:p>
         </w:tc>
@@ -8184,21 +8521,13 @@
               <w:jc w:val="center"/>
               <w:rPr>
                 <w:rFonts w:ascii="Arial" w:hAnsi="Arial" w:cs="Arial"/>
-                <w:b/>
-                <w:bCs/>
-                <w:i/>
-                <w:iCs/>
-                <w:sz w:val="20"/>
-                <w:szCs w:val="20"/>
-              </w:rPr>
-            </w:pPr>
-            <w:r>
-              <w:rPr>
-                <w:rFonts w:ascii="Arial" w:hAnsi="Arial" w:cs="Arial"/>
-                <w:b/>
-                <w:bCs/>
-                <w:i/>
-                <w:iCs/>
+                <w:sz w:val="20"/>
+                <w:szCs w:val="20"/>
+              </w:rPr>
+            </w:pPr>
+            <w:r>
+              <w:rPr>
+                <w:rFonts w:ascii="Arial" w:hAnsi="Arial" w:cs="Arial"/>
                 <w:sz w:val="20"/>
                 <w:szCs w:val="20"/>
               </w:rPr>
@@ -8220,25 +8549,17 @@
               <w:jc w:val="center"/>
               <w:rPr>
                 <w:rFonts w:ascii="Arial" w:hAnsi="Arial" w:cs="Arial"/>
-                <w:b/>
-                <w:bCs/>
-                <w:i/>
-                <w:iCs/>
-                <w:sz w:val="20"/>
-                <w:szCs w:val="20"/>
-              </w:rPr>
-            </w:pPr>
-            <w:r>
-              <w:rPr>
-                <w:rFonts w:ascii="Arial" w:hAnsi="Arial" w:cs="Arial"/>
-                <w:b/>
-                <w:bCs/>
-                <w:i/>
-                <w:iCs/>
-                <w:sz w:val="20"/>
-                <w:szCs w:val="20"/>
-              </w:rPr>
-              <w:t>0.980</w:t>
+                <w:sz w:val="20"/>
+                <w:szCs w:val="20"/>
+              </w:rPr>
+            </w:pPr>
+            <w:r>
+              <w:rPr>
+                <w:rFonts w:ascii="Arial" w:hAnsi="Arial" w:cs="Arial"/>
+                <w:sz w:val="20"/>
+                <w:szCs w:val="20"/>
+              </w:rPr>
+              <w:t>0.970</w:t>
             </w:r>
           </w:p>
         </w:tc>
@@ -8255,21 +8576,75 @@
               <w:jc w:val="center"/>
               <w:rPr>
                 <w:rFonts w:ascii="Arial" w:hAnsi="Arial" w:cs="Arial"/>
-                <w:b/>
-                <w:bCs/>
-                <w:i/>
-                <w:iCs/>
-                <w:sz w:val="20"/>
-                <w:szCs w:val="20"/>
-              </w:rPr>
-            </w:pPr>
-            <w:r>
-              <w:rPr>
-                <w:rFonts w:ascii="Arial" w:hAnsi="Arial" w:cs="Arial"/>
-                <w:b/>
-                <w:bCs/>
-                <w:i/>
-                <w:iCs/>
+                <w:sz w:val="20"/>
+                <w:szCs w:val="20"/>
+              </w:rPr>
+            </w:pPr>
+            <w:r>
+              <w:rPr>
+                <w:rFonts w:ascii="Arial" w:hAnsi="Arial" w:cs="Arial"/>
+                <w:sz w:val="20"/>
+                <w:szCs w:val="20"/>
+              </w:rPr>
+              <w:t>0.94</w:t>
+            </w:r>
+          </w:p>
+        </w:tc>
+        <w:tc>
+          <w:tcPr>
+            <w:tcW w:w="854" w:type="dxa"/>
+            <w:tcBorders>
+              <w:right w:val="single" w:sz="12" w:space="0" w:color="auto"/>
+            </w:tcBorders>
+            <w:vAlign w:val="center"/>
+          </w:tcPr>
+          <w:p>
+            <w:pPr>
+              <w:jc w:val="center"/>
+              <w:rPr>
+                <w:rFonts w:ascii="Arial" w:hAnsi="Arial" w:cs="Arial"/>
+                <w:b/>
+                <w:bCs/>
+                <w:sz w:val="20"/>
+                <w:szCs w:val="20"/>
+              </w:rPr>
+            </w:pPr>
+            <w:r>
+              <w:rPr>
+                <w:rFonts w:ascii="Arial" w:hAnsi="Arial" w:cs="Arial"/>
+                <w:b/>
+                <w:bCs/>
+                <w:sz w:val="20"/>
+                <w:szCs w:val="20"/>
+              </w:rPr>
+              <w:t>1.00</w:t>
+            </w:r>
+          </w:p>
+        </w:tc>
+        <w:tc>
+          <w:tcPr>
+            <w:tcW w:w="853" w:type="dxa"/>
+            <w:tcBorders>
+              <w:left w:val="single" w:sz="12" w:space="0" w:color="auto"/>
+            </w:tcBorders>
+            <w:vAlign w:val="center"/>
+          </w:tcPr>
+          <w:p>
+            <w:pPr>
+              <w:jc w:val="center"/>
+              <w:rPr>
+                <w:rFonts w:ascii="Arial" w:hAnsi="Arial" w:cs="Arial"/>
+                <w:b/>
+                <w:bCs/>
+                <w:sz w:val="20"/>
+                <w:szCs w:val="20"/>
+              </w:rPr>
+            </w:pPr>
+            <w:r>
+              <w:rPr>
+                <w:rFonts w:ascii="Arial" w:hAnsi="Arial" w:cs="Arial"/>
+                <w:b/>
+                <w:bCs/>
                 <w:sz w:val="20"/>
                 <w:szCs w:val="20"/>
               </w:rPr>
@@ -8290,162 +8665,68 @@
               <w:jc w:val="center"/>
               <w:rPr>
                 <w:rFonts w:ascii="Arial" w:hAnsi="Arial" w:cs="Arial"/>
-                <w:b/>
-                <w:bCs/>
-                <w:i/>
-                <w:iCs/>
-                <w:sz w:val="20"/>
-                <w:szCs w:val="20"/>
-              </w:rPr>
-            </w:pPr>
-            <w:r>
-              <w:rPr>
-                <w:rFonts w:ascii="Arial" w:hAnsi="Arial" w:cs="Arial"/>
-                <w:b/>
-                <w:bCs/>
-                <w:i/>
-                <w:iCs/>
+                <w:sz w:val="20"/>
+                <w:szCs w:val="20"/>
+              </w:rPr>
+            </w:pPr>
+            <w:r>
+              <w:rPr>
+                <w:rFonts w:ascii="Arial" w:hAnsi="Arial" w:cs="Arial"/>
+                <w:sz w:val="20"/>
+                <w:szCs w:val="20"/>
+              </w:rPr>
+              <w:t>0.97</w:t>
+            </w:r>
+          </w:p>
+        </w:tc>
+        <w:tc>
+          <w:tcPr>
+            <w:tcW w:w="852" w:type="dxa"/>
+            <w:tcBorders>
+              <w:left w:val="single" w:sz="12" w:space="0" w:color="auto"/>
+            </w:tcBorders>
+            <w:vAlign w:val="center"/>
+          </w:tcPr>
+          <w:p>
+            <w:pPr>
+              <w:jc w:val="center"/>
+              <w:rPr>
+                <w:rFonts w:ascii="Arial" w:hAnsi="Arial" w:cs="Arial"/>
+                <w:sz w:val="20"/>
+                <w:szCs w:val="20"/>
+              </w:rPr>
+            </w:pPr>
+            <w:r>
+              <w:rPr>
+                <w:rFonts w:ascii="Arial" w:hAnsi="Arial" w:cs="Arial"/>
+                <w:sz w:val="20"/>
+                <w:szCs w:val="20"/>
+              </w:rPr>
+              <w:t>0.96</w:t>
+            </w:r>
+          </w:p>
+        </w:tc>
+        <w:tc>
+          <w:tcPr>
+            <w:tcW w:w="852" w:type="dxa"/>
+            <w:vAlign w:val="center"/>
+          </w:tcPr>
+          <w:p>
+            <w:pPr>
+              <w:jc w:val="center"/>
+              <w:rPr>
+                <w:rFonts w:ascii="Arial" w:hAnsi="Arial" w:cs="Arial"/>
+                <w:sz w:val="20"/>
+                <w:szCs w:val="20"/>
+              </w:rPr>
+            </w:pPr>
+            <w:r>
+              <w:rPr>
+                <w:rFonts w:ascii="Arial" w:hAnsi="Arial" w:cs="Arial"/>
                 <w:sz w:val="20"/>
                 <w:szCs w:val="20"/>
               </w:rPr>
               <w:t>0.98</w:t>
-            </w:r>
-          </w:p>
-        </w:tc>
-        <w:tc>
-          <w:tcPr>
-            <w:tcW w:w="853" w:type="dxa"/>
-            <w:tcBorders>
-              <w:left w:val="single" w:sz="12" w:space="0" w:color="auto"/>
-            </w:tcBorders>
-            <w:vAlign w:val="center"/>
-          </w:tcPr>
-          <w:p>
-            <w:pPr>
-              <w:jc w:val="center"/>
-              <w:rPr>
-                <w:rFonts w:ascii="Arial" w:hAnsi="Arial" w:cs="Arial"/>
-                <w:b/>
-                <w:bCs/>
-                <w:i/>
-                <w:iCs/>
-                <w:sz w:val="20"/>
-                <w:szCs w:val="20"/>
-              </w:rPr>
-            </w:pPr>
-            <w:r>
-              <w:rPr>
-                <w:rFonts w:ascii="Arial" w:hAnsi="Arial" w:cs="Arial"/>
-                <w:b/>
-                <w:bCs/>
-                <w:i/>
-                <w:iCs/>
-                <w:sz w:val="20"/>
-                <w:szCs w:val="20"/>
-              </w:rPr>
-              <w:t>0.94</w:t>
-            </w:r>
-          </w:p>
-        </w:tc>
-        <w:tc>
-          <w:tcPr>
-            <w:tcW w:w="854" w:type="dxa"/>
-            <w:tcBorders>
-              <w:right w:val="single" w:sz="12" w:space="0" w:color="auto"/>
-            </w:tcBorders>
-            <w:vAlign w:val="center"/>
-          </w:tcPr>
-          <w:p>
-            <w:pPr>
-              <w:jc w:val="center"/>
-              <w:rPr>
-                <w:rFonts w:ascii="Arial" w:hAnsi="Arial" w:cs="Arial"/>
-                <w:b/>
-                <w:bCs/>
-                <w:i/>
-                <w:iCs/>
-                <w:sz w:val="20"/>
-                <w:szCs w:val="20"/>
-              </w:rPr>
-            </w:pPr>
-            <w:r>
-              <w:rPr>
-                <w:rFonts w:ascii="Arial" w:hAnsi="Arial" w:cs="Arial"/>
-                <w:b/>
-                <w:bCs/>
-                <w:i/>
-                <w:iCs/>
-                <w:sz w:val="20"/>
-                <w:szCs w:val="20"/>
-              </w:rPr>
-              <w:t>1.00</w:t>
-            </w:r>
-          </w:p>
-        </w:tc>
-        <w:tc>
-          <w:tcPr>
-            <w:tcW w:w="852" w:type="dxa"/>
-            <w:tcBorders>
-              <w:left w:val="single" w:sz="12" w:space="0" w:color="auto"/>
-            </w:tcBorders>
-            <w:vAlign w:val="center"/>
-          </w:tcPr>
-          <w:p>
-            <w:pPr>
-              <w:jc w:val="center"/>
-              <w:rPr>
-                <w:rFonts w:ascii="Arial" w:hAnsi="Arial" w:cs="Arial"/>
-                <w:b/>
-                <w:bCs/>
-                <w:i/>
-                <w:iCs/>
-                <w:sz w:val="20"/>
-                <w:szCs w:val="20"/>
-              </w:rPr>
-            </w:pPr>
-            <w:r>
-              <w:rPr>
-                <w:rFonts w:ascii="Arial" w:hAnsi="Arial" w:cs="Arial"/>
-                <w:b/>
-                <w:bCs/>
-                <w:i/>
-                <w:iCs/>
-                <w:sz w:val="20"/>
-                <w:szCs w:val="20"/>
-              </w:rPr>
-              <w:t>0.97</w:t>
-            </w:r>
-          </w:p>
-        </w:tc>
-        <w:tc>
-          <w:tcPr>
-            <w:tcW w:w="852" w:type="dxa"/>
-            <w:vAlign w:val="center"/>
-          </w:tcPr>
-          <w:p>
-            <w:pPr>
-              <w:jc w:val="center"/>
-              <w:rPr>
-                <w:rFonts w:ascii="Arial" w:hAnsi="Arial" w:cs="Arial"/>
-                <w:b/>
-                <w:bCs/>
-                <w:i/>
-                <w:iCs/>
-                <w:sz w:val="20"/>
-                <w:szCs w:val="20"/>
-              </w:rPr>
-            </w:pPr>
-            <w:r>
-              <w:rPr>
-                <w:rFonts w:ascii="Arial" w:hAnsi="Arial" w:cs="Arial"/>
-                <w:b/>
-                <w:bCs/>
-                <w:i/>
-                <w:iCs/>
-                <w:sz w:val="20"/>
-                <w:szCs w:val="20"/>
-              </w:rPr>
-              <w:t>0.99</w:t>
             </w:r>
           </w:p>
         </w:tc>
@@ -8485,14 +8766,18 @@
               <w:jc w:val="center"/>
               <w:rPr>
                 <w:rFonts w:ascii="Arial" w:hAnsi="Arial" w:cs="Arial"/>
-                <w:b/>
-                <w:bCs/>
-                <w:i/>
-                <w:iCs/>
-                <w:sz w:val="20"/>
-                <w:szCs w:val="20"/>
-              </w:rPr>
-            </w:pPr>
+                <w:sz w:val="20"/>
+                <w:szCs w:val="20"/>
+              </w:rPr>
+            </w:pPr>
+            <w:r>
+              <w:rPr>
+                <w:rFonts w:ascii="Arial" w:hAnsi="Arial" w:cs="Arial"/>
+                <w:sz w:val="20"/>
+                <w:szCs w:val="20"/>
+              </w:rPr>
+              <w:t>80%</w:t>
+            </w:r>
           </w:p>
         </w:tc>
         <w:tc>
@@ -8511,12 +8796,20 @@
                 <w:rFonts w:ascii="Arial" w:hAnsi="Arial" w:cs="Arial"/>
                 <w:b/>
                 <w:bCs/>
-                <w:i/>
-                <w:iCs/>
-                <w:sz w:val="20"/>
-                <w:szCs w:val="20"/>
-              </w:rPr>
-            </w:pPr>
+                <w:sz w:val="20"/>
+                <w:szCs w:val="20"/>
+              </w:rPr>
+            </w:pPr>
+            <w:r>
+              <w:rPr>
+                <w:rFonts w:ascii="Arial" w:hAnsi="Arial" w:cs="Arial"/>
+                <w:b/>
+                <w:bCs/>
+                <w:sz w:val="20"/>
+                <w:szCs w:val="20"/>
+              </w:rPr>
+              <w:t>0.987</w:t>
+            </w:r>
           </w:p>
         </w:tc>
         <w:tc>
@@ -8535,12 +8828,20 @@
                 <w:rFonts w:ascii="Arial" w:hAnsi="Arial" w:cs="Arial"/>
                 <w:b/>
                 <w:bCs/>
-                <w:i/>
-                <w:iCs/>
-                <w:sz w:val="20"/>
-                <w:szCs w:val="20"/>
-              </w:rPr>
-            </w:pPr>
+                <w:sz w:val="20"/>
+                <w:szCs w:val="20"/>
+              </w:rPr>
+            </w:pPr>
+            <w:r>
+              <w:rPr>
+                <w:rFonts w:ascii="Arial" w:hAnsi="Arial" w:cs="Arial"/>
+                <w:b/>
+                <w:bCs/>
+                <w:sz w:val="20"/>
+                <w:szCs w:val="20"/>
+              </w:rPr>
+              <w:t>0.99</w:t>
+            </w:r>
           </w:p>
         </w:tc>
         <w:tc>
@@ -8557,14 +8858,18 @@
               <w:jc w:val="center"/>
               <w:rPr>
                 <w:rFonts w:ascii="Arial" w:hAnsi="Arial" w:cs="Arial"/>
-                <w:b/>
-                <w:bCs/>
-                <w:i/>
-                <w:iCs/>
-                <w:sz w:val="20"/>
-                <w:szCs w:val="20"/>
-              </w:rPr>
-            </w:pPr>
+                <w:sz w:val="20"/>
+                <w:szCs w:val="20"/>
+              </w:rPr>
+            </w:pPr>
+            <w:r>
+              <w:rPr>
+                <w:rFonts w:ascii="Arial" w:hAnsi="Arial" w:cs="Arial"/>
+                <w:sz w:val="20"/>
+                <w:szCs w:val="20"/>
+              </w:rPr>
+              <w:t>0.985</w:t>
+            </w:r>
           </w:p>
         </w:tc>
         <w:tc>
@@ -8580,14 +8885,18 @@
               <w:jc w:val="center"/>
               <w:rPr>
                 <w:rFonts w:ascii="Arial" w:hAnsi="Arial" w:cs="Arial"/>
-                <w:b/>
-                <w:bCs/>
-                <w:i/>
-                <w:iCs/>
-                <w:sz w:val="20"/>
-                <w:szCs w:val="20"/>
-              </w:rPr>
-            </w:pPr>
+                <w:sz w:val="20"/>
+                <w:szCs w:val="20"/>
+              </w:rPr>
+            </w:pPr>
+            <w:r>
+              <w:rPr>
+                <w:rFonts w:ascii="Arial" w:hAnsi="Arial" w:cs="Arial"/>
+                <w:sz w:val="20"/>
+                <w:szCs w:val="20"/>
+              </w:rPr>
+              <w:t>0.96</w:t>
+            </w:r>
           </w:p>
         </w:tc>
         <w:tc>
@@ -8605,12 +8914,20 @@
                 <w:rFonts w:ascii="Arial" w:hAnsi="Arial" w:cs="Arial"/>
                 <w:b/>
                 <w:bCs/>
-                <w:i/>
-                <w:iCs/>
-                <w:sz w:val="20"/>
-                <w:szCs w:val="20"/>
-              </w:rPr>
-            </w:pPr>
+                <w:sz w:val="20"/>
+                <w:szCs w:val="20"/>
+              </w:rPr>
+            </w:pPr>
+            <w:r>
+              <w:rPr>
+                <w:rFonts w:ascii="Arial" w:hAnsi="Arial" w:cs="Arial"/>
+                <w:b/>
+                <w:bCs/>
+                <w:sz w:val="20"/>
+                <w:szCs w:val="20"/>
+              </w:rPr>
+              <w:t>1.00</w:t>
+            </w:r>
           </w:p>
         </w:tc>
         <w:tc>
@@ -8628,12 +8945,20 @@
                 <w:rFonts w:ascii="Arial" w:hAnsi="Arial" w:cs="Arial"/>
                 <w:b/>
                 <w:bCs/>
-                <w:i/>
-                <w:iCs/>
-                <w:sz w:val="20"/>
-                <w:szCs w:val="20"/>
-              </w:rPr>
-            </w:pPr>
+                <w:sz w:val="20"/>
+                <w:szCs w:val="20"/>
+              </w:rPr>
+            </w:pPr>
+            <w:r>
+              <w:rPr>
+                <w:rFonts w:ascii="Arial" w:hAnsi="Arial" w:cs="Arial"/>
+                <w:b/>
+                <w:bCs/>
+                <w:sz w:val="20"/>
+                <w:szCs w:val="20"/>
+              </w:rPr>
+              <w:t>0.99</w:t>
+            </w:r>
           </w:p>
         </w:tc>
         <w:tc>
@@ -8649,14 +8974,18 @@
               <w:jc w:val="center"/>
               <w:rPr>
                 <w:rFonts w:ascii="Arial" w:hAnsi="Arial" w:cs="Arial"/>
-                <w:b/>
-                <w:bCs/>
-                <w:i/>
-                <w:iCs/>
-                <w:sz w:val="20"/>
-                <w:szCs w:val="20"/>
-              </w:rPr>
-            </w:pPr>
+                <w:sz w:val="20"/>
+                <w:szCs w:val="20"/>
+              </w:rPr>
+            </w:pPr>
+            <w:r>
+              <w:rPr>
+                <w:rFonts w:ascii="Arial" w:hAnsi="Arial" w:cs="Arial"/>
+                <w:sz w:val="20"/>
+                <w:szCs w:val="20"/>
+              </w:rPr>
+              <w:t>0.98</w:t>
+            </w:r>
           </w:p>
         </w:tc>
         <w:tc>
@@ -8674,12 +9003,20 @@
                 <w:rFonts w:ascii="Arial" w:hAnsi="Arial" w:cs="Arial"/>
                 <w:b/>
                 <w:bCs/>
-                <w:i/>
-                <w:iCs/>
-                <w:sz w:val="20"/>
-                <w:szCs w:val="20"/>
-              </w:rPr>
-            </w:pPr>
+                <w:sz w:val="20"/>
+                <w:szCs w:val="20"/>
+              </w:rPr>
+            </w:pPr>
+            <w:r>
+              <w:rPr>
+                <w:rFonts w:ascii="Arial" w:hAnsi="Arial" w:cs="Arial"/>
+                <w:b/>
+                <w:bCs/>
+                <w:sz w:val="20"/>
+                <w:szCs w:val="20"/>
+              </w:rPr>
+              <w:t>0.98</w:t>
+            </w:r>
           </w:p>
         </w:tc>
         <w:tc>
@@ -8694,12 +9031,20 @@
                 <w:rFonts w:ascii="Arial" w:hAnsi="Arial" w:cs="Arial"/>
                 <w:b/>
                 <w:bCs/>
-                <w:i/>
-                <w:iCs/>
-                <w:sz w:val="20"/>
-                <w:szCs w:val="20"/>
-              </w:rPr>
-            </w:pPr>
+                <w:sz w:val="20"/>
+                <w:szCs w:val="20"/>
+              </w:rPr>
+            </w:pPr>
+            <w:r>
+              <w:rPr>
+                <w:rFonts w:ascii="Arial" w:hAnsi="Arial" w:cs="Arial"/>
+                <w:b/>
+                <w:bCs/>
+                <w:sz w:val="20"/>
+                <w:szCs w:val="20"/>
+              </w:rPr>
+              <w:t>0.99</w:t>
+            </w:r>
           </w:p>
         </w:tc>
       </w:tr>
@@ -8738,14 +9083,18 @@
               <w:jc w:val="center"/>
               <w:rPr>
                 <w:rFonts w:ascii="Arial" w:hAnsi="Arial" w:cs="Arial"/>
-                <w:b/>
-                <w:bCs/>
-                <w:i/>
-                <w:iCs/>
-                <w:sz w:val="20"/>
-                <w:szCs w:val="20"/>
-              </w:rPr>
-            </w:pPr>
+                <w:sz w:val="20"/>
+                <w:szCs w:val="20"/>
+              </w:rPr>
+            </w:pPr>
+            <w:r>
+              <w:rPr>
+                <w:rFonts w:ascii="Arial" w:hAnsi="Arial" w:cs="Arial"/>
+                <w:sz w:val="20"/>
+                <w:szCs w:val="20"/>
+              </w:rPr>
+              <w:t>90%</w:t>
+            </w:r>
           </w:p>
         </w:tc>
         <w:tc>
@@ -8762,14 +9111,18 @@
               <w:jc w:val="center"/>
               <w:rPr>
                 <w:rFonts w:ascii="Arial" w:hAnsi="Arial" w:cs="Arial"/>
-                <w:b/>
-                <w:bCs/>
-                <w:i/>
-                <w:iCs/>
-                <w:sz w:val="20"/>
-                <w:szCs w:val="20"/>
-              </w:rPr>
-            </w:pPr>
+                <w:sz w:val="20"/>
+                <w:szCs w:val="20"/>
+              </w:rPr>
+            </w:pPr>
+            <w:r>
+              <w:rPr>
+                <w:rFonts w:ascii="Arial" w:hAnsi="Arial" w:cs="Arial"/>
+                <w:sz w:val="20"/>
+                <w:szCs w:val="20"/>
+              </w:rPr>
+              <w:t>0.970</w:t>
+            </w:r>
           </w:p>
         </w:tc>
         <w:tc>
@@ -8786,14 +9139,18 @@
               <w:jc w:val="center"/>
               <w:rPr>
                 <w:rFonts w:ascii="Arial" w:hAnsi="Arial" w:cs="Arial"/>
-                <w:b/>
-                <w:bCs/>
-                <w:i/>
-                <w:iCs/>
-                <w:sz w:val="20"/>
-                <w:szCs w:val="20"/>
-              </w:rPr>
-            </w:pPr>
+                <w:sz w:val="20"/>
+                <w:szCs w:val="20"/>
+              </w:rPr>
+            </w:pPr>
+            <w:r>
+              <w:rPr>
+                <w:rFonts w:ascii="Arial" w:hAnsi="Arial" w:cs="Arial"/>
+                <w:sz w:val="20"/>
+                <w:szCs w:val="20"/>
+              </w:rPr>
+              <w:t>0.98</w:t>
+            </w:r>
           </w:p>
         </w:tc>
         <w:tc>
@@ -8810,14 +9167,18 @@
               <w:jc w:val="center"/>
               <w:rPr>
                 <w:rFonts w:ascii="Arial" w:hAnsi="Arial" w:cs="Arial"/>
-                <w:b/>
-                <w:bCs/>
-                <w:i/>
-                <w:iCs/>
-                <w:sz w:val="20"/>
-                <w:szCs w:val="20"/>
-              </w:rPr>
-            </w:pPr>
+                <w:sz w:val="20"/>
+                <w:szCs w:val="20"/>
+              </w:rPr>
+            </w:pPr>
+            <w:r>
+              <w:rPr>
+                <w:rFonts w:ascii="Arial" w:hAnsi="Arial" w:cs="Arial"/>
+                <w:sz w:val="20"/>
+                <w:szCs w:val="20"/>
+              </w:rPr>
+              <w:t>0.980</w:t>
+            </w:r>
           </w:p>
         </w:tc>
         <w:tc>
@@ -8835,12 +9196,20 @@
                 <w:rFonts w:ascii="Arial" w:hAnsi="Arial" w:cs="Arial"/>
                 <w:b/>
                 <w:bCs/>
-                <w:i/>
-                <w:iCs/>
-                <w:sz w:val="20"/>
-                <w:szCs w:val="20"/>
-              </w:rPr>
-            </w:pPr>
+                <w:sz w:val="20"/>
+                <w:szCs w:val="20"/>
+              </w:rPr>
+            </w:pPr>
+            <w:r>
+              <w:rPr>
+                <w:rFonts w:ascii="Arial" w:hAnsi="Arial" w:cs="Arial"/>
+                <w:b/>
+                <w:bCs/>
+                <w:sz w:val="20"/>
+                <w:szCs w:val="20"/>
+              </w:rPr>
+              <w:t>1.00</w:t>
+            </w:r>
           </w:p>
         </w:tc>
         <w:tc>
@@ -8856,14 +9225,18 @@
               <w:jc w:val="center"/>
               <w:rPr>
                 <w:rFonts w:ascii="Arial" w:hAnsi="Arial" w:cs="Arial"/>
-                <w:b/>
-                <w:bCs/>
-                <w:i/>
-                <w:iCs/>
-                <w:sz w:val="20"/>
-                <w:szCs w:val="20"/>
-              </w:rPr>
-            </w:pPr>
+                <w:sz w:val="20"/>
+                <w:szCs w:val="20"/>
+              </w:rPr>
+            </w:pPr>
+            <w:r>
+              <w:rPr>
+                <w:rFonts w:ascii="Arial" w:hAnsi="Arial" w:cs="Arial"/>
+                <w:sz w:val="20"/>
+                <w:szCs w:val="20"/>
+              </w:rPr>
+              <w:t>0.98</w:t>
+            </w:r>
           </w:p>
         </w:tc>
         <w:tc>
@@ -8879,14 +9252,18 @@
               <w:jc w:val="center"/>
               <w:rPr>
                 <w:rFonts w:ascii="Arial" w:hAnsi="Arial" w:cs="Arial"/>
-                <w:b/>
-                <w:bCs/>
-                <w:i/>
-                <w:iCs/>
-                <w:sz w:val="20"/>
-                <w:szCs w:val="20"/>
-              </w:rPr>
-            </w:pPr>
+                <w:sz w:val="20"/>
+                <w:szCs w:val="20"/>
+              </w:rPr>
+            </w:pPr>
+            <w:r>
+              <w:rPr>
+                <w:rFonts w:ascii="Arial" w:hAnsi="Arial" w:cs="Arial"/>
+                <w:sz w:val="20"/>
+                <w:szCs w:val="20"/>
+              </w:rPr>
+              <w:t>0.94</w:t>
+            </w:r>
           </w:p>
         </w:tc>
         <w:tc>
@@ -8904,12 +9281,20 @@
                 <w:rFonts w:ascii="Arial" w:hAnsi="Arial" w:cs="Arial"/>
                 <w:b/>
                 <w:bCs/>
-                <w:i/>
-                <w:iCs/>
-                <w:sz w:val="20"/>
-                <w:szCs w:val="20"/>
-              </w:rPr>
-            </w:pPr>
+                <w:sz w:val="20"/>
+                <w:szCs w:val="20"/>
+              </w:rPr>
+            </w:pPr>
+            <w:r>
+              <w:rPr>
+                <w:rFonts w:ascii="Arial" w:hAnsi="Arial" w:cs="Arial"/>
+                <w:b/>
+                <w:bCs/>
+                <w:sz w:val="20"/>
+                <w:szCs w:val="20"/>
+              </w:rPr>
+              <w:t>1.00</w:t>
+            </w:r>
           </w:p>
         </w:tc>
         <w:tc>
@@ -8925,14 +9310,18 @@
               <w:jc w:val="center"/>
               <w:rPr>
                 <w:rFonts w:ascii="Arial" w:hAnsi="Arial" w:cs="Arial"/>
-                <w:b/>
-                <w:bCs/>
-                <w:i/>
-                <w:iCs/>
-                <w:sz w:val="20"/>
-                <w:szCs w:val="20"/>
-              </w:rPr>
-            </w:pPr>
+                <w:sz w:val="20"/>
+                <w:szCs w:val="20"/>
+              </w:rPr>
+            </w:pPr>
+            <w:r>
+              <w:rPr>
+                <w:rFonts w:ascii="Arial" w:hAnsi="Arial" w:cs="Arial"/>
+                <w:sz w:val="20"/>
+                <w:szCs w:val="20"/>
+              </w:rPr>
+              <w:t>0.97</w:t>
+            </w:r>
           </w:p>
         </w:tc>
         <w:tc>
@@ -8947,12 +9336,20 @@
                 <w:rFonts w:ascii="Arial" w:hAnsi="Arial" w:cs="Arial"/>
                 <w:b/>
                 <w:bCs/>
-                <w:i/>
-                <w:iCs/>
-                <w:sz w:val="20"/>
-                <w:szCs w:val="20"/>
-              </w:rPr>
-            </w:pPr>
+                <w:sz w:val="20"/>
+                <w:szCs w:val="20"/>
+              </w:rPr>
+            </w:pPr>
+            <w:r>
+              <w:rPr>
+                <w:rFonts w:ascii="Arial" w:hAnsi="Arial" w:cs="Arial"/>
+                <w:b/>
+                <w:bCs/>
+                <w:sz w:val="20"/>
+                <w:szCs w:val="20"/>
+              </w:rPr>
+              <w:t>0.99</w:t>
+            </w:r>
           </w:p>
         </w:tc>
       </w:tr>
@@ -9022,17 +9419,21 @@
               <w:jc w:val="center"/>
               <w:rPr>
                 <w:rFonts w:ascii="Arial" w:hAnsi="Arial" w:cs="Arial"/>
-                <w:sz w:val="20"/>
-                <w:szCs w:val="20"/>
-              </w:rPr>
-            </w:pPr>
-            <w:r>
-              <w:rPr>
-                <w:rFonts w:ascii="Arial" w:hAnsi="Arial" w:cs="Arial"/>
-                <w:sz w:val="20"/>
-                <w:szCs w:val="20"/>
-              </w:rPr>
-              <w:t>0.928</w:t>
+                <w:b/>
+                <w:bCs/>
+                <w:sz w:val="20"/>
+                <w:szCs w:val="20"/>
+              </w:rPr>
+            </w:pPr>
+            <w:r>
+              <w:rPr>
+                <w:rFonts w:ascii="Arial" w:hAnsi="Arial" w:cs="Arial"/>
+                <w:b/>
+                <w:bCs/>
+                <w:sz w:val="20"/>
+                <w:szCs w:val="20"/>
+              </w:rPr>
+              <w:t>0.987</w:t>
             </w:r>
           </w:p>
         </w:tc>
@@ -9051,17 +9452,21 @@
               <w:jc w:val="center"/>
               <w:rPr>
                 <w:rFonts w:ascii="Arial" w:hAnsi="Arial" w:cs="Arial"/>
-                <w:sz w:val="20"/>
-                <w:szCs w:val="20"/>
-              </w:rPr>
-            </w:pPr>
-            <w:r>
-              <w:rPr>
-                <w:rFonts w:ascii="Arial" w:hAnsi="Arial" w:cs="Arial"/>
-                <w:sz w:val="20"/>
-                <w:szCs w:val="20"/>
-              </w:rPr>
-              <w:t>0.93</w:t>
+                <w:b/>
+                <w:bCs/>
+                <w:sz w:val="20"/>
+                <w:szCs w:val="20"/>
+              </w:rPr>
+            </w:pPr>
+            <w:r>
+              <w:rPr>
+                <w:rFonts w:ascii="Arial" w:hAnsi="Arial" w:cs="Arial"/>
+                <w:b/>
+                <w:bCs/>
+                <w:sz w:val="20"/>
+                <w:szCs w:val="20"/>
+              </w:rPr>
+              <w:t>0.99</w:t>
             </w:r>
           </w:p>
         </w:tc>
@@ -9090,7 +9495,7 @@
                 <w:sz w:val="20"/>
                 <w:szCs w:val="20"/>
               </w:rPr>
-              <w:t>0.920</w:t>
+              <w:t>0.985</w:t>
             </w:r>
           </w:p>
         </w:tc>
@@ -9108,17 +9513,21 @@
               <w:jc w:val="center"/>
               <w:rPr>
                 <w:rFonts w:ascii="Arial" w:hAnsi="Arial" w:cs="Arial"/>
-                <w:sz w:val="20"/>
-                <w:szCs w:val="20"/>
-              </w:rPr>
-            </w:pPr>
-            <w:r>
-              <w:rPr>
-                <w:rFonts w:ascii="Arial" w:hAnsi="Arial" w:cs="Arial"/>
-                <w:sz w:val="20"/>
-                <w:szCs w:val="20"/>
-              </w:rPr>
-              <w:t>0.86</w:t>
+                <w:b/>
+                <w:bCs/>
+                <w:sz w:val="20"/>
+                <w:szCs w:val="20"/>
+              </w:rPr>
+            </w:pPr>
+            <w:r>
+              <w:rPr>
+                <w:rFonts w:ascii="Arial" w:hAnsi="Arial" w:cs="Arial"/>
+                <w:b/>
+                <w:bCs/>
+                <w:sz w:val="20"/>
+                <w:szCs w:val="20"/>
+              </w:rPr>
+              <w:t>0.99</w:t>
             </w:r>
           </w:p>
         </w:tc>
@@ -9136,17 +9545,21 @@
               <w:jc w:val="center"/>
               <w:rPr>
                 <w:rFonts w:ascii="Arial" w:hAnsi="Arial" w:cs="Arial"/>
-                <w:sz w:val="20"/>
-                <w:szCs w:val="20"/>
-              </w:rPr>
-            </w:pPr>
-            <w:r>
-              <w:rPr>
-                <w:rFonts w:ascii="Arial" w:hAnsi="Arial" w:cs="Arial"/>
-                <w:sz w:val="20"/>
-                <w:szCs w:val="20"/>
-              </w:rPr>
-              <w:t>0.97</w:t>
+                <w:b/>
+                <w:bCs/>
+                <w:sz w:val="20"/>
+                <w:szCs w:val="20"/>
+              </w:rPr>
+            </w:pPr>
+            <w:r>
+              <w:rPr>
+                <w:rFonts w:ascii="Arial" w:hAnsi="Arial" w:cs="Arial"/>
+                <w:b/>
+                <w:bCs/>
+                <w:sz w:val="20"/>
+                <w:szCs w:val="20"/>
+              </w:rPr>
+              <w:t>0.99</w:t>
             </w:r>
           </w:p>
         </w:tc>
@@ -9164,17 +9577,21 @@
               <w:jc w:val="center"/>
               <w:rPr>
                 <w:rFonts w:ascii="Arial" w:hAnsi="Arial" w:cs="Arial"/>
-                <w:sz w:val="20"/>
-                <w:szCs w:val="20"/>
-              </w:rPr>
-            </w:pPr>
-            <w:r>
-              <w:rPr>
-                <w:rFonts w:ascii="Arial" w:hAnsi="Arial" w:cs="Arial"/>
-                <w:sz w:val="20"/>
-                <w:szCs w:val="20"/>
-              </w:rPr>
-              <w:t>0.92</w:t>
+                <w:b/>
+                <w:bCs/>
+                <w:sz w:val="20"/>
+                <w:szCs w:val="20"/>
+              </w:rPr>
+            </w:pPr>
+            <w:r>
+              <w:rPr>
+                <w:rFonts w:ascii="Arial" w:hAnsi="Arial" w:cs="Arial"/>
+                <w:b/>
+                <w:bCs/>
+                <w:sz w:val="20"/>
+                <w:szCs w:val="20"/>
+              </w:rPr>
+              <w:t>0.98</w:t>
             </w:r>
           </w:p>
         </w:tc>
@@ -9192,17 +9609,21 @@
               <w:jc w:val="center"/>
               <w:rPr>
                 <w:rFonts w:ascii="Arial" w:hAnsi="Arial" w:cs="Arial"/>
-                <w:sz w:val="20"/>
-                <w:szCs w:val="20"/>
-              </w:rPr>
-            </w:pPr>
-            <w:r>
-              <w:rPr>
-                <w:rFonts w:ascii="Arial" w:hAnsi="Arial" w:cs="Arial"/>
-                <w:sz w:val="20"/>
-                <w:szCs w:val="20"/>
-              </w:rPr>
-              <w:t>0.93</w:t>
+                <w:b/>
+                <w:bCs/>
+                <w:sz w:val="20"/>
+                <w:szCs w:val="20"/>
+              </w:rPr>
+            </w:pPr>
+            <w:r>
+              <w:rPr>
+                <w:rFonts w:ascii="Arial" w:hAnsi="Arial" w:cs="Arial"/>
+                <w:b/>
+                <w:bCs/>
+                <w:sz w:val="20"/>
+                <w:szCs w:val="20"/>
+              </w:rPr>
+              <w:t>1.00</w:t>
             </w:r>
           </w:p>
         </w:tc>
@@ -9220,17 +9641,21 @@
               <w:jc w:val="center"/>
               <w:rPr>
                 <w:rFonts w:ascii="Arial" w:hAnsi="Arial" w:cs="Arial"/>
-                <w:sz w:val="20"/>
-                <w:szCs w:val="20"/>
-              </w:rPr>
-            </w:pPr>
-            <w:r>
-              <w:rPr>
-                <w:rFonts w:ascii="Arial" w:hAnsi="Arial" w:cs="Arial"/>
-                <w:sz w:val="20"/>
-                <w:szCs w:val="20"/>
-              </w:rPr>
-              <w:t>0.89</w:t>
+                <w:b/>
+                <w:bCs/>
+                <w:sz w:val="20"/>
+                <w:szCs w:val="20"/>
+              </w:rPr>
+            </w:pPr>
+            <w:r>
+              <w:rPr>
+                <w:rFonts w:ascii="Arial" w:hAnsi="Arial" w:cs="Arial"/>
+                <w:b/>
+                <w:bCs/>
+                <w:sz w:val="20"/>
+                <w:szCs w:val="20"/>
+              </w:rPr>
+              <w:t>0.98</w:t>
             </w:r>
           </w:p>
         </w:tc>
@@ -9247,17 +9672,21 @@
               <w:jc w:val="center"/>
               <w:rPr>
                 <w:rFonts w:ascii="Arial" w:hAnsi="Arial" w:cs="Arial"/>
-                <w:sz w:val="20"/>
-                <w:szCs w:val="20"/>
-              </w:rPr>
-            </w:pPr>
-            <w:r>
-              <w:rPr>
-                <w:rFonts w:ascii="Arial" w:hAnsi="Arial" w:cs="Arial"/>
-                <w:sz w:val="20"/>
-                <w:szCs w:val="20"/>
-              </w:rPr>
-              <w:t>0.95</w:t>
+                <w:b/>
+                <w:bCs/>
+                <w:sz w:val="20"/>
+                <w:szCs w:val="20"/>
+              </w:rPr>
+            </w:pPr>
+            <w:r>
+              <w:rPr>
+                <w:rFonts w:ascii="Arial" w:hAnsi="Arial" w:cs="Arial"/>
+                <w:b/>
+                <w:bCs/>
+                <w:sz w:val="20"/>
+                <w:szCs w:val="20"/>
+              </w:rPr>
+              <w:t>0.99</w:t>
             </w:r>
           </w:p>
         </w:tc>
@@ -9364,7 +9793,7 @@
                 <w:sz w:val="20"/>
                 <w:szCs w:val="20"/>
               </w:rPr>
-              <w:t>0.931</w:t>
+              <w:t>0.970</w:t>
             </w:r>
           </w:p>
         </w:tc>
@@ -9383,6 +9812,127 @@
               <w:jc w:val="center"/>
               <w:rPr>
                 <w:rFonts w:ascii="Arial" w:hAnsi="Arial" w:cs="Arial"/>
+                <w:b/>
+                <w:bCs/>
+                <w:sz w:val="20"/>
+                <w:szCs w:val="20"/>
+              </w:rPr>
+            </w:pPr>
+            <w:r>
+              <w:rPr>
+                <w:rFonts w:ascii="Arial" w:hAnsi="Arial" w:cs="Arial"/>
+                <w:b/>
+                <w:bCs/>
+                <w:sz w:val="20"/>
+                <w:szCs w:val="20"/>
+              </w:rPr>
+              <w:t>0.98</w:t>
+            </w:r>
+          </w:p>
+        </w:tc>
+        <w:tc>
+          <w:tcPr>
+            <w:tcW w:w="996" w:type="dxa"/>
+            <w:tcBorders>
+              <w:top w:val="single" w:sz="18" w:space="0" w:color="auto"/>
+              <w:left w:val="single" w:sz="12" w:space="0" w:color="auto"/>
+              <w:right w:val="single" w:sz="12" w:space="0" w:color="auto"/>
+            </w:tcBorders>
+            <w:vAlign w:val="center"/>
+          </w:tcPr>
+          <w:p>
+            <w:pPr>
+              <w:jc w:val="center"/>
+              <w:rPr>
+                <w:rFonts w:ascii="Arial" w:hAnsi="Arial" w:cs="Arial"/>
+                <w:sz w:val="20"/>
+                <w:szCs w:val="20"/>
+              </w:rPr>
+            </w:pPr>
+            <w:r>
+              <w:rPr>
+                <w:rFonts w:ascii="Arial" w:hAnsi="Arial" w:cs="Arial"/>
+                <w:sz w:val="20"/>
+                <w:szCs w:val="20"/>
+              </w:rPr>
+              <w:t>0.970</w:t>
+            </w:r>
+          </w:p>
+        </w:tc>
+        <w:tc>
+          <w:tcPr>
+            <w:tcW w:w="853" w:type="dxa"/>
+            <w:tcBorders>
+              <w:top w:val="single" w:sz="18" w:space="0" w:color="auto"/>
+              <w:left w:val="single" w:sz="12" w:space="0" w:color="auto"/>
+            </w:tcBorders>
+            <w:vAlign w:val="center"/>
+          </w:tcPr>
+          <w:p>
+            <w:pPr>
+              <w:jc w:val="center"/>
+              <w:rPr>
+                <w:rFonts w:ascii="Arial" w:hAnsi="Arial" w:cs="Arial"/>
+                <w:b/>
+                <w:bCs/>
+                <w:sz w:val="20"/>
+                <w:szCs w:val="20"/>
+              </w:rPr>
+            </w:pPr>
+            <w:r>
+              <w:rPr>
+                <w:rFonts w:ascii="Arial" w:hAnsi="Arial" w:cs="Arial"/>
+                <w:b/>
+                <w:bCs/>
+                <w:sz w:val="20"/>
+                <w:szCs w:val="20"/>
+              </w:rPr>
+              <w:t>0.98</w:t>
+            </w:r>
+          </w:p>
+        </w:tc>
+        <w:tc>
+          <w:tcPr>
+            <w:tcW w:w="854" w:type="dxa"/>
+            <w:tcBorders>
+              <w:top w:val="single" w:sz="18" w:space="0" w:color="auto"/>
+              <w:right w:val="single" w:sz="12" w:space="0" w:color="auto"/>
+            </w:tcBorders>
+            <w:vAlign w:val="center"/>
+          </w:tcPr>
+          <w:p>
+            <w:pPr>
+              <w:jc w:val="center"/>
+              <w:rPr>
+                <w:rFonts w:ascii="Arial" w:hAnsi="Arial" w:cs="Arial"/>
+                <w:sz w:val="20"/>
+                <w:szCs w:val="20"/>
+              </w:rPr>
+            </w:pPr>
+            <w:r>
+              <w:rPr>
+                <w:rFonts w:ascii="Arial" w:hAnsi="Arial" w:cs="Arial"/>
+                <w:sz w:val="20"/>
+                <w:szCs w:val="20"/>
+              </w:rPr>
+              <w:t>0.98</w:t>
+            </w:r>
+          </w:p>
+        </w:tc>
+        <w:tc>
+          <w:tcPr>
+            <w:tcW w:w="853" w:type="dxa"/>
+            <w:tcBorders>
+              <w:top w:val="single" w:sz="18" w:space="0" w:color="auto"/>
+              <w:left w:val="single" w:sz="12" w:space="0" w:color="auto"/>
+            </w:tcBorders>
+            <w:vAlign w:val="center"/>
+          </w:tcPr>
+          <w:p>
+            <w:pPr>
+              <w:jc w:val="center"/>
+              <w:rPr>
+                <w:rFonts w:ascii="Arial" w:hAnsi="Arial" w:cs="Arial"/>
                 <w:sz w:val="20"/>
                 <w:szCs w:val="20"/>
               </w:rPr>
@@ -9399,36 +9949,39 @@
         </w:tc>
         <w:tc>
           <w:tcPr>
-            <w:tcW w:w="996" w:type="dxa"/>
+            <w:tcW w:w="854" w:type="dxa"/>
             <w:tcBorders>
               <w:top w:val="single" w:sz="18" w:space="0" w:color="auto"/>
-              <w:left w:val="single" w:sz="12" w:space="0" w:color="auto"/>
-              <w:right w:val="single" w:sz="12" w:space="0" w:color="auto"/>
-            </w:tcBorders>
-            <w:vAlign w:val="center"/>
-          </w:tcPr>
-          <w:p>
-            <w:pPr>
-              <w:jc w:val="center"/>
-              <w:rPr>
-                <w:rFonts w:ascii="Arial" w:hAnsi="Arial" w:cs="Arial"/>
-                <w:sz w:val="20"/>
-                <w:szCs w:val="20"/>
-              </w:rPr>
-            </w:pPr>
-            <w:r>
-              <w:rPr>
-                <w:rFonts w:ascii="Arial" w:hAnsi="Arial" w:cs="Arial"/>
-                <w:sz w:val="20"/>
-                <w:szCs w:val="20"/>
-              </w:rPr>
-              <w:t>0.945</w:t>
-            </w:r>
-          </w:p>
-        </w:tc>
-        <w:tc>
-          <w:tcPr>
-            <w:tcW w:w="853" w:type="dxa"/>
+              <w:right w:val="single" w:sz="12" w:space="0" w:color="auto"/>
+            </w:tcBorders>
+            <w:vAlign w:val="center"/>
+          </w:tcPr>
+          <w:p>
+            <w:pPr>
+              <w:jc w:val="center"/>
+              <w:rPr>
+                <w:rFonts w:ascii="Arial" w:hAnsi="Arial" w:cs="Arial"/>
+                <w:b/>
+                <w:bCs/>
+                <w:sz w:val="20"/>
+                <w:szCs w:val="20"/>
+              </w:rPr>
+            </w:pPr>
+            <w:r>
+              <w:rPr>
+                <w:rFonts w:ascii="Arial" w:hAnsi="Arial" w:cs="Arial"/>
+                <w:b/>
+                <w:bCs/>
+                <w:sz w:val="20"/>
+                <w:szCs w:val="20"/>
+              </w:rPr>
+              <w:t>0.99</w:t>
+            </w:r>
+          </w:p>
+        </w:tc>
+        <w:tc>
+          <w:tcPr>
+            <w:tcW w:w="852" w:type="dxa"/>
             <w:tcBorders>
               <w:top w:val="single" w:sz="18" w:space="0" w:color="auto"/>
               <w:left w:val="single" w:sz="12" w:space="0" w:color="auto"/>
@@ -9450,146 +10003,38 @@
                 <w:sz w:val="20"/>
                 <w:szCs w:val="20"/>
               </w:rPr>
+              <w:t>0.96</w:t>
+            </w:r>
+          </w:p>
+        </w:tc>
+        <w:tc>
+          <w:tcPr>
+            <w:tcW w:w="852" w:type="dxa"/>
+            <w:tcBorders>
+              <w:top w:val="single" w:sz="18" w:space="0" w:color="auto"/>
+            </w:tcBorders>
+            <w:vAlign w:val="center"/>
+          </w:tcPr>
+          <w:p>
+            <w:pPr>
+              <w:jc w:val="center"/>
+              <w:rPr>
+                <w:rFonts w:ascii="Arial" w:hAnsi="Arial" w:cs="Arial"/>
+                <w:b/>
+                <w:bCs/>
+                <w:sz w:val="20"/>
+                <w:szCs w:val="20"/>
+              </w:rPr>
+            </w:pPr>
+            <w:r>
+              <w:rPr>
+                <w:rFonts w:ascii="Arial" w:hAnsi="Arial" w:cs="Arial"/>
+                <w:b/>
+                <w:bCs/>
+                <w:sz w:val="20"/>
+                <w:szCs w:val="20"/>
+              </w:rPr>
               <w:t>0.98</w:t>
-            </w:r>
-          </w:p>
-        </w:tc>
-        <w:tc>
-          <w:tcPr>
-            <w:tcW w:w="854" w:type="dxa"/>
-            <w:tcBorders>
-              <w:top w:val="single" w:sz="18" w:space="0" w:color="auto"/>
-              <w:right w:val="single" w:sz="12" w:space="0" w:color="auto"/>
-            </w:tcBorders>
-            <w:vAlign w:val="center"/>
-          </w:tcPr>
-          <w:p>
-            <w:pPr>
-              <w:jc w:val="center"/>
-              <w:rPr>
-                <w:rFonts w:ascii="Arial" w:hAnsi="Arial" w:cs="Arial"/>
-                <w:sz w:val="20"/>
-                <w:szCs w:val="20"/>
-              </w:rPr>
-            </w:pPr>
-            <w:r>
-              <w:rPr>
-                <w:rFonts w:ascii="Arial" w:hAnsi="Arial" w:cs="Arial"/>
-                <w:sz w:val="20"/>
-                <w:szCs w:val="20"/>
-              </w:rPr>
-              <w:t>0.94</w:t>
-            </w:r>
-          </w:p>
-        </w:tc>
-        <w:tc>
-          <w:tcPr>
-            <w:tcW w:w="853" w:type="dxa"/>
-            <w:tcBorders>
-              <w:top w:val="single" w:sz="18" w:space="0" w:color="auto"/>
-              <w:left w:val="single" w:sz="12" w:space="0" w:color="auto"/>
-            </w:tcBorders>
-            <w:vAlign w:val="center"/>
-          </w:tcPr>
-          <w:p>
-            <w:pPr>
-              <w:jc w:val="center"/>
-              <w:rPr>
-                <w:rFonts w:ascii="Arial" w:hAnsi="Arial" w:cs="Arial"/>
-                <w:sz w:val="20"/>
-                <w:szCs w:val="20"/>
-              </w:rPr>
-            </w:pPr>
-            <w:r>
-              <w:rPr>
-                <w:rFonts w:ascii="Arial" w:hAnsi="Arial" w:cs="Arial"/>
-                <w:sz w:val="20"/>
-                <w:szCs w:val="20"/>
-              </w:rPr>
-              <w:t>0.87</w:t>
-            </w:r>
-          </w:p>
-        </w:tc>
-        <w:tc>
-          <w:tcPr>
-            <w:tcW w:w="854" w:type="dxa"/>
-            <w:tcBorders>
-              <w:top w:val="single" w:sz="18" w:space="0" w:color="auto"/>
-              <w:right w:val="single" w:sz="12" w:space="0" w:color="auto"/>
-            </w:tcBorders>
-            <w:vAlign w:val="center"/>
-          </w:tcPr>
-          <w:p>
-            <w:pPr>
-              <w:jc w:val="center"/>
-              <w:rPr>
-                <w:rFonts w:ascii="Arial" w:hAnsi="Arial" w:cs="Arial"/>
-                <w:sz w:val="20"/>
-                <w:szCs w:val="20"/>
-              </w:rPr>
-            </w:pPr>
-            <w:r>
-              <w:rPr>
-                <w:rFonts w:ascii="Arial" w:hAnsi="Arial" w:cs="Arial"/>
-                <w:sz w:val="20"/>
-                <w:szCs w:val="20"/>
-              </w:rPr>
-              <w:t>0.99</w:t>
-            </w:r>
-          </w:p>
-        </w:tc>
-        <w:tc>
-          <w:tcPr>
-            <w:tcW w:w="852" w:type="dxa"/>
-            <w:tcBorders>
-              <w:top w:val="single" w:sz="18" w:space="0" w:color="auto"/>
-              <w:left w:val="single" w:sz="12" w:space="0" w:color="auto"/>
-            </w:tcBorders>
-            <w:vAlign w:val="center"/>
-          </w:tcPr>
-          <w:p>
-            <w:pPr>
-              <w:jc w:val="center"/>
-              <w:rPr>
-                <w:rFonts w:ascii="Arial" w:hAnsi="Arial" w:cs="Arial"/>
-                <w:sz w:val="20"/>
-                <w:szCs w:val="20"/>
-              </w:rPr>
-            </w:pPr>
-            <w:r>
-              <w:rPr>
-                <w:rFonts w:ascii="Arial" w:hAnsi="Arial" w:cs="Arial"/>
-                <w:sz w:val="20"/>
-                <w:szCs w:val="20"/>
-              </w:rPr>
-              <w:t>0.92</w:t>
-            </w:r>
-          </w:p>
-        </w:tc>
-        <w:tc>
-          <w:tcPr>
-            <w:tcW w:w="852" w:type="dxa"/>
-            <w:tcBorders>
-              <w:top w:val="single" w:sz="18" w:space="0" w:color="auto"/>
-            </w:tcBorders>
-            <w:vAlign w:val="center"/>
-          </w:tcPr>
-          <w:p>
-            <w:pPr>
-              <w:jc w:val="center"/>
-              <w:rPr>
-                <w:rFonts w:ascii="Arial" w:hAnsi="Arial" w:cs="Arial"/>
-                <w:sz w:val="20"/>
-                <w:szCs w:val="20"/>
-              </w:rPr>
-            </w:pPr>
-            <w:r>
-              <w:rPr>
-                <w:rFonts w:ascii="Arial" w:hAnsi="Arial" w:cs="Arial"/>
-                <w:sz w:val="20"/>
-                <w:szCs w:val="20"/>
-              </w:rPr>
-              <w:t>0.97</w:t>
             </w:r>
           </w:p>
         </w:tc>
@@ -9633,6 +10078,14 @@
                 <w:szCs w:val="20"/>
               </w:rPr>
             </w:pPr>
+            <w:r>
+              <w:rPr>
+                <w:rFonts w:ascii="Arial" w:hAnsi="Arial" w:cs="Arial"/>
+                <w:sz w:val="20"/>
+                <w:szCs w:val="20"/>
+              </w:rPr>
+              <w:t>30%</w:t>
+            </w:r>
           </w:p>
         </w:tc>
         <w:tc>
@@ -9653,6 +10106,14 @@
                 <w:szCs w:val="20"/>
               </w:rPr>
             </w:pPr>
+            <w:r>
+              <w:rPr>
+                <w:rFonts w:ascii="Arial" w:hAnsi="Arial" w:cs="Arial"/>
+                <w:sz w:val="20"/>
+                <w:szCs w:val="20"/>
+              </w:rPr>
+              <w:t>0.946</w:t>
+            </w:r>
           </w:p>
         </w:tc>
         <w:tc>
@@ -9673,6 +10134,14 @@
                 <w:szCs w:val="20"/>
               </w:rPr>
             </w:pPr>
+            <w:r>
+              <w:rPr>
+                <w:rFonts w:ascii="Arial" w:hAnsi="Arial" w:cs="Arial"/>
+                <w:sz w:val="20"/>
+                <w:szCs w:val="20"/>
+              </w:rPr>
+              <w:t>0.93</w:t>
+            </w:r>
           </w:p>
         </w:tc>
         <w:tc>
@@ -9693,6 +10162,14 @@
                 <w:szCs w:val="20"/>
               </w:rPr>
             </w:pPr>
+            <w:r>
+              <w:rPr>
+                <w:rFonts w:ascii="Arial" w:hAnsi="Arial" w:cs="Arial"/>
+                <w:sz w:val="20"/>
+                <w:szCs w:val="20"/>
+              </w:rPr>
+              <w:t>0.920</w:t>
+            </w:r>
           </w:p>
         </w:tc>
         <w:tc>
@@ -9712,6 +10189,14 @@
                 <w:szCs w:val="20"/>
               </w:rPr>
             </w:pPr>
+            <w:r>
+              <w:rPr>
+                <w:rFonts w:ascii="Arial" w:hAnsi="Arial" w:cs="Arial"/>
+                <w:sz w:val="20"/>
+                <w:szCs w:val="20"/>
+              </w:rPr>
+              <w:t>0.82</w:t>
+            </w:r>
           </w:p>
         </w:tc>
         <w:tc>
@@ -9727,10 +10212,22 @@
               <w:jc w:val="center"/>
               <w:rPr>
                 <w:rFonts w:ascii="Arial" w:hAnsi="Arial" w:cs="Arial"/>
-                <w:sz w:val="20"/>
-                <w:szCs w:val="20"/>
-              </w:rPr>
-            </w:pPr>
+                <w:b/>
+                <w:bCs/>
+                <w:sz w:val="20"/>
+                <w:szCs w:val="20"/>
+              </w:rPr>
+            </w:pPr>
+            <w:r>
+              <w:rPr>
+                <w:rFonts w:ascii="Arial" w:hAnsi="Arial" w:cs="Arial"/>
+                <w:b/>
+                <w:bCs/>
+                <w:sz w:val="20"/>
+                <w:szCs w:val="20"/>
+              </w:rPr>
+              <w:t>1.00</w:t>
+            </w:r>
           </w:p>
         </w:tc>
         <w:tc>
@@ -9746,10 +10243,22 @@
               <w:jc w:val="center"/>
               <w:rPr>
                 <w:rFonts w:ascii="Arial" w:hAnsi="Arial" w:cs="Arial"/>
-                <w:sz w:val="20"/>
-                <w:szCs w:val="20"/>
-              </w:rPr>
-            </w:pPr>
+                <w:b/>
+                <w:bCs/>
+                <w:sz w:val="20"/>
+                <w:szCs w:val="20"/>
+              </w:rPr>
+            </w:pPr>
+            <w:r>
+              <w:rPr>
+                <w:rFonts w:ascii="Arial" w:hAnsi="Arial" w:cs="Arial"/>
+                <w:b/>
+                <w:bCs/>
+                <w:sz w:val="20"/>
+                <w:szCs w:val="20"/>
+              </w:rPr>
+              <w:t>0.99</w:t>
+            </w:r>
           </w:p>
         </w:tc>
         <w:tc>
@@ -9769,6 +10278,14 @@
                 <w:szCs w:val="20"/>
               </w:rPr>
             </w:pPr>
+            <w:r>
+              <w:rPr>
+                <w:rFonts w:ascii="Arial" w:hAnsi="Arial" w:cs="Arial"/>
+                <w:sz w:val="20"/>
+                <w:szCs w:val="20"/>
+              </w:rPr>
+              <w:t>0.90</w:t>
+            </w:r>
           </w:p>
         </w:tc>
         <w:tc>
@@ -9788,6 +10305,14 @@
                 <w:szCs w:val="20"/>
               </w:rPr>
             </w:pPr>
+            <w:r>
+              <w:rPr>
+                <w:rFonts w:ascii="Arial" w:hAnsi="Arial" w:cs="Arial"/>
+                <w:sz w:val="20"/>
+                <w:szCs w:val="20"/>
+              </w:rPr>
+              <w:t>0.89</w:t>
+            </w:r>
           </w:p>
         </w:tc>
         <w:tc>
@@ -9804,6 +10329,14 @@
                 <w:szCs w:val="20"/>
               </w:rPr>
             </w:pPr>
+            <w:r>
+              <w:rPr>
+                <w:rFonts w:ascii="Arial" w:hAnsi="Arial" w:cs="Arial"/>
+                <w:sz w:val="20"/>
+                <w:szCs w:val="20"/>
+              </w:rPr>
+              <w:t>0.95</w:t>
+            </w:r>
           </w:p>
         </w:tc>
       </w:tr>
@@ -9846,6 +10379,14 @@
                 <w:szCs w:val="20"/>
               </w:rPr>
             </w:pPr>
+            <w:r>
+              <w:rPr>
+                <w:rFonts w:ascii="Arial" w:hAnsi="Arial" w:cs="Arial"/>
+                <w:sz w:val="20"/>
+                <w:szCs w:val="20"/>
+              </w:rPr>
+              <w:t>40%</w:t>
+            </w:r>
           </w:p>
         </w:tc>
         <w:tc>
@@ -9866,6 +10407,14 @@
                 <w:szCs w:val="20"/>
               </w:rPr>
             </w:pPr>
+            <w:r>
+              <w:rPr>
+                <w:rFonts w:ascii="Arial" w:hAnsi="Arial" w:cs="Arial"/>
+                <w:sz w:val="20"/>
+                <w:szCs w:val="20"/>
+              </w:rPr>
+              <w:t>0.984</w:t>
+            </w:r>
           </w:p>
         </w:tc>
         <w:tc>
@@ -9886,6 +10435,14 @@
                 <w:szCs w:val="20"/>
               </w:rPr>
             </w:pPr>
+            <w:r>
+              <w:rPr>
+                <w:rFonts w:ascii="Arial" w:hAnsi="Arial" w:cs="Arial"/>
+                <w:sz w:val="20"/>
+                <w:szCs w:val="20"/>
+              </w:rPr>
+              <w:t>0.98</w:t>
+            </w:r>
           </w:p>
         </w:tc>
         <w:tc>
@@ -9906,6 +10463,14 @@
                 <w:szCs w:val="20"/>
               </w:rPr>
             </w:pPr>
+            <w:r>
+              <w:rPr>
+                <w:rFonts w:ascii="Arial" w:hAnsi="Arial" w:cs="Arial"/>
+                <w:sz w:val="20"/>
+                <w:szCs w:val="20"/>
+              </w:rPr>
+              <w:t>0.980</w:t>
+            </w:r>
           </w:p>
         </w:tc>
         <w:tc>
@@ -9925,6 +10490,14 @@
                 <w:szCs w:val="20"/>
               </w:rPr>
             </w:pPr>
+            <w:r>
+              <w:rPr>
+                <w:rFonts w:ascii="Arial" w:hAnsi="Arial" w:cs="Arial"/>
+                <w:sz w:val="20"/>
+                <w:szCs w:val="20"/>
+              </w:rPr>
+              <w:t>0.95</w:t>
+            </w:r>
           </w:p>
         </w:tc>
         <w:tc>
@@ -9940,10 +10513,22 @@
               <w:jc w:val="center"/>
               <w:rPr>
                 <w:rFonts w:ascii="Arial" w:hAnsi="Arial" w:cs="Arial"/>
-                <w:sz w:val="20"/>
-                <w:szCs w:val="20"/>
-              </w:rPr>
-            </w:pPr>
+                <w:b/>
+                <w:bCs/>
+                <w:sz w:val="20"/>
+                <w:szCs w:val="20"/>
+              </w:rPr>
+            </w:pPr>
+            <w:r>
+              <w:rPr>
+                <w:rFonts w:ascii="Arial" w:hAnsi="Arial" w:cs="Arial"/>
+                <w:b/>
+                <w:bCs/>
+                <w:sz w:val="20"/>
+                <w:szCs w:val="20"/>
+              </w:rPr>
+              <w:t>1.00</w:t>
+            </w:r>
           </w:p>
         </w:tc>
         <w:tc>
@@ -9959,10 +10544,22 @@
               <w:jc w:val="center"/>
               <w:rPr>
                 <w:rFonts w:ascii="Arial" w:hAnsi="Arial" w:cs="Arial"/>
-                <w:sz w:val="20"/>
-                <w:szCs w:val="20"/>
-              </w:rPr>
-            </w:pPr>
+                <w:b/>
+                <w:bCs/>
+                <w:sz w:val="20"/>
+                <w:szCs w:val="20"/>
+              </w:rPr>
+            </w:pPr>
+            <w:r>
+              <w:rPr>
+                <w:rFonts w:ascii="Arial" w:hAnsi="Arial" w:cs="Arial"/>
+                <w:b/>
+                <w:bCs/>
+                <w:sz w:val="20"/>
+                <w:szCs w:val="20"/>
+              </w:rPr>
+              <w:t>0.99</w:t>
+            </w:r>
           </w:p>
         </w:tc>
         <w:tc>
@@ -9982,6 +10579,14 @@
                 <w:szCs w:val="20"/>
               </w:rPr>
             </w:pPr>
+            <w:r>
+              <w:rPr>
+                <w:rFonts w:ascii="Arial" w:hAnsi="Arial" w:cs="Arial"/>
+                <w:sz w:val="20"/>
+                <w:szCs w:val="20"/>
+              </w:rPr>
+              <w:t>0.98</w:t>
+            </w:r>
           </w:p>
         </w:tc>
         <w:tc>
@@ -9997,10 +10602,22 @@
               <w:jc w:val="center"/>
               <w:rPr>
                 <w:rFonts w:ascii="Arial" w:hAnsi="Arial" w:cs="Arial"/>
-                <w:sz w:val="20"/>
-                <w:szCs w:val="20"/>
-              </w:rPr>
-            </w:pPr>
+                <w:b/>
+                <w:bCs/>
+                <w:sz w:val="20"/>
+                <w:szCs w:val="20"/>
+              </w:rPr>
+            </w:pPr>
+            <w:r>
+              <w:rPr>
+                <w:rFonts w:ascii="Arial" w:hAnsi="Arial" w:cs="Arial"/>
+                <w:b/>
+                <w:bCs/>
+                <w:sz w:val="20"/>
+                <w:szCs w:val="20"/>
+              </w:rPr>
+              <w:t>0.97</w:t>
+            </w:r>
           </w:p>
         </w:tc>
         <w:tc>
@@ -10013,10 +10630,22 @@
               <w:jc w:val="center"/>
               <w:rPr>
                 <w:rFonts w:ascii="Arial" w:hAnsi="Arial" w:cs="Arial"/>
-                <w:sz w:val="20"/>
-                <w:szCs w:val="20"/>
-              </w:rPr>
-            </w:pPr>
+                <w:b/>
+                <w:bCs/>
+                <w:sz w:val="20"/>
+                <w:szCs w:val="20"/>
+              </w:rPr>
+            </w:pPr>
+            <w:r>
+              <w:rPr>
+                <w:rFonts w:ascii="Arial" w:hAnsi="Arial" w:cs="Arial"/>
+                <w:b/>
+                <w:bCs/>
+                <w:sz w:val="20"/>
+                <w:szCs w:val="20"/>
+              </w:rPr>
+              <w:t>0.99</w:t>
+            </w:r>
           </w:p>
         </w:tc>
       </w:tr>
@@ -10093,7 +10722,7 @@
                 <w:sz w:val="20"/>
                 <w:szCs w:val="20"/>
               </w:rPr>
-              <w:t>0.963</w:t>
+              <w:t>0.967</w:t>
             </w:r>
           </w:p>
         </w:tc>
@@ -10121,194 +10750,202 @@
                 <w:sz w:val="20"/>
                 <w:szCs w:val="20"/>
               </w:rPr>
+              <w:t>0.96</w:t>
+            </w:r>
+          </w:p>
+        </w:tc>
+        <w:tc>
+          <w:tcPr>
+            <w:tcW w:w="996" w:type="dxa"/>
+            <w:tcBorders>
+              <w:left w:val="single" w:sz="12" w:space="0" w:color="auto"/>
+              <w:right w:val="single" w:sz="12" w:space="0" w:color="auto"/>
+            </w:tcBorders>
+            <w:vAlign w:val="center"/>
+          </w:tcPr>
+          <w:p>
+            <w:pPr>
+              <w:jc w:val="center"/>
+              <w:rPr>
+                <w:rFonts w:ascii="Arial" w:hAnsi="Arial" w:cs="Arial"/>
+                <w:sz w:val="20"/>
+                <w:szCs w:val="20"/>
+              </w:rPr>
+            </w:pPr>
+            <w:r>
+              <w:rPr>
+                <w:rFonts w:ascii="Arial" w:hAnsi="Arial" w:cs="Arial"/>
+                <w:sz w:val="20"/>
+                <w:szCs w:val="20"/>
+              </w:rPr>
+              <w:t>0.950</w:t>
+            </w:r>
+          </w:p>
+        </w:tc>
+        <w:tc>
+          <w:tcPr>
+            <w:tcW w:w="853" w:type="dxa"/>
+            <w:tcBorders>
+              <w:left w:val="single" w:sz="12" w:space="0" w:color="auto"/>
+            </w:tcBorders>
+            <w:vAlign w:val="center"/>
+          </w:tcPr>
+          <w:p>
+            <w:pPr>
+              <w:jc w:val="center"/>
+              <w:rPr>
+                <w:rFonts w:ascii="Arial" w:hAnsi="Arial" w:cs="Arial"/>
+                <w:sz w:val="20"/>
+                <w:szCs w:val="20"/>
+              </w:rPr>
+            </w:pPr>
+            <w:r>
+              <w:rPr>
+                <w:rFonts w:ascii="Arial" w:hAnsi="Arial" w:cs="Arial"/>
+                <w:sz w:val="20"/>
+                <w:szCs w:val="20"/>
+              </w:rPr>
+              <w:t>0.88</w:t>
+            </w:r>
+          </w:p>
+        </w:tc>
+        <w:tc>
+          <w:tcPr>
+            <w:tcW w:w="854" w:type="dxa"/>
+            <w:tcBorders>
+              <w:right w:val="single" w:sz="12" w:space="0" w:color="auto"/>
+            </w:tcBorders>
+            <w:vAlign w:val="center"/>
+          </w:tcPr>
+          <w:p>
+            <w:pPr>
+              <w:jc w:val="center"/>
+              <w:rPr>
+                <w:rFonts w:ascii="Arial" w:hAnsi="Arial" w:cs="Arial"/>
+                <w:b/>
+                <w:bCs/>
+                <w:sz w:val="20"/>
+                <w:szCs w:val="20"/>
+              </w:rPr>
+            </w:pPr>
+            <w:r>
+              <w:rPr>
+                <w:rFonts w:ascii="Arial" w:hAnsi="Arial" w:cs="Arial"/>
+                <w:b/>
+                <w:bCs/>
+                <w:sz w:val="20"/>
+                <w:szCs w:val="20"/>
+              </w:rPr>
+              <w:t>1.00</w:t>
+            </w:r>
+          </w:p>
+        </w:tc>
+        <w:tc>
+          <w:tcPr>
+            <w:tcW w:w="853" w:type="dxa"/>
+            <w:tcBorders>
+              <w:left w:val="single" w:sz="12" w:space="0" w:color="auto"/>
+            </w:tcBorders>
+            <w:vAlign w:val="center"/>
+          </w:tcPr>
+          <w:p>
+            <w:pPr>
+              <w:jc w:val="center"/>
+              <w:rPr>
+                <w:rFonts w:ascii="Arial" w:hAnsi="Arial" w:cs="Arial"/>
+                <w:b/>
+                <w:bCs/>
+                <w:sz w:val="20"/>
+                <w:szCs w:val="20"/>
+              </w:rPr>
+            </w:pPr>
+            <w:r>
+              <w:rPr>
+                <w:rFonts w:ascii="Arial" w:hAnsi="Arial" w:cs="Arial"/>
+                <w:b/>
+                <w:bCs/>
+                <w:sz w:val="20"/>
+                <w:szCs w:val="20"/>
+              </w:rPr>
+              <w:t>0.99</w:t>
+            </w:r>
+          </w:p>
+        </w:tc>
+        <w:tc>
+          <w:tcPr>
+            <w:tcW w:w="854" w:type="dxa"/>
+            <w:tcBorders>
+              <w:right w:val="single" w:sz="12" w:space="0" w:color="auto"/>
+            </w:tcBorders>
+            <w:vAlign w:val="center"/>
+          </w:tcPr>
+          <w:p>
+            <w:pPr>
+              <w:jc w:val="center"/>
+              <w:rPr>
+                <w:rFonts w:ascii="Arial" w:hAnsi="Arial" w:cs="Arial"/>
+                <w:sz w:val="20"/>
+                <w:szCs w:val="20"/>
+              </w:rPr>
+            </w:pPr>
+            <w:r>
+              <w:rPr>
+                <w:rFonts w:ascii="Arial" w:hAnsi="Arial" w:cs="Arial"/>
+                <w:sz w:val="20"/>
+                <w:szCs w:val="20"/>
+              </w:rPr>
+              <w:t>0.94</w:t>
+            </w:r>
+          </w:p>
+        </w:tc>
+        <w:tc>
+          <w:tcPr>
+            <w:tcW w:w="852" w:type="dxa"/>
+            <w:tcBorders>
+              <w:left w:val="single" w:sz="12" w:space="0" w:color="auto"/>
+            </w:tcBorders>
+            <w:vAlign w:val="center"/>
+          </w:tcPr>
+          <w:p>
+            <w:pPr>
+              <w:jc w:val="center"/>
+              <w:rPr>
+                <w:rFonts w:ascii="Arial" w:hAnsi="Arial" w:cs="Arial"/>
+                <w:sz w:val="20"/>
+                <w:szCs w:val="20"/>
+              </w:rPr>
+            </w:pPr>
+            <w:r>
+              <w:rPr>
+                <w:rFonts w:ascii="Arial" w:hAnsi="Arial" w:cs="Arial"/>
+                <w:sz w:val="20"/>
+                <w:szCs w:val="20"/>
+              </w:rPr>
+              <w:t>0.93</w:t>
+            </w:r>
+          </w:p>
+        </w:tc>
+        <w:tc>
+          <w:tcPr>
+            <w:tcW w:w="852" w:type="dxa"/>
+            <w:vAlign w:val="center"/>
+          </w:tcPr>
+          <w:p>
+            <w:pPr>
+              <w:jc w:val="center"/>
+              <w:rPr>
+                <w:rFonts w:ascii="Arial" w:hAnsi="Arial" w:cs="Arial"/>
+                <w:sz w:val="20"/>
+                <w:szCs w:val="20"/>
+              </w:rPr>
+            </w:pPr>
+            <w:r>
+              <w:rPr>
+                <w:rFonts w:ascii="Arial" w:hAnsi="Arial" w:cs="Arial"/>
+                <w:sz w:val="20"/>
+                <w:szCs w:val="20"/>
+              </w:rPr>
               <w:t>0.97</w:t>
-            </w:r>
-          </w:p>
-        </w:tc>
-        <w:tc>
-          <w:tcPr>
-            <w:tcW w:w="996" w:type="dxa"/>
-            <w:tcBorders>
-              <w:left w:val="single" w:sz="12" w:space="0" w:color="auto"/>
-              <w:right w:val="single" w:sz="12" w:space="0" w:color="auto"/>
-            </w:tcBorders>
-            <w:vAlign w:val="center"/>
-          </w:tcPr>
-          <w:p>
-            <w:pPr>
-              <w:jc w:val="center"/>
-              <w:rPr>
-                <w:rFonts w:ascii="Arial" w:hAnsi="Arial" w:cs="Arial"/>
-                <w:sz w:val="20"/>
-                <w:szCs w:val="20"/>
-              </w:rPr>
-            </w:pPr>
-            <w:r>
-              <w:rPr>
-                <w:rFonts w:ascii="Arial" w:hAnsi="Arial" w:cs="Arial"/>
-                <w:sz w:val="20"/>
-                <w:szCs w:val="20"/>
-              </w:rPr>
-              <w:t>0.960</w:t>
-            </w:r>
-          </w:p>
-        </w:tc>
-        <w:tc>
-          <w:tcPr>
-            <w:tcW w:w="853" w:type="dxa"/>
-            <w:tcBorders>
-              <w:left w:val="single" w:sz="12" w:space="0" w:color="auto"/>
-            </w:tcBorders>
-            <w:vAlign w:val="center"/>
-          </w:tcPr>
-          <w:p>
-            <w:pPr>
-              <w:jc w:val="center"/>
-              <w:rPr>
-                <w:rFonts w:ascii="Arial" w:hAnsi="Arial" w:cs="Arial"/>
-                <w:sz w:val="20"/>
-                <w:szCs w:val="20"/>
-              </w:rPr>
-            </w:pPr>
-            <w:r>
-              <w:rPr>
-                <w:rFonts w:ascii="Arial" w:hAnsi="Arial" w:cs="Arial"/>
-                <w:sz w:val="20"/>
-                <w:szCs w:val="20"/>
-              </w:rPr>
-              <w:t>0.93</w:t>
-            </w:r>
-          </w:p>
-        </w:tc>
-        <w:tc>
-          <w:tcPr>
-            <w:tcW w:w="854" w:type="dxa"/>
-            <w:tcBorders>
-              <w:right w:val="single" w:sz="12" w:space="0" w:color="auto"/>
-            </w:tcBorders>
-            <w:vAlign w:val="center"/>
-          </w:tcPr>
-          <w:p>
-            <w:pPr>
-              <w:jc w:val="center"/>
-              <w:rPr>
-                <w:rFonts w:ascii="Arial" w:hAnsi="Arial" w:cs="Arial"/>
-                <w:sz w:val="20"/>
-                <w:szCs w:val="20"/>
-              </w:rPr>
-            </w:pPr>
-            <w:r>
-              <w:rPr>
-                <w:rFonts w:ascii="Arial" w:hAnsi="Arial" w:cs="Arial"/>
-                <w:sz w:val="20"/>
-                <w:szCs w:val="20"/>
-              </w:rPr>
-              <w:t>0.98</w:t>
-            </w:r>
-          </w:p>
-        </w:tc>
-        <w:tc>
-          <w:tcPr>
-            <w:tcW w:w="853" w:type="dxa"/>
-            <w:tcBorders>
-              <w:left w:val="single" w:sz="12" w:space="0" w:color="auto"/>
-            </w:tcBorders>
-            <w:vAlign w:val="center"/>
-          </w:tcPr>
-          <w:p>
-            <w:pPr>
-              <w:jc w:val="center"/>
-              <w:rPr>
-                <w:rFonts w:ascii="Arial" w:hAnsi="Arial" w:cs="Arial"/>
-                <w:sz w:val="20"/>
-                <w:szCs w:val="20"/>
-              </w:rPr>
-            </w:pPr>
-            <w:r>
-              <w:rPr>
-                <w:rFonts w:ascii="Arial" w:hAnsi="Arial" w:cs="Arial"/>
-                <w:sz w:val="20"/>
-                <w:szCs w:val="20"/>
-              </w:rPr>
-              <w:t>0.96</w:t>
-            </w:r>
-          </w:p>
-        </w:tc>
-        <w:tc>
-          <w:tcPr>
-            <w:tcW w:w="854" w:type="dxa"/>
-            <w:tcBorders>
-              <w:right w:val="single" w:sz="12" w:space="0" w:color="auto"/>
-            </w:tcBorders>
-            <w:vAlign w:val="center"/>
-          </w:tcPr>
-          <w:p>
-            <w:pPr>
-              <w:jc w:val="center"/>
-              <w:rPr>
-                <w:rFonts w:ascii="Arial" w:hAnsi="Arial" w:cs="Arial"/>
-                <w:sz w:val="20"/>
-                <w:szCs w:val="20"/>
-              </w:rPr>
-            </w:pPr>
-            <w:r>
-              <w:rPr>
-                <w:rFonts w:ascii="Arial" w:hAnsi="Arial" w:cs="Arial"/>
-                <w:sz w:val="20"/>
-                <w:szCs w:val="20"/>
-              </w:rPr>
-              <w:t>0.97</w:t>
-            </w:r>
-          </w:p>
-        </w:tc>
-        <w:tc>
-          <w:tcPr>
-            <w:tcW w:w="852" w:type="dxa"/>
-            <w:tcBorders>
-              <w:left w:val="single" w:sz="12" w:space="0" w:color="auto"/>
-            </w:tcBorders>
-            <w:vAlign w:val="center"/>
-          </w:tcPr>
-          <w:p>
-            <w:pPr>
-              <w:jc w:val="center"/>
-              <w:rPr>
-                <w:rFonts w:ascii="Arial" w:hAnsi="Arial" w:cs="Arial"/>
-                <w:sz w:val="20"/>
-                <w:szCs w:val="20"/>
-              </w:rPr>
-            </w:pPr>
-            <w:r>
-              <w:rPr>
-                <w:rFonts w:ascii="Arial" w:hAnsi="Arial" w:cs="Arial"/>
-                <w:sz w:val="20"/>
-                <w:szCs w:val="20"/>
-              </w:rPr>
-              <w:t>0.94</w:t>
-            </w:r>
-          </w:p>
-        </w:tc>
-        <w:tc>
-          <w:tcPr>
-            <w:tcW w:w="852" w:type="dxa"/>
-            <w:vAlign w:val="center"/>
-          </w:tcPr>
-          <w:p>
-            <w:pPr>
-              <w:jc w:val="center"/>
-              <w:rPr>
-                <w:rFonts w:ascii="Arial" w:hAnsi="Arial" w:cs="Arial"/>
-                <w:sz w:val="20"/>
-                <w:szCs w:val="20"/>
-              </w:rPr>
-            </w:pPr>
-            <w:r>
-              <w:rPr>
-                <w:rFonts w:ascii="Arial" w:hAnsi="Arial" w:cs="Arial"/>
-                <w:sz w:val="20"/>
-                <w:szCs w:val="20"/>
-              </w:rPr>
-              <w:t>0.98</w:t>
             </w:r>
           </w:p>
         </w:tc>
@@ -10348,14 +10985,18 @@
               <w:jc w:val="center"/>
               <w:rPr>
                 <w:rFonts w:ascii="Arial" w:hAnsi="Arial" w:cs="Arial"/>
-                <w:b/>
-                <w:bCs/>
-                <w:i/>
-                <w:iCs/>
-                <w:sz w:val="20"/>
-                <w:szCs w:val="20"/>
-              </w:rPr>
-            </w:pPr>
+                <w:sz w:val="20"/>
+                <w:szCs w:val="20"/>
+              </w:rPr>
+            </w:pPr>
+            <w:r>
+              <w:rPr>
+                <w:rFonts w:ascii="Arial" w:hAnsi="Arial" w:cs="Arial"/>
+                <w:sz w:val="20"/>
+                <w:szCs w:val="20"/>
+              </w:rPr>
+              <w:t>60%</w:t>
+            </w:r>
           </w:p>
         </w:tc>
         <w:tc>
@@ -10374,12 +11015,20 @@
                 <w:rFonts w:ascii="Arial" w:hAnsi="Arial" w:cs="Arial"/>
                 <w:b/>
                 <w:bCs/>
-                <w:i/>
-                <w:iCs/>
-                <w:sz w:val="20"/>
-                <w:szCs w:val="20"/>
-              </w:rPr>
-            </w:pPr>
+                <w:sz w:val="20"/>
+                <w:szCs w:val="20"/>
+              </w:rPr>
+            </w:pPr>
+            <w:r>
+              <w:rPr>
+                <w:rFonts w:ascii="Arial" w:hAnsi="Arial" w:cs="Arial"/>
+                <w:b/>
+                <w:bCs/>
+                <w:sz w:val="20"/>
+                <w:szCs w:val="20"/>
+              </w:rPr>
+              <w:t>0.985</w:t>
+            </w:r>
           </w:p>
         </w:tc>
         <w:tc>
@@ -10398,12 +11047,20 @@
                 <w:rFonts w:ascii="Arial" w:hAnsi="Arial" w:cs="Arial"/>
                 <w:b/>
                 <w:bCs/>
-                <w:i/>
-                <w:iCs/>
-                <w:sz w:val="20"/>
-                <w:szCs w:val="20"/>
-              </w:rPr>
-            </w:pPr>
+                <w:sz w:val="20"/>
+                <w:szCs w:val="20"/>
+              </w:rPr>
+            </w:pPr>
+            <w:r>
+              <w:rPr>
+                <w:rFonts w:ascii="Arial" w:hAnsi="Arial" w:cs="Arial"/>
+                <w:b/>
+                <w:bCs/>
+                <w:sz w:val="20"/>
+                <w:szCs w:val="20"/>
+              </w:rPr>
+              <w:t>0.99</w:t>
+            </w:r>
           </w:p>
         </w:tc>
         <w:tc>
@@ -10422,12 +11079,20 @@
                 <w:rFonts w:ascii="Arial" w:hAnsi="Arial" w:cs="Arial"/>
                 <w:b/>
                 <w:bCs/>
-                <w:i/>
-                <w:iCs/>
-                <w:sz w:val="20"/>
-                <w:szCs w:val="20"/>
-              </w:rPr>
-            </w:pPr>
+                <w:sz w:val="20"/>
+                <w:szCs w:val="20"/>
+              </w:rPr>
+            </w:pPr>
+            <w:r>
+              <w:rPr>
+                <w:rFonts w:ascii="Arial" w:hAnsi="Arial" w:cs="Arial"/>
+                <w:b/>
+                <w:bCs/>
+                <w:sz w:val="20"/>
+                <w:szCs w:val="20"/>
+              </w:rPr>
+              <w:t>0.985</w:t>
+            </w:r>
           </w:p>
         </w:tc>
         <w:tc>
@@ -10445,12 +11110,20 @@
                 <w:rFonts w:ascii="Arial" w:hAnsi="Arial" w:cs="Arial"/>
                 <w:b/>
                 <w:bCs/>
-                <w:i/>
-                <w:iCs/>
-                <w:sz w:val="20"/>
-                <w:szCs w:val="20"/>
-              </w:rPr>
-            </w:pPr>
+                <w:sz w:val="20"/>
+                <w:szCs w:val="20"/>
+              </w:rPr>
+            </w:pPr>
+            <w:r>
+              <w:rPr>
+                <w:rFonts w:ascii="Arial" w:hAnsi="Arial" w:cs="Arial"/>
+                <w:b/>
+                <w:bCs/>
+                <w:sz w:val="20"/>
+                <w:szCs w:val="20"/>
+              </w:rPr>
+              <w:t>0.98</w:t>
+            </w:r>
           </w:p>
         </w:tc>
         <w:tc>
@@ -10468,12 +11141,20 @@
                 <w:rFonts w:ascii="Arial" w:hAnsi="Arial" w:cs="Arial"/>
                 <w:b/>
                 <w:bCs/>
-                <w:i/>
-                <w:iCs/>
-                <w:sz w:val="20"/>
-                <w:szCs w:val="20"/>
-              </w:rPr>
-            </w:pPr>
+                <w:sz w:val="20"/>
+                <w:szCs w:val="20"/>
+              </w:rPr>
+            </w:pPr>
+            <w:r>
+              <w:rPr>
+                <w:rFonts w:ascii="Arial" w:hAnsi="Arial" w:cs="Arial"/>
+                <w:b/>
+                <w:bCs/>
+                <w:sz w:val="20"/>
+                <w:szCs w:val="20"/>
+              </w:rPr>
+              <w:t>0.99</w:t>
+            </w:r>
           </w:p>
         </w:tc>
         <w:tc>
@@ -10491,12 +11172,20 @@
                 <w:rFonts w:ascii="Arial" w:hAnsi="Arial" w:cs="Arial"/>
                 <w:b/>
                 <w:bCs/>
-                <w:i/>
-                <w:iCs/>
-                <w:sz w:val="20"/>
-                <w:szCs w:val="20"/>
-              </w:rPr>
-            </w:pPr>
+                <w:sz w:val="20"/>
+                <w:szCs w:val="20"/>
+              </w:rPr>
+            </w:pPr>
+            <w:r>
+              <w:rPr>
+                <w:rFonts w:ascii="Arial" w:hAnsi="Arial" w:cs="Arial"/>
+                <w:b/>
+                <w:bCs/>
+                <w:sz w:val="20"/>
+                <w:szCs w:val="20"/>
+              </w:rPr>
+              <w:t>0.98</w:t>
+            </w:r>
           </w:p>
         </w:tc>
         <w:tc>
@@ -10514,12 +11203,20 @@
                 <w:rFonts w:ascii="Arial" w:hAnsi="Arial" w:cs="Arial"/>
                 <w:b/>
                 <w:bCs/>
-                <w:i/>
-                <w:iCs/>
-                <w:sz w:val="20"/>
-                <w:szCs w:val="20"/>
-              </w:rPr>
-            </w:pPr>
+                <w:sz w:val="20"/>
+                <w:szCs w:val="20"/>
+              </w:rPr>
+            </w:pPr>
+            <w:r>
+              <w:rPr>
+                <w:rFonts w:ascii="Arial" w:hAnsi="Arial" w:cs="Arial"/>
+                <w:b/>
+                <w:bCs/>
+                <w:sz w:val="20"/>
+                <w:szCs w:val="20"/>
+              </w:rPr>
+              <w:t>0.99</w:t>
+            </w:r>
           </w:p>
         </w:tc>
         <w:tc>
@@ -10537,12 +11234,20 @@
                 <w:rFonts w:ascii="Arial" w:hAnsi="Arial" w:cs="Arial"/>
                 <w:b/>
                 <w:bCs/>
-                <w:i/>
-                <w:iCs/>
-                <w:sz w:val="20"/>
-                <w:szCs w:val="20"/>
-              </w:rPr>
-            </w:pPr>
+                <w:sz w:val="20"/>
+                <w:szCs w:val="20"/>
+              </w:rPr>
+            </w:pPr>
+            <w:r>
+              <w:rPr>
+                <w:rFonts w:ascii="Arial" w:hAnsi="Arial" w:cs="Arial"/>
+                <w:b/>
+                <w:bCs/>
+                <w:sz w:val="20"/>
+                <w:szCs w:val="20"/>
+              </w:rPr>
+              <w:t>0.98</w:t>
+            </w:r>
           </w:p>
         </w:tc>
         <w:tc>
@@ -10557,12 +11262,20 @@
                 <w:rFonts w:ascii="Arial" w:hAnsi="Arial" w:cs="Arial"/>
                 <w:b/>
                 <w:bCs/>
-                <w:i/>
-                <w:iCs/>
-                <w:sz w:val="20"/>
-                <w:szCs w:val="20"/>
-              </w:rPr>
-            </w:pPr>
+                <w:sz w:val="20"/>
+                <w:szCs w:val="20"/>
+              </w:rPr>
+            </w:pPr>
+            <w:r>
+              <w:rPr>
+                <w:rFonts w:ascii="Arial" w:hAnsi="Arial" w:cs="Arial"/>
+                <w:b/>
+                <w:bCs/>
+                <w:sz w:val="20"/>
+                <w:szCs w:val="20"/>
+              </w:rPr>
+              <w:t>0.99</w:t>
+            </w:r>
           </w:p>
         </w:tc>
       </w:tr>
@@ -10601,21 +11314,13 @@
               <w:jc w:val="center"/>
               <w:rPr>
                 <w:rFonts w:ascii="Arial" w:hAnsi="Arial" w:cs="Arial"/>
-                <w:b/>
-                <w:bCs/>
-                <w:i/>
-                <w:iCs/>
-                <w:sz w:val="20"/>
-                <w:szCs w:val="20"/>
-              </w:rPr>
-            </w:pPr>
-            <w:r>
-              <w:rPr>
-                <w:rFonts w:ascii="Arial" w:hAnsi="Arial" w:cs="Arial"/>
-                <w:b/>
-                <w:bCs/>
-                <w:i/>
-                <w:iCs/>
+                <w:sz w:val="20"/>
+                <w:szCs w:val="20"/>
+              </w:rPr>
+            </w:pPr>
+            <w:r>
+              <w:rPr>
+                <w:rFonts w:ascii="Arial" w:hAnsi="Arial" w:cs="Arial"/>
                 <w:sz w:val="20"/>
                 <w:szCs w:val="20"/>
               </w:rPr>
@@ -10637,25 +11342,17 @@
               <w:jc w:val="center"/>
               <w:rPr>
                 <w:rFonts w:ascii="Arial" w:hAnsi="Arial" w:cs="Arial"/>
-                <w:b/>
-                <w:bCs/>
-                <w:i/>
-                <w:iCs/>
-                <w:sz w:val="20"/>
-                <w:szCs w:val="20"/>
-              </w:rPr>
-            </w:pPr>
-            <w:r>
-              <w:rPr>
-                <w:rFonts w:ascii="Arial" w:hAnsi="Arial" w:cs="Arial"/>
-                <w:b/>
-                <w:bCs/>
-                <w:i/>
-                <w:iCs/>
-                <w:sz w:val="20"/>
-                <w:szCs w:val="20"/>
-              </w:rPr>
-              <w:t>0.983</w:t>
+                <w:sz w:val="20"/>
+                <w:szCs w:val="20"/>
+              </w:rPr>
+            </w:pPr>
+            <w:r>
+              <w:rPr>
+                <w:rFonts w:ascii="Arial" w:hAnsi="Arial" w:cs="Arial"/>
+                <w:sz w:val="20"/>
+                <w:szCs w:val="20"/>
+              </w:rPr>
+              <w:t>0.973</w:t>
             </w:r>
           </w:p>
         </w:tc>
@@ -10673,268 +11370,216 @@
               <w:jc w:val="center"/>
               <w:rPr>
                 <w:rFonts w:ascii="Arial" w:hAnsi="Arial" w:cs="Arial"/>
-                <w:b/>
-                <w:bCs/>
-                <w:i/>
-                <w:iCs/>
-                <w:sz w:val="20"/>
-                <w:szCs w:val="20"/>
-              </w:rPr>
-            </w:pPr>
-            <w:r>
-              <w:rPr>
-                <w:rFonts w:ascii="Arial" w:hAnsi="Arial" w:cs="Arial"/>
-                <w:b/>
-                <w:bCs/>
-                <w:i/>
-                <w:iCs/>
+                <w:sz w:val="20"/>
+                <w:szCs w:val="20"/>
+              </w:rPr>
+            </w:pPr>
+            <w:r>
+              <w:rPr>
+                <w:rFonts w:ascii="Arial" w:hAnsi="Arial" w:cs="Arial"/>
+                <w:sz w:val="20"/>
+                <w:szCs w:val="20"/>
+              </w:rPr>
+              <w:t>0.97</w:t>
+            </w:r>
+          </w:p>
+        </w:tc>
+        <w:tc>
+          <w:tcPr>
+            <w:tcW w:w="996" w:type="dxa"/>
+            <w:tcBorders>
+              <w:left w:val="single" w:sz="12" w:space="0" w:color="auto"/>
+              <w:right w:val="single" w:sz="12" w:space="0" w:color="auto"/>
+            </w:tcBorders>
+            <w:vAlign w:val="center"/>
+          </w:tcPr>
+          <w:p>
+            <w:pPr>
+              <w:jc w:val="center"/>
+              <w:rPr>
+                <w:rFonts w:ascii="Arial" w:hAnsi="Arial" w:cs="Arial"/>
+                <w:sz w:val="20"/>
+                <w:szCs w:val="20"/>
+              </w:rPr>
+            </w:pPr>
+            <w:r>
+              <w:rPr>
+                <w:rFonts w:ascii="Arial" w:hAnsi="Arial" w:cs="Arial"/>
+                <w:sz w:val="20"/>
+                <w:szCs w:val="20"/>
+              </w:rPr>
+              <w:t>0.965</w:t>
+            </w:r>
+          </w:p>
+        </w:tc>
+        <w:tc>
+          <w:tcPr>
+            <w:tcW w:w="853" w:type="dxa"/>
+            <w:tcBorders>
+              <w:left w:val="single" w:sz="12" w:space="0" w:color="auto"/>
+            </w:tcBorders>
+            <w:vAlign w:val="center"/>
+          </w:tcPr>
+          <w:p>
+            <w:pPr>
+              <w:jc w:val="center"/>
+              <w:rPr>
+                <w:rFonts w:ascii="Arial" w:hAnsi="Arial" w:cs="Arial"/>
+                <w:sz w:val="20"/>
+                <w:szCs w:val="20"/>
+              </w:rPr>
+            </w:pPr>
+            <w:r>
+              <w:rPr>
+                <w:rFonts w:ascii="Arial" w:hAnsi="Arial" w:cs="Arial"/>
+                <w:sz w:val="20"/>
+                <w:szCs w:val="20"/>
+              </w:rPr>
+              <w:t>0.91</w:t>
+            </w:r>
+          </w:p>
+        </w:tc>
+        <w:tc>
+          <w:tcPr>
+            <w:tcW w:w="854" w:type="dxa"/>
+            <w:tcBorders>
+              <w:right w:val="single" w:sz="12" w:space="0" w:color="auto"/>
+            </w:tcBorders>
+            <w:vAlign w:val="center"/>
+          </w:tcPr>
+          <w:p>
+            <w:pPr>
+              <w:jc w:val="center"/>
+              <w:rPr>
+                <w:rFonts w:ascii="Arial" w:hAnsi="Arial" w:cs="Arial"/>
+                <w:b/>
+                <w:bCs/>
+                <w:sz w:val="20"/>
+                <w:szCs w:val="20"/>
+              </w:rPr>
+            </w:pPr>
+            <w:r>
+              <w:rPr>
+                <w:rFonts w:ascii="Arial" w:hAnsi="Arial" w:cs="Arial"/>
+                <w:b/>
+                <w:bCs/>
+                <w:sz w:val="20"/>
+                <w:szCs w:val="20"/>
+              </w:rPr>
+              <w:t>0.99</w:t>
+            </w:r>
+          </w:p>
+        </w:tc>
+        <w:tc>
+          <w:tcPr>
+            <w:tcW w:w="853" w:type="dxa"/>
+            <w:tcBorders>
+              <w:left w:val="single" w:sz="12" w:space="0" w:color="auto"/>
+            </w:tcBorders>
+            <w:vAlign w:val="center"/>
+          </w:tcPr>
+          <w:p>
+            <w:pPr>
+              <w:jc w:val="center"/>
+              <w:rPr>
+                <w:rFonts w:ascii="Arial" w:hAnsi="Arial" w:cs="Arial"/>
+                <w:b/>
+                <w:bCs/>
+                <w:sz w:val="20"/>
+                <w:szCs w:val="20"/>
+              </w:rPr>
+            </w:pPr>
+            <w:r>
+              <w:rPr>
+                <w:rFonts w:ascii="Arial" w:hAnsi="Arial" w:cs="Arial"/>
+                <w:b/>
+                <w:bCs/>
+                <w:sz w:val="20"/>
+                <w:szCs w:val="20"/>
+              </w:rPr>
+              <w:t>0.99</w:t>
+            </w:r>
+          </w:p>
+        </w:tc>
+        <w:tc>
+          <w:tcPr>
+            <w:tcW w:w="854" w:type="dxa"/>
+            <w:tcBorders>
+              <w:right w:val="single" w:sz="12" w:space="0" w:color="auto"/>
+            </w:tcBorders>
+            <w:vAlign w:val="center"/>
+          </w:tcPr>
+          <w:p>
+            <w:pPr>
+              <w:jc w:val="center"/>
+              <w:rPr>
+                <w:rFonts w:ascii="Arial" w:hAnsi="Arial" w:cs="Arial"/>
+                <w:sz w:val="20"/>
+                <w:szCs w:val="20"/>
+              </w:rPr>
+            </w:pPr>
+            <w:r>
+              <w:rPr>
+                <w:rFonts w:ascii="Arial" w:hAnsi="Arial" w:cs="Arial"/>
+                <w:sz w:val="20"/>
+                <w:szCs w:val="20"/>
+              </w:rPr>
+              <w:t>0.96</w:t>
+            </w:r>
+          </w:p>
+        </w:tc>
+        <w:tc>
+          <w:tcPr>
+            <w:tcW w:w="852" w:type="dxa"/>
+            <w:tcBorders>
+              <w:left w:val="single" w:sz="12" w:space="0" w:color="auto"/>
+            </w:tcBorders>
+            <w:vAlign w:val="center"/>
+          </w:tcPr>
+          <w:p>
+            <w:pPr>
+              <w:jc w:val="center"/>
+              <w:rPr>
+                <w:rFonts w:ascii="Arial" w:hAnsi="Arial" w:cs="Arial"/>
+                <w:sz w:val="20"/>
+                <w:szCs w:val="20"/>
+              </w:rPr>
+            </w:pPr>
+            <w:r>
+              <w:rPr>
+                <w:rFonts w:ascii="Arial" w:hAnsi="Arial" w:cs="Arial"/>
+                <w:sz w:val="20"/>
+                <w:szCs w:val="20"/>
+              </w:rPr>
+              <w:t>0.95</w:t>
+            </w:r>
+          </w:p>
+        </w:tc>
+        <w:tc>
+          <w:tcPr>
+            <w:tcW w:w="852" w:type="dxa"/>
+            <w:vAlign w:val="center"/>
+          </w:tcPr>
+          <w:p>
+            <w:pPr>
+              <w:jc w:val="center"/>
+              <w:rPr>
+                <w:rFonts w:ascii="Arial" w:hAnsi="Arial" w:cs="Arial"/>
+                <w:b/>
+                <w:bCs/>
+                <w:sz w:val="20"/>
+                <w:szCs w:val="20"/>
+              </w:rPr>
+            </w:pPr>
+            <w:r>
+              <w:rPr>
+                <w:rFonts w:ascii="Arial" w:hAnsi="Arial" w:cs="Arial"/>
+                <w:b/>
+                <w:bCs/>
                 <w:sz w:val="20"/>
                 <w:szCs w:val="20"/>
               </w:rPr>
               <w:t>0.98</w:t>
-            </w:r>
-          </w:p>
-        </w:tc>
-        <w:tc>
-          <w:tcPr>
-            <w:tcW w:w="996" w:type="dxa"/>
-            <w:tcBorders>
-              <w:left w:val="single" w:sz="12" w:space="0" w:color="auto"/>
-              <w:right w:val="single" w:sz="12" w:space="0" w:color="auto"/>
-            </w:tcBorders>
-            <w:vAlign w:val="center"/>
-          </w:tcPr>
-          <w:p>
-            <w:pPr>
-              <w:jc w:val="center"/>
-              <w:rPr>
-                <w:rFonts w:ascii="Arial" w:hAnsi="Arial" w:cs="Arial"/>
-                <w:b/>
-                <w:bCs/>
-                <w:i/>
-                <w:iCs/>
-                <w:sz w:val="20"/>
-                <w:szCs w:val="20"/>
-              </w:rPr>
-            </w:pPr>
-            <w:r>
-              <w:rPr>
-                <w:rFonts w:ascii="Arial" w:hAnsi="Arial" w:cs="Arial"/>
-                <w:b/>
-                <w:bCs/>
-                <w:i/>
-                <w:iCs/>
-                <w:sz w:val="20"/>
-                <w:szCs w:val="20"/>
-              </w:rPr>
-              <w:t>0.980</w:t>
-            </w:r>
-          </w:p>
-        </w:tc>
-        <w:tc>
-          <w:tcPr>
-            <w:tcW w:w="853" w:type="dxa"/>
-            <w:tcBorders>
-              <w:left w:val="single" w:sz="12" w:space="0" w:color="auto"/>
-            </w:tcBorders>
-            <w:vAlign w:val="center"/>
-          </w:tcPr>
-          <w:p>
-            <w:pPr>
-              <w:jc w:val="center"/>
-              <w:rPr>
-                <w:rFonts w:ascii="Arial" w:hAnsi="Arial" w:cs="Arial"/>
-                <w:b/>
-                <w:bCs/>
-                <w:i/>
-                <w:iCs/>
-                <w:sz w:val="20"/>
-                <w:szCs w:val="20"/>
-              </w:rPr>
-            </w:pPr>
-            <w:r>
-              <w:rPr>
-                <w:rFonts w:ascii="Arial" w:hAnsi="Arial" w:cs="Arial"/>
-                <w:b/>
-                <w:bCs/>
-                <w:i/>
-                <w:iCs/>
-                <w:sz w:val="20"/>
-                <w:szCs w:val="20"/>
-              </w:rPr>
-              <w:t>0.96</w:t>
-            </w:r>
-          </w:p>
-        </w:tc>
-        <w:tc>
-          <w:tcPr>
-            <w:tcW w:w="854" w:type="dxa"/>
-            <w:tcBorders>
-              <w:right w:val="single" w:sz="12" w:space="0" w:color="auto"/>
-            </w:tcBorders>
-            <w:vAlign w:val="center"/>
-          </w:tcPr>
-          <w:p>
-            <w:pPr>
-              <w:jc w:val="center"/>
-              <w:rPr>
-                <w:rFonts w:ascii="Arial" w:hAnsi="Arial" w:cs="Arial"/>
-                <w:b/>
-                <w:bCs/>
-                <w:i/>
-                <w:iCs/>
-                <w:sz w:val="20"/>
-                <w:szCs w:val="20"/>
-              </w:rPr>
-            </w:pPr>
-            <w:r>
-              <w:rPr>
-                <w:rFonts w:ascii="Arial" w:hAnsi="Arial" w:cs="Arial"/>
-                <w:b/>
-                <w:bCs/>
-                <w:i/>
-                <w:iCs/>
-                <w:sz w:val="20"/>
-                <w:szCs w:val="20"/>
-              </w:rPr>
-              <w:t>0.98</w:t>
-            </w:r>
-          </w:p>
-        </w:tc>
-        <w:tc>
-          <w:tcPr>
-            <w:tcW w:w="853" w:type="dxa"/>
-            <w:tcBorders>
-              <w:left w:val="single" w:sz="12" w:space="0" w:color="auto"/>
-            </w:tcBorders>
-            <w:vAlign w:val="center"/>
-          </w:tcPr>
-          <w:p>
-            <w:pPr>
-              <w:jc w:val="center"/>
-              <w:rPr>
-                <w:rFonts w:ascii="Arial" w:hAnsi="Arial" w:cs="Arial"/>
-                <w:b/>
-                <w:bCs/>
-                <w:i/>
-                <w:iCs/>
-                <w:sz w:val="20"/>
-                <w:szCs w:val="20"/>
-              </w:rPr>
-            </w:pPr>
-            <w:r>
-              <w:rPr>
-                <w:rFonts w:ascii="Arial" w:hAnsi="Arial" w:cs="Arial"/>
-                <w:b/>
-                <w:bCs/>
-                <w:i/>
-                <w:iCs/>
-                <w:sz w:val="20"/>
-                <w:szCs w:val="20"/>
-              </w:rPr>
-              <w:t>0.98</w:t>
-            </w:r>
-          </w:p>
-        </w:tc>
-        <w:tc>
-          <w:tcPr>
-            <w:tcW w:w="854" w:type="dxa"/>
-            <w:tcBorders>
-              <w:right w:val="single" w:sz="12" w:space="0" w:color="auto"/>
-            </w:tcBorders>
-            <w:vAlign w:val="center"/>
-          </w:tcPr>
-          <w:p>
-            <w:pPr>
-              <w:jc w:val="center"/>
-              <w:rPr>
-                <w:rFonts w:ascii="Arial" w:hAnsi="Arial" w:cs="Arial"/>
-                <w:b/>
-                <w:bCs/>
-                <w:i/>
-                <w:iCs/>
-                <w:sz w:val="20"/>
-                <w:szCs w:val="20"/>
-              </w:rPr>
-            </w:pPr>
-            <w:r>
-              <w:rPr>
-                <w:rFonts w:ascii="Arial" w:hAnsi="Arial" w:cs="Arial"/>
-                <w:b/>
-                <w:bCs/>
-                <w:i/>
-                <w:iCs/>
-                <w:sz w:val="20"/>
-                <w:szCs w:val="20"/>
-              </w:rPr>
-              <w:t>0.98</w:t>
-            </w:r>
-          </w:p>
-        </w:tc>
-        <w:tc>
-          <w:tcPr>
-            <w:tcW w:w="852" w:type="dxa"/>
-            <w:tcBorders>
-              <w:left w:val="single" w:sz="12" w:space="0" w:color="auto"/>
-            </w:tcBorders>
-            <w:vAlign w:val="center"/>
-          </w:tcPr>
-          <w:p>
-            <w:pPr>
-              <w:jc w:val="center"/>
-              <w:rPr>
-                <w:rFonts w:ascii="Arial" w:hAnsi="Arial" w:cs="Arial"/>
-                <w:b/>
-                <w:bCs/>
-                <w:i/>
-                <w:iCs/>
-                <w:sz w:val="20"/>
-                <w:szCs w:val="20"/>
-              </w:rPr>
-            </w:pPr>
-            <w:r>
-              <w:rPr>
-                <w:rFonts w:ascii="Arial" w:hAnsi="Arial" w:cs="Arial"/>
-                <w:b/>
-                <w:bCs/>
-                <w:i/>
-                <w:iCs/>
-                <w:sz w:val="20"/>
-                <w:szCs w:val="20"/>
-              </w:rPr>
-              <w:t>0.97</w:t>
-            </w:r>
-          </w:p>
-        </w:tc>
-        <w:tc>
-          <w:tcPr>
-            <w:tcW w:w="852" w:type="dxa"/>
-            <w:vAlign w:val="center"/>
-          </w:tcPr>
-          <w:p>
-            <w:pPr>
-              <w:jc w:val="center"/>
-              <w:rPr>
-                <w:rFonts w:ascii="Arial" w:hAnsi="Arial" w:cs="Arial"/>
-                <w:b/>
-                <w:bCs/>
-                <w:i/>
-                <w:iCs/>
-                <w:sz w:val="20"/>
-                <w:szCs w:val="20"/>
-              </w:rPr>
-            </w:pPr>
-            <w:r>
-              <w:rPr>
-                <w:rFonts w:ascii="Arial" w:hAnsi="Arial" w:cs="Arial"/>
-                <w:b/>
-                <w:bCs/>
-                <w:i/>
-                <w:iCs/>
-                <w:sz w:val="20"/>
-                <w:szCs w:val="20"/>
-              </w:rPr>
-              <w:t>0.99</w:t>
             </w:r>
           </w:p>
         </w:tc>
@@ -10974,14 +11619,18 @@
               <w:jc w:val="center"/>
               <w:rPr>
                 <w:rFonts w:ascii="Arial" w:hAnsi="Arial" w:cs="Arial"/>
-                <w:b/>
-                <w:bCs/>
-                <w:i/>
-                <w:iCs/>
-                <w:sz w:val="20"/>
-                <w:szCs w:val="20"/>
-              </w:rPr>
-            </w:pPr>
+                <w:sz w:val="20"/>
+                <w:szCs w:val="20"/>
+              </w:rPr>
+            </w:pPr>
+            <w:r>
+              <w:rPr>
+                <w:rFonts w:ascii="Arial" w:hAnsi="Arial" w:cs="Arial"/>
+                <w:sz w:val="20"/>
+                <w:szCs w:val="20"/>
+              </w:rPr>
+              <w:t>80%</w:t>
+            </w:r>
           </w:p>
         </w:tc>
         <w:tc>
@@ -10998,14 +11647,18 @@
               <w:jc w:val="center"/>
               <w:rPr>
                 <w:rFonts w:ascii="Arial" w:hAnsi="Arial" w:cs="Arial"/>
-                <w:b/>
-                <w:bCs/>
-                <w:i/>
-                <w:iCs/>
-                <w:sz w:val="20"/>
-                <w:szCs w:val="20"/>
-              </w:rPr>
-            </w:pPr>
+                <w:sz w:val="20"/>
+                <w:szCs w:val="20"/>
+              </w:rPr>
+            </w:pPr>
+            <w:r>
+              <w:rPr>
+                <w:rFonts w:ascii="Arial" w:hAnsi="Arial" w:cs="Arial"/>
+                <w:sz w:val="20"/>
+                <w:szCs w:val="20"/>
+              </w:rPr>
+              <w:t>0.947</w:t>
+            </w:r>
           </w:p>
         </w:tc>
         <w:tc>
@@ -11022,14 +11675,18 @@
               <w:jc w:val="center"/>
               <w:rPr>
                 <w:rFonts w:ascii="Arial" w:hAnsi="Arial" w:cs="Arial"/>
-                <w:b/>
-                <w:bCs/>
-                <w:i/>
-                <w:iCs/>
-                <w:sz w:val="20"/>
-                <w:szCs w:val="20"/>
-              </w:rPr>
-            </w:pPr>
+                <w:sz w:val="20"/>
+                <w:szCs w:val="20"/>
+              </w:rPr>
+            </w:pPr>
+            <w:r>
+              <w:rPr>
+                <w:rFonts w:ascii="Arial" w:hAnsi="Arial" w:cs="Arial"/>
+                <w:sz w:val="20"/>
+                <w:szCs w:val="20"/>
+              </w:rPr>
+              <w:t>0.93</w:t>
+            </w:r>
           </w:p>
         </w:tc>
         <w:tc>
@@ -11046,14 +11703,18 @@
               <w:jc w:val="center"/>
               <w:rPr>
                 <w:rFonts w:ascii="Arial" w:hAnsi="Arial" w:cs="Arial"/>
-                <w:b/>
-                <w:bCs/>
-                <w:i/>
-                <w:iCs/>
-                <w:sz w:val="20"/>
-                <w:szCs w:val="20"/>
-              </w:rPr>
-            </w:pPr>
+                <w:sz w:val="20"/>
+                <w:szCs w:val="20"/>
+              </w:rPr>
+            </w:pPr>
+            <w:r>
+              <w:rPr>
+                <w:rFonts w:ascii="Arial" w:hAnsi="Arial" w:cs="Arial"/>
+                <w:sz w:val="20"/>
+                <w:szCs w:val="20"/>
+              </w:rPr>
+              <w:t>0.920</w:t>
+            </w:r>
           </w:p>
         </w:tc>
         <w:tc>
@@ -11069,14 +11730,18 @@
               <w:jc w:val="center"/>
               <w:rPr>
                 <w:rFonts w:ascii="Arial" w:hAnsi="Arial" w:cs="Arial"/>
-                <w:b/>
-                <w:bCs/>
-                <w:i/>
-                <w:iCs/>
-                <w:sz w:val="20"/>
-                <w:szCs w:val="20"/>
-              </w:rPr>
-            </w:pPr>
+                <w:sz w:val="20"/>
+                <w:szCs w:val="20"/>
+              </w:rPr>
+            </w:pPr>
+            <w:r>
+              <w:rPr>
+                <w:rFonts w:ascii="Arial" w:hAnsi="Arial" w:cs="Arial"/>
+                <w:sz w:val="20"/>
+                <w:szCs w:val="20"/>
+              </w:rPr>
+              <w:t>0.80</w:t>
+            </w:r>
           </w:p>
         </w:tc>
         <w:tc>
@@ -11094,12 +11759,20 @@
                 <w:rFonts w:ascii="Arial" w:hAnsi="Arial" w:cs="Arial"/>
                 <w:b/>
                 <w:bCs/>
-                <w:i/>
-                <w:iCs/>
-                <w:sz w:val="20"/>
-                <w:szCs w:val="20"/>
-              </w:rPr>
-            </w:pPr>
+                <w:sz w:val="20"/>
+                <w:szCs w:val="20"/>
+              </w:rPr>
+            </w:pPr>
+            <w:r>
+              <w:rPr>
+                <w:rFonts w:ascii="Arial" w:hAnsi="Arial" w:cs="Arial"/>
+                <w:b/>
+                <w:bCs/>
+                <w:sz w:val="20"/>
+                <w:szCs w:val="20"/>
+              </w:rPr>
+              <w:t>1.00</w:t>
+            </w:r>
           </w:p>
         </w:tc>
         <w:tc>
@@ -11117,12 +11790,20 @@
                 <w:rFonts w:ascii="Arial" w:hAnsi="Arial" w:cs="Arial"/>
                 <w:b/>
                 <w:bCs/>
-                <w:i/>
-                <w:iCs/>
-                <w:sz w:val="20"/>
-                <w:szCs w:val="20"/>
-              </w:rPr>
-            </w:pPr>
+                <w:sz w:val="20"/>
+                <w:szCs w:val="20"/>
+              </w:rPr>
+            </w:pPr>
+            <w:r>
+              <w:rPr>
+                <w:rFonts w:ascii="Arial" w:hAnsi="Arial" w:cs="Arial"/>
+                <w:b/>
+                <w:bCs/>
+                <w:sz w:val="20"/>
+                <w:szCs w:val="20"/>
+              </w:rPr>
+              <w:t>0.99</w:t>
+            </w:r>
           </w:p>
         </w:tc>
         <w:tc>
@@ -11138,14 +11819,18 @@
               <w:jc w:val="center"/>
               <w:rPr>
                 <w:rFonts w:ascii="Arial" w:hAnsi="Arial" w:cs="Arial"/>
-                <w:b/>
-                <w:bCs/>
-                <w:i/>
-                <w:iCs/>
-                <w:sz w:val="20"/>
-                <w:szCs w:val="20"/>
-              </w:rPr>
-            </w:pPr>
+                <w:sz w:val="20"/>
+                <w:szCs w:val="20"/>
+              </w:rPr>
+            </w:pPr>
+            <w:r>
+              <w:rPr>
+                <w:rFonts w:ascii="Arial" w:hAnsi="Arial" w:cs="Arial"/>
+                <w:sz w:val="20"/>
+                <w:szCs w:val="20"/>
+              </w:rPr>
+              <w:t>0.90</w:t>
+            </w:r>
           </w:p>
         </w:tc>
         <w:tc>
@@ -11161,14 +11846,18 @@
               <w:jc w:val="center"/>
               <w:rPr>
                 <w:rFonts w:ascii="Arial" w:hAnsi="Arial" w:cs="Arial"/>
-                <w:b/>
-                <w:bCs/>
-                <w:i/>
-                <w:iCs/>
-                <w:sz w:val="20"/>
-                <w:szCs w:val="20"/>
-              </w:rPr>
-            </w:pPr>
+                <w:sz w:val="20"/>
+                <w:szCs w:val="20"/>
+              </w:rPr>
+            </w:pPr>
+            <w:r>
+              <w:rPr>
+                <w:rFonts w:ascii="Arial" w:hAnsi="Arial" w:cs="Arial"/>
+                <w:sz w:val="20"/>
+                <w:szCs w:val="20"/>
+              </w:rPr>
+              <w:t>0.89</w:t>
+            </w:r>
           </w:p>
         </w:tc>
         <w:tc>
@@ -11181,14 +11870,18 @@
               <w:jc w:val="center"/>
               <w:rPr>
                 <w:rFonts w:ascii="Arial" w:hAnsi="Arial" w:cs="Arial"/>
-                <w:b/>
-                <w:bCs/>
-                <w:i/>
-                <w:iCs/>
-                <w:sz w:val="20"/>
-                <w:szCs w:val="20"/>
-              </w:rPr>
-            </w:pPr>
+                <w:sz w:val="20"/>
+                <w:szCs w:val="20"/>
+              </w:rPr>
+            </w:pPr>
+            <w:r>
+              <w:rPr>
+                <w:rFonts w:ascii="Arial" w:hAnsi="Arial" w:cs="Arial"/>
+                <w:sz w:val="20"/>
+                <w:szCs w:val="20"/>
+              </w:rPr>
+              <w:t>0.95</w:t>
+            </w:r>
           </w:p>
         </w:tc>
       </w:tr>
@@ -11227,14 +11920,18 @@
               <w:jc w:val="center"/>
               <w:rPr>
                 <w:rFonts w:ascii="Arial" w:hAnsi="Arial" w:cs="Arial"/>
-                <w:b/>
-                <w:bCs/>
-                <w:i/>
-                <w:iCs/>
-                <w:sz w:val="20"/>
-                <w:szCs w:val="20"/>
-              </w:rPr>
-            </w:pPr>
+                <w:sz w:val="20"/>
+                <w:szCs w:val="20"/>
+              </w:rPr>
+            </w:pPr>
+            <w:r>
+              <w:rPr>
+                <w:rFonts w:ascii="Arial" w:hAnsi="Arial" w:cs="Arial"/>
+                <w:sz w:val="20"/>
+                <w:szCs w:val="20"/>
+              </w:rPr>
+              <w:t>90%</w:t>
+            </w:r>
           </w:p>
         </w:tc>
         <w:tc>
@@ -11251,14 +11948,18 @@
               <w:jc w:val="center"/>
               <w:rPr>
                 <w:rFonts w:ascii="Arial" w:hAnsi="Arial" w:cs="Arial"/>
-                <w:b/>
-                <w:bCs/>
-                <w:i/>
-                <w:iCs/>
-                <w:sz w:val="20"/>
-                <w:szCs w:val="20"/>
-              </w:rPr>
-            </w:pPr>
+                <w:sz w:val="20"/>
+                <w:szCs w:val="20"/>
+              </w:rPr>
+            </w:pPr>
+            <w:r>
+              <w:rPr>
+                <w:rFonts w:ascii="Arial" w:hAnsi="Arial" w:cs="Arial"/>
+                <w:sz w:val="20"/>
+                <w:szCs w:val="20"/>
+              </w:rPr>
+              <w:t>0.930</w:t>
+            </w:r>
           </w:p>
         </w:tc>
         <w:tc>
@@ -11275,14 +11976,18 @@
               <w:jc w:val="center"/>
               <w:rPr>
                 <w:rFonts w:ascii="Arial" w:hAnsi="Arial" w:cs="Arial"/>
-                <w:b/>
-                <w:bCs/>
-                <w:i/>
-                <w:iCs/>
-                <w:sz w:val="20"/>
-                <w:szCs w:val="20"/>
-              </w:rPr>
-            </w:pPr>
+                <w:sz w:val="20"/>
+                <w:szCs w:val="20"/>
+              </w:rPr>
+            </w:pPr>
+            <w:r>
+              <w:rPr>
+                <w:rFonts w:ascii="Arial" w:hAnsi="Arial" w:cs="Arial"/>
+                <w:sz w:val="20"/>
+                <w:szCs w:val="20"/>
+              </w:rPr>
+              <w:t>0.91</w:t>
+            </w:r>
           </w:p>
         </w:tc>
         <w:tc>
@@ -11299,14 +12004,18 @@
               <w:jc w:val="center"/>
               <w:rPr>
                 <w:rFonts w:ascii="Arial" w:hAnsi="Arial" w:cs="Arial"/>
-                <w:b/>
-                <w:bCs/>
-                <w:i/>
-                <w:iCs/>
-                <w:sz w:val="20"/>
-                <w:szCs w:val="20"/>
-              </w:rPr>
-            </w:pPr>
+                <w:sz w:val="20"/>
+                <w:szCs w:val="20"/>
+              </w:rPr>
+            </w:pPr>
+            <w:r>
+              <w:rPr>
+                <w:rFonts w:ascii="Arial" w:hAnsi="Arial" w:cs="Arial"/>
+                <w:sz w:val="20"/>
+                <w:szCs w:val="20"/>
+              </w:rPr>
+              <w:t>0.895</w:t>
+            </w:r>
           </w:p>
         </w:tc>
         <w:tc>
@@ -11322,14 +12031,18 @@
               <w:jc w:val="center"/>
               <w:rPr>
                 <w:rFonts w:ascii="Arial" w:hAnsi="Arial" w:cs="Arial"/>
-                <w:b/>
-                <w:bCs/>
-                <w:i/>
-                <w:iCs/>
-                <w:sz w:val="20"/>
-                <w:szCs w:val="20"/>
-              </w:rPr>
-            </w:pPr>
+                <w:sz w:val="20"/>
+                <w:szCs w:val="20"/>
+              </w:rPr>
+            </w:pPr>
+            <w:r>
+              <w:rPr>
+                <w:rFonts w:ascii="Arial" w:hAnsi="Arial" w:cs="Arial"/>
+                <w:sz w:val="20"/>
+                <w:szCs w:val="20"/>
+              </w:rPr>
+              <w:t>0.77</w:t>
+            </w:r>
           </w:p>
         </w:tc>
         <w:tc>
@@ -11347,12 +12060,20 @@
                 <w:rFonts w:ascii="Arial" w:hAnsi="Arial" w:cs="Arial"/>
                 <w:b/>
                 <w:bCs/>
-                <w:i/>
-                <w:iCs/>
-                <w:sz w:val="20"/>
-                <w:szCs w:val="20"/>
-              </w:rPr>
-            </w:pPr>
+                <w:sz w:val="20"/>
+                <w:szCs w:val="20"/>
+              </w:rPr>
+            </w:pPr>
+            <w:r>
+              <w:rPr>
+                <w:rFonts w:ascii="Arial" w:hAnsi="Arial" w:cs="Arial"/>
+                <w:b/>
+                <w:bCs/>
+                <w:sz w:val="20"/>
+                <w:szCs w:val="20"/>
+              </w:rPr>
+              <w:t>0.99</w:t>
+            </w:r>
           </w:p>
         </w:tc>
         <w:tc>
@@ -11370,12 +12091,20 @@
                 <w:rFonts w:ascii="Arial" w:hAnsi="Arial" w:cs="Arial"/>
                 <w:b/>
                 <w:bCs/>
-                <w:i/>
-                <w:iCs/>
-                <w:sz w:val="20"/>
-                <w:szCs w:val="20"/>
-              </w:rPr>
-            </w:pPr>
+                <w:sz w:val="20"/>
+                <w:szCs w:val="20"/>
+              </w:rPr>
+            </w:pPr>
+            <w:r>
+              <w:rPr>
+                <w:rFonts w:ascii="Arial" w:hAnsi="Arial" w:cs="Arial"/>
+                <w:b/>
+                <w:bCs/>
+                <w:sz w:val="20"/>
+                <w:szCs w:val="20"/>
+              </w:rPr>
+              <w:t>0.99</w:t>
+            </w:r>
           </w:p>
         </w:tc>
         <w:tc>
@@ -11391,14 +12120,18 @@
               <w:jc w:val="center"/>
               <w:rPr>
                 <w:rFonts w:ascii="Arial" w:hAnsi="Arial" w:cs="Arial"/>
-                <w:b/>
-                <w:bCs/>
-                <w:i/>
-                <w:iCs/>
-                <w:sz w:val="20"/>
-                <w:szCs w:val="20"/>
-              </w:rPr>
-            </w:pPr>
+                <w:sz w:val="20"/>
+                <w:szCs w:val="20"/>
+              </w:rPr>
+            </w:pPr>
+            <w:r>
+              <w:rPr>
+                <w:rFonts w:ascii="Arial" w:hAnsi="Arial" w:cs="Arial"/>
+                <w:sz w:val="20"/>
+                <w:szCs w:val="20"/>
+              </w:rPr>
+              <w:t>0.87</w:t>
+            </w:r>
           </w:p>
         </w:tc>
         <w:tc>
@@ -11414,14 +12147,18 @@
               <w:jc w:val="center"/>
               <w:rPr>
                 <w:rFonts w:ascii="Arial" w:hAnsi="Arial" w:cs="Arial"/>
-                <w:b/>
-                <w:bCs/>
-                <w:i/>
-                <w:iCs/>
-                <w:sz w:val="20"/>
-                <w:szCs w:val="20"/>
-              </w:rPr>
-            </w:pPr>
+                <w:sz w:val="20"/>
+                <w:szCs w:val="20"/>
+              </w:rPr>
+            </w:pPr>
+            <w:r>
+              <w:rPr>
+                <w:rFonts w:ascii="Arial" w:hAnsi="Arial" w:cs="Arial"/>
+                <w:sz w:val="20"/>
+                <w:szCs w:val="20"/>
+              </w:rPr>
+              <w:t>0.86</w:t>
+            </w:r>
           </w:p>
         </w:tc>
         <w:tc>
@@ -11432,16 +12169,23 @@
           <w:p>
             <w:pPr>
               <w:jc w:val="center"/>
-              <w:rPr>
-                <w:rFonts w:ascii="Arial" w:hAnsi="Arial" w:cs="Arial"/>
-                <w:b/>
-                <w:bCs/>
-                <w:i/>
-                <w:iCs/>
-                <w:sz w:val="20"/>
-                <w:szCs w:val="20"/>
-              </w:rPr>
-            </w:pPr>
+            </w:pPr>
+            <w:r>
+              <w:rPr>
+                <w:rFonts w:ascii="Arial" w:hAnsi="Arial" w:cs="Arial"/>
+                <w:sz w:val="20"/>
+                <w:szCs w:val="20"/>
+              </w:rPr>
+              <w:t>0.</w:t>
+            </w:r>
+            <w:r>
+              <w:rPr>
+                <w:rFonts w:ascii="Arial" w:hAnsi="Arial" w:cs="Arial"/>
+                <w:sz w:val="20"/>
+                <w:szCs w:val="20"/>
+              </w:rPr>
+              <w:t>93</w:t>
+            </w:r>
           </w:p>
         </w:tc>
       </w:tr>
@@ -11518,7 +12262,7 @@
                 <w:sz w:val="20"/>
                 <w:szCs w:val="20"/>
               </w:rPr>
-              <w:t>0.926</w:t>
+              <w:t>0.973</w:t>
             </w:r>
           </w:p>
         </w:tc>
@@ -11546,7 +12290,7 @@
                 <w:sz w:val="20"/>
                 <w:szCs w:val="20"/>
               </w:rPr>
-              <w:t>0.93</w:t>
+              <w:t>0.97</w:t>
             </w:r>
           </w:p>
         </w:tc>
@@ -11574,7 +12318,7 @@
                 <w:sz w:val="20"/>
                 <w:szCs w:val="20"/>
               </w:rPr>
-              <w:t>0.915</w:t>
+              <w:t>0.965</w:t>
             </w:r>
           </w:p>
         </w:tc>
@@ -11601,7 +12345,7 @@
                 <w:sz w:val="20"/>
                 <w:szCs w:val="20"/>
               </w:rPr>
-              <w:t>0.85</w:t>
+              <w:t>0.91</w:t>
             </w:r>
           </w:p>
         </w:tc>
@@ -11618,17 +12362,21 @@
               <w:jc w:val="center"/>
               <w:rPr>
                 <w:rFonts w:ascii="Arial" w:hAnsi="Arial" w:cs="Arial"/>
-                <w:sz w:val="20"/>
-                <w:szCs w:val="20"/>
-              </w:rPr>
-            </w:pPr>
-            <w:r>
-              <w:rPr>
-                <w:rFonts w:ascii="Arial" w:hAnsi="Arial" w:cs="Arial"/>
-                <w:sz w:val="20"/>
-                <w:szCs w:val="20"/>
-              </w:rPr>
-              <w:t>0.97</w:t>
+                <w:b/>
+                <w:bCs/>
+                <w:sz w:val="20"/>
+                <w:szCs w:val="20"/>
+              </w:rPr>
+            </w:pPr>
+            <w:r>
+              <w:rPr>
+                <w:rFonts w:ascii="Arial" w:hAnsi="Arial" w:cs="Arial"/>
+                <w:b/>
+                <w:bCs/>
+                <w:sz w:val="20"/>
+                <w:szCs w:val="20"/>
+              </w:rPr>
+              <w:t>0.99</w:t>
             </w:r>
           </w:p>
         </w:tc>
@@ -11645,17 +12393,21 @@
               <w:jc w:val="center"/>
               <w:rPr>
                 <w:rFonts w:ascii="Arial" w:hAnsi="Arial" w:cs="Arial"/>
-                <w:sz w:val="20"/>
-                <w:szCs w:val="20"/>
-              </w:rPr>
-            </w:pPr>
-            <w:r>
-              <w:rPr>
-                <w:rFonts w:ascii="Arial" w:hAnsi="Arial" w:cs="Arial"/>
-                <w:sz w:val="20"/>
-                <w:szCs w:val="20"/>
-              </w:rPr>
-              <w:t>0.92</w:t>
+                <w:b/>
+                <w:bCs/>
+                <w:sz w:val="20"/>
+                <w:szCs w:val="20"/>
+              </w:rPr>
+            </w:pPr>
+            <w:r>
+              <w:rPr>
+                <w:rFonts w:ascii="Arial" w:hAnsi="Arial" w:cs="Arial"/>
+                <w:b/>
+                <w:bCs/>
+                <w:sz w:val="20"/>
+                <w:szCs w:val="20"/>
+              </w:rPr>
+              <w:t>0.99</w:t>
             </w:r>
           </w:p>
         </w:tc>
@@ -11682,7 +12434,7 @@
                 <w:sz w:val="20"/>
                 <w:szCs w:val="20"/>
               </w:rPr>
-              <w:t>0.94</w:t>
+              <w:t>0.96</w:t>
             </w:r>
           </w:p>
         </w:tc>
@@ -11709,7 +12461,7 @@
                 <w:sz w:val="20"/>
                 <w:szCs w:val="20"/>
               </w:rPr>
-              <w:t>0.88</w:t>
+              <w:t>0.95</w:t>
             </w:r>
           </w:p>
         </w:tc>
@@ -11723,17 +12475,21 @@
               <w:jc w:val="center"/>
               <w:rPr>
                 <w:rFonts w:ascii="Arial" w:hAnsi="Arial" w:cs="Arial"/>
-                <w:sz w:val="20"/>
-                <w:szCs w:val="20"/>
-              </w:rPr>
-            </w:pPr>
-            <w:r>
-              <w:rPr>
-                <w:rFonts w:ascii="Arial" w:hAnsi="Arial" w:cs="Arial"/>
-                <w:sz w:val="20"/>
-                <w:szCs w:val="20"/>
-              </w:rPr>
-              <w:t>0.95</w:t>
+                <w:b/>
+                <w:bCs/>
+                <w:sz w:val="20"/>
+                <w:szCs w:val="20"/>
+              </w:rPr>
+            </w:pPr>
+            <w:r>
+              <w:rPr>
+                <w:rFonts w:ascii="Arial" w:hAnsi="Arial" w:cs="Arial"/>
+                <w:b/>
+                <w:bCs/>
+                <w:sz w:val="20"/>
+                <w:szCs w:val="20"/>
+              </w:rPr>
+              <w:t>0.98</w:t>
             </w:r>
           </w:p>
         </w:tc>
@@ -12772,6 +13528,14 @@
                 <w:szCs w:val="20"/>
               </w:rPr>
             </w:pPr>
+            <w:r>
+              <w:rPr>
+                <w:rFonts w:ascii="Arial" w:hAnsi="Arial" w:cs="Arial"/>
+                <w:sz w:val="20"/>
+                <w:szCs w:val="20"/>
+              </w:rPr>
+              <w:t>0.966</w:t>
+            </w:r>
           </w:p>
         </w:tc>
         <w:tc>
@@ -12792,6 +13556,14 @@
                 <w:szCs w:val="20"/>
               </w:rPr>
             </w:pPr>
+            <w:r>
+              <w:rPr>
+                <w:rFonts w:ascii="Arial" w:hAnsi="Arial" w:cs="Arial"/>
+                <w:sz w:val="20"/>
+                <w:szCs w:val="20"/>
+              </w:rPr>
+              <w:t>0.97</w:t>
+            </w:r>
           </w:p>
         </w:tc>
         <w:tc>
@@ -12812,6 +13584,14 @@
                 <w:szCs w:val="20"/>
               </w:rPr>
             </w:pPr>
+            <w:r>
+              <w:rPr>
+                <w:rFonts w:ascii="Arial" w:hAnsi="Arial" w:cs="Arial"/>
+                <w:sz w:val="20"/>
+                <w:szCs w:val="20"/>
+              </w:rPr>
+              <w:t>0.965</w:t>
+            </w:r>
           </w:p>
         </w:tc>
         <w:tc>
@@ -12831,6 +13611,14 @@
                 <w:szCs w:val="20"/>
               </w:rPr>
             </w:pPr>
+            <w:r>
+              <w:rPr>
+                <w:rFonts w:ascii="Arial" w:hAnsi="Arial" w:cs="Arial"/>
+                <w:sz w:val="20"/>
+                <w:szCs w:val="20"/>
+              </w:rPr>
+              <w:t>0.94</w:t>
+            </w:r>
           </w:p>
         </w:tc>
         <w:tc>
@@ -12850,6 +13638,14 @@
                 <w:szCs w:val="20"/>
               </w:rPr>
             </w:pPr>
+            <w:r>
+              <w:rPr>
+                <w:rFonts w:ascii="Arial" w:hAnsi="Arial" w:cs="Arial"/>
+                <w:sz w:val="20"/>
+                <w:szCs w:val="20"/>
+              </w:rPr>
+              <w:t>0.98</w:t>
+            </w:r>
           </w:p>
         </w:tc>
         <w:tc>
@@ -12869,6 +13665,14 @@
                 <w:szCs w:val="20"/>
               </w:rPr>
             </w:pPr>
+            <w:r>
+              <w:rPr>
+                <w:rFonts w:ascii="Arial" w:hAnsi="Arial" w:cs="Arial"/>
+                <w:sz w:val="20"/>
+                <w:szCs w:val="20"/>
+              </w:rPr>
+              <w:t>0.96</w:t>
+            </w:r>
           </w:p>
         </w:tc>
         <w:tc>
@@ -12888,6 +13692,14 @@
                 <w:szCs w:val="20"/>
               </w:rPr>
             </w:pPr>
+            <w:r>
+              <w:rPr>
+                <w:rFonts w:ascii="Arial" w:hAnsi="Arial" w:cs="Arial"/>
+                <w:sz w:val="20"/>
+                <w:szCs w:val="20"/>
+              </w:rPr>
+              <w:t>0.98</w:t>
+            </w:r>
           </w:p>
         </w:tc>
         <w:tc>
@@ -12907,6 +13719,14 @@
                 <w:szCs w:val="20"/>
               </w:rPr>
             </w:pPr>
+            <w:r>
+              <w:rPr>
+                <w:rFonts w:ascii="Arial" w:hAnsi="Arial" w:cs="Arial"/>
+                <w:sz w:val="20"/>
+                <w:szCs w:val="20"/>
+              </w:rPr>
+              <w:t>0.95</w:t>
+            </w:r>
           </w:p>
         </w:tc>
         <w:tc>
@@ -12923,6 +13743,14 @@
                 <w:szCs w:val="20"/>
               </w:rPr>
             </w:pPr>
+            <w:r>
+              <w:rPr>
+                <w:rFonts w:ascii="Arial" w:hAnsi="Arial" w:cs="Arial"/>
+                <w:sz w:val="20"/>
+                <w:szCs w:val="20"/>
+              </w:rPr>
+              <w:t>0.98</w:t>
+            </w:r>
           </w:p>
         </w:tc>
       </w:tr>
@@ -12993,6 +13821,14 @@
                 <w:szCs w:val="20"/>
               </w:rPr>
             </w:pPr>
+            <w:r>
+              <w:rPr>
+                <w:rFonts w:ascii="Arial" w:hAnsi="Arial" w:cs="Arial"/>
+                <w:sz w:val="20"/>
+                <w:szCs w:val="20"/>
+              </w:rPr>
+              <w:t>0.942</w:t>
+            </w:r>
           </w:p>
         </w:tc>
         <w:tc>
@@ -13013,6 +13849,14 @@
                 <w:szCs w:val="20"/>
               </w:rPr>
             </w:pPr>
+            <w:r>
+              <w:rPr>
+                <w:rFonts w:ascii="Arial" w:hAnsi="Arial" w:cs="Arial"/>
+                <w:sz w:val="20"/>
+                <w:szCs w:val="20"/>
+              </w:rPr>
+              <w:t>0.92</w:t>
+            </w:r>
           </w:p>
         </w:tc>
         <w:tc>
@@ -13033,6 +13877,14 @@
                 <w:szCs w:val="20"/>
               </w:rPr>
             </w:pPr>
+            <w:r>
+              <w:rPr>
+                <w:rFonts w:ascii="Arial" w:hAnsi="Arial" w:cs="Arial"/>
+                <w:sz w:val="20"/>
+                <w:szCs w:val="20"/>
+              </w:rPr>
+              <w:t>0.910</w:t>
+            </w:r>
           </w:p>
         </w:tc>
         <w:tc>
@@ -13052,6 +13904,14 @@
                 <w:szCs w:val="20"/>
               </w:rPr>
             </w:pPr>
+            <w:r>
+              <w:rPr>
+                <w:rFonts w:ascii="Arial" w:hAnsi="Arial" w:cs="Arial"/>
+                <w:sz w:val="20"/>
+                <w:szCs w:val="20"/>
+              </w:rPr>
+              <w:t>0.80</w:t>
+            </w:r>
           </w:p>
         </w:tc>
         <w:tc>
@@ -13071,6 +13931,14 @@
                 <w:szCs w:val="20"/>
               </w:rPr>
             </w:pPr>
+            <w:r>
+              <w:rPr>
+                <w:rFonts w:ascii="Arial" w:hAnsi="Arial" w:cs="Arial"/>
+                <w:sz w:val="20"/>
+                <w:szCs w:val="20"/>
+              </w:rPr>
+              <w:t>0.99</w:t>
+            </w:r>
           </w:p>
         </w:tc>
         <w:tc>
@@ -13090,6 +13958,14 @@
                 <w:szCs w:val="20"/>
               </w:rPr>
             </w:pPr>
+            <w:r>
+              <w:rPr>
+                <w:rFonts w:ascii="Arial" w:hAnsi="Arial" w:cs="Arial"/>
+                <w:sz w:val="20"/>
+                <w:szCs w:val="20"/>
+              </w:rPr>
+              <w:t>0.98</w:t>
+            </w:r>
           </w:p>
         </w:tc>
         <w:tc>
@@ -13109,6 +13985,14 @@
                 <w:szCs w:val="20"/>
               </w:rPr>
             </w:pPr>
+            <w:r>
+              <w:rPr>
+                <w:rFonts w:ascii="Arial" w:hAnsi="Arial" w:cs="Arial"/>
+                <w:sz w:val="20"/>
+                <w:szCs w:val="20"/>
+              </w:rPr>
+              <w:t>0.90</w:t>
+            </w:r>
           </w:p>
         </w:tc>
         <w:tc>
@@ -13128,6 +14012,14 @@
                 <w:szCs w:val="20"/>
               </w:rPr>
             </w:pPr>
+            <w:r>
+              <w:rPr>
+                <w:rFonts w:ascii="Arial" w:hAnsi="Arial" w:cs="Arial"/>
+                <w:sz w:val="20"/>
+                <w:szCs w:val="20"/>
+              </w:rPr>
+              <w:t>0.88</w:t>
+            </w:r>
           </w:p>
         </w:tc>
         <w:tc>
@@ -13144,6 +14036,14 @@
                 <w:szCs w:val="20"/>
               </w:rPr>
             </w:pPr>
+            <w:r>
+              <w:rPr>
+                <w:rFonts w:ascii="Arial" w:hAnsi="Arial" w:cs="Arial"/>
+                <w:sz w:val="20"/>
+                <w:szCs w:val="20"/>
+              </w:rPr>
+              <w:t>0.94</w:t>
+            </w:r>
           </w:p>
         </w:tc>
       </w:tr>
@@ -13238,13 +14138,17 @@
               <w:jc w:val="center"/>
               <w:rPr>
                 <w:rFonts w:ascii="Arial" w:hAnsi="Arial" w:cs="Arial"/>
-                <w:sz w:val="20"/>
-                <w:szCs w:val="20"/>
-              </w:rPr>
-            </w:pPr>
-            <w:r>
-              <w:rPr>
-                <w:rFonts w:ascii="Arial" w:hAnsi="Arial" w:cs="Arial"/>
+                <w:b/>
+                <w:bCs/>
+                <w:sz w:val="20"/>
+                <w:szCs w:val="20"/>
+              </w:rPr>
+            </w:pPr>
+            <w:r>
+              <w:rPr>
+                <w:rFonts w:ascii="Arial" w:hAnsi="Arial" w:cs="Arial"/>
+                <w:b/>
+                <w:bCs/>
                 <w:sz w:val="20"/>
                 <w:szCs w:val="20"/>
               </w:rPr>
@@ -13266,13 +14170,17 @@
               <w:jc w:val="center"/>
               <w:rPr>
                 <w:rFonts w:ascii="Arial" w:hAnsi="Arial" w:cs="Arial"/>
-                <w:sz w:val="20"/>
-                <w:szCs w:val="20"/>
-              </w:rPr>
-            </w:pPr>
-            <w:r>
-              <w:rPr>
-                <w:rFonts w:ascii="Arial" w:hAnsi="Arial" w:cs="Arial"/>
+                <w:b/>
+                <w:bCs/>
+                <w:sz w:val="20"/>
+                <w:szCs w:val="20"/>
+              </w:rPr>
+            </w:pPr>
+            <w:r>
+              <w:rPr>
+                <w:rFonts w:ascii="Arial" w:hAnsi="Arial" w:cs="Arial"/>
+                <w:b/>
+                <w:bCs/>
                 <w:sz w:val="20"/>
                 <w:szCs w:val="20"/>
               </w:rPr>
@@ -13507,6 +14415,14 @@
                 <w:szCs w:val="20"/>
               </w:rPr>
             </w:pPr>
+            <w:r>
+              <w:rPr>
+                <w:rFonts w:ascii="Arial" w:hAnsi="Arial" w:cs="Arial"/>
+                <w:sz w:val="20"/>
+                <w:szCs w:val="20"/>
+              </w:rPr>
+              <w:t>0.954</w:t>
+            </w:r>
           </w:p>
         </w:tc>
         <w:tc>
@@ -13527,6 +14443,14 @@
                 <w:szCs w:val="20"/>
               </w:rPr>
             </w:pPr>
+            <w:r>
+              <w:rPr>
+                <w:rFonts w:ascii="Arial" w:hAnsi="Arial" w:cs="Arial"/>
+                <w:sz w:val="20"/>
+                <w:szCs w:val="20"/>
+              </w:rPr>
+              <w:t>0.97</w:t>
+            </w:r>
           </w:p>
         </w:tc>
         <w:tc>
@@ -13547,6 +14471,14 @@
                 <w:szCs w:val="20"/>
               </w:rPr>
             </w:pPr>
+            <w:r>
+              <w:rPr>
+                <w:rFonts w:ascii="Arial" w:hAnsi="Arial" w:cs="Arial"/>
+                <w:sz w:val="20"/>
+                <w:szCs w:val="20"/>
+              </w:rPr>
+              <w:t>0.965</w:t>
+            </w:r>
           </w:p>
         </w:tc>
         <w:tc>
@@ -13562,10 +14494,22 @@
               <w:jc w:val="center"/>
               <w:rPr>
                 <w:rFonts w:ascii="Arial" w:hAnsi="Arial" w:cs="Arial"/>
-                <w:sz w:val="20"/>
-                <w:szCs w:val="20"/>
-              </w:rPr>
-            </w:pPr>
+                <w:b/>
+                <w:bCs/>
+                <w:sz w:val="20"/>
+                <w:szCs w:val="20"/>
+              </w:rPr>
+            </w:pPr>
+            <w:r>
+              <w:rPr>
+                <w:rFonts w:ascii="Arial" w:hAnsi="Arial" w:cs="Arial"/>
+                <w:b/>
+                <w:bCs/>
+                <w:sz w:val="20"/>
+                <w:szCs w:val="20"/>
+              </w:rPr>
+              <w:t>0.99</w:t>
+            </w:r>
           </w:p>
         </w:tc>
         <w:tc>
@@ -13585,6 +14529,14 @@
                 <w:szCs w:val="20"/>
               </w:rPr>
             </w:pPr>
+            <w:r>
+              <w:rPr>
+                <w:rFonts w:ascii="Arial" w:hAnsi="Arial" w:cs="Arial"/>
+                <w:sz w:val="20"/>
+                <w:szCs w:val="20"/>
+              </w:rPr>
+              <w:t>0.96</w:t>
+            </w:r>
           </w:p>
         </w:tc>
         <w:tc>
@@ -13604,6 +14556,14 @@
                 <w:szCs w:val="20"/>
               </w:rPr>
             </w:pPr>
+            <w:r>
+              <w:rPr>
+                <w:rFonts w:ascii="Arial" w:hAnsi="Arial" w:cs="Arial"/>
+                <w:sz w:val="20"/>
+                <w:szCs w:val="20"/>
+              </w:rPr>
+              <w:t>0.91</w:t>
+            </w:r>
           </w:p>
         </w:tc>
         <w:tc>
@@ -13619,10 +14579,22 @@
               <w:jc w:val="center"/>
               <w:rPr>
                 <w:rFonts w:ascii="Arial" w:hAnsi="Arial" w:cs="Arial"/>
-                <w:sz w:val="20"/>
-                <w:szCs w:val="20"/>
-              </w:rPr>
-            </w:pPr>
+                <w:b/>
+                <w:bCs/>
+                <w:sz w:val="20"/>
+                <w:szCs w:val="20"/>
+              </w:rPr>
+            </w:pPr>
+            <w:r>
+              <w:rPr>
+                <w:rFonts w:ascii="Arial" w:hAnsi="Arial" w:cs="Arial"/>
+                <w:b/>
+                <w:bCs/>
+                <w:sz w:val="20"/>
+                <w:szCs w:val="20"/>
+              </w:rPr>
+              <w:t>1.00</w:t>
+            </w:r>
           </w:p>
         </w:tc>
         <w:tc>
@@ -13642,6 +14614,14 @@
                 <w:szCs w:val="20"/>
               </w:rPr>
             </w:pPr>
+            <w:r>
+              <w:rPr>
+                <w:rFonts w:ascii="Arial" w:hAnsi="Arial" w:cs="Arial"/>
+                <w:sz w:val="20"/>
+                <w:szCs w:val="20"/>
+              </w:rPr>
+              <w:t>0.95</w:t>
+            </w:r>
           </w:p>
         </w:tc>
         <w:tc>
@@ -13658,6 +14638,14 @@
                 <w:szCs w:val="20"/>
               </w:rPr>
             </w:pPr>
+            <w:r>
+              <w:rPr>
+                <w:rFonts w:ascii="Arial" w:hAnsi="Arial" w:cs="Arial"/>
+                <w:sz w:val="20"/>
+                <w:szCs w:val="20"/>
+              </w:rPr>
+              <w:t>0.98</w:t>
+            </w:r>
           </w:p>
         </w:tc>
       </w:tr>
@@ -13752,13 +14740,17 @@
               <w:jc w:val="center"/>
               <w:rPr>
                 <w:rFonts w:ascii="Arial" w:hAnsi="Arial" w:cs="Arial"/>
-                <w:sz w:val="20"/>
-                <w:szCs w:val="20"/>
-              </w:rPr>
-            </w:pPr>
-            <w:r>
-              <w:rPr>
-                <w:rFonts w:ascii="Arial" w:hAnsi="Arial" w:cs="Arial"/>
+                <w:b/>
+                <w:bCs/>
+                <w:sz w:val="20"/>
+                <w:szCs w:val="20"/>
+              </w:rPr>
+            </w:pPr>
+            <w:r>
+              <w:rPr>
+                <w:rFonts w:ascii="Arial" w:hAnsi="Arial" w:cs="Arial"/>
+                <w:b/>
+                <w:bCs/>
                 <w:sz w:val="20"/>
                 <w:szCs w:val="20"/>
               </w:rPr>
@@ -13780,13 +14772,17 @@
               <w:jc w:val="center"/>
               <w:rPr>
                 <w:rFonts w:ascii="Arial" w:hAnsi="Arial" w:cs="Arial"/>
-                <w:sz w:val="20"/>
-                <w:szCs w:val="20"/>
-              </w:rPr>
-            </w:pPr>
-            <w:r>
-              <w:rPr>
-                <w:rFonts w:ascii="Arial" w:hAnsi="Arial" w:cs="Arial"/>
+                <w:b/>
+                <w:bCs/>
+                <w:sz w:val="20"/>
+                <w:szCs w:val="20"/>
+              </w:rPr>
+            </w:pPr>
+            <w:r>
+              <w:rPr>
+                <w:rFonts w:ascii="Arial" w:hAnsi="Arial" w:cs="Arial"/>
+                <w:b/>
+                <w:bCs/>
                 <w:sz w:val="20"/>
                 <w:szCs w:val="20"/>
               </w:rPr>
@@ -13807,13 +14803,17 @@
               <w:jc w:val="center"/>
               <w:rPr>
                 <w:rFonts w:ascii="Arial" w:hAnsi="Arial" w:cs="Arial"/>
-                <w:sz w:val="20"/>
-                <w:szCs w:val="20"/>
-              </w:rPr>
-            </w:pPr>
-            <w:r>
-              <w:rPr>
-                <w:rFonts w:ascii="Arial" w:hAnsi="Arial" w:cs="Arial"/>
+                <w:b/>
+                <w:bCs/>
+                <w:sz w:val="20"/>
+                <w:szCs w:val="20"/>
+              </w:rPr>
+            </w:pPr>
+            <w:r>
+              <w:rPr>
+                <w:rFonts w:ascii="Arial" w:hAnsi="Arial" w:cs="Arial"/>
+                <w:b/>
+                <w:bCs/>
                 <w:sz w:val="20"/>
                 <w:szCs w:val="20"/>
               </w:rPr>
@@ -13888,13 +14888,17 @@
               <w:jc w:val="center"/>
               <w:rPr>
                 <w:rFonts w:ascii="Arial" w:hAnsi="Arial" w:cs="Arial"/>
-                <w:sz w:val="20"/>
-                <w:szCs w:val="20"/>
-              </w:rPr>
-            </w:pPr>
-            <w:r>
-              <w:rPr>
-                <w:rFonts w:ascii="Arial" w:hAnsi="Arial" w:cs="Arial"/>
+                <w:b/>
+                <w:bCs/>
+                <w:sz w:val="20"/>
+                <w:szCs w:val="20"/>
+              </w:rPr>
+            </w:pPr>
+            <w:r>
+              <w:rPr>
+                <w:rFonts w:ascii="Arial" w:hAnsi="Arial" w:cs="Arial"/>
+                <w:b/>
+                <w:bCs/>
                 <w:sz w:val="20"/>
                 <w:szCs w:val="20"/>
               </w:rPr>
@@ -13915,13 +14919,17 @@
               <w:jc w:val="center"/>
               <w:rPr>
                 <w:rFonts w:ascii="Arial" w:hAnsi="Arial" w:cs="Arial"/>
-                <w:sz w:val="20"/>
-                <w:szCs w:val="20"/>
-              </w:rPr>
-            </w:pPr>
-            <w:r>
-              <w:rPr>
-                <w:rFonts w:ascii="Arial" w:hAnsi="Arial" w:cs="Arial"/>
+                <w:b/>
+                <w:bCs/>
+                <w:sz w:val="20"/>
+                <w:szCs w:val="20"/>
+              </w:rPr>
+            </w:pPr>
+            <w:r>
+              <w:rPr>
+                <w:rFonts w:ascii="Arial" w:hAnsi="Arial" w:cs="Arial"/>
+                <w:b/>
+                <w:bCs/>
                 <w:sz w:val="20"/>
                 <w:szCs w:val="20"/>
               </w:rPr>
@@ -13939,13 +14947,17 @@
               <w:jc w:val="center"/>
               <w:rPr>
                 <w:rFonts w:ascii="Arial" w:hAnsi="Arial" w:cs="Arial"/>
-                <w:sz w:val="20"/>
-                <w:szCs w:val="20"/>
-              </w:rPr>
-            </w:pPr>
-            <w:r>
-              <w:rPr>
-                <w:rFonts w:ascii="Arial" w:hAnsi="Arial" w:cs="Arial"/>
+                <w:b/>
+                <w:bCs/>
+                <w:sz w:val="20"/>
+                <w:szCs w:val="20"/>
+              </w:rPr>
+            </w:pPr>
+            <w:r>
+              <w:rPr>
+                <w:rFonts w:ascii="Arial" w:hAnsi="Arial" w:cs="Arial"/>
+                <w:b/>
+                <w:bCs/>
                 <w:sz w:val="20"/>
                 <w:szCs w:val="20"/>
               </w:rPr>
@@ -14017,10 +15029,22 @@
               <w:jc w:val="center"/>
               <w:rPr>
                 <w:rFonts w:ascii="Arial" w:hAnsi="Arial" w:cs="Arial"/>
-                <w:sz w:val="20"/>
-                <w:szCs w:val="20"/>
-              </w:rPr>
-            </w:pPr>
+                <w:b/>
+                <w:bCs/>
+                <w:sz w:val="20"/>
+                <w:szCs w:val="20"/>
+              </w:rPr>
+            </w:pPr>
+            <w:r>
+              <w:rPr>
+                <w:rFonts w:ascii="Arial" w:hAnsi="Arial" w:cs="Arial"/>
+                <w:b/>
+                <w:bCs/>
+                <w:sz w:val="20"/>
+                <w:szCs w:val="20"/>
+              </w:rPr>
+              <w:t>0.978</w:t>
+            </w:r>
           </w:p>
         </w:tc>
         <w:tc>
@@ -14041,6 +15065,14 @@
                 <w:szCs w:val="20"/>
               </w:rPr>
             </w:pPr>
+            <w:r>
+              <w:rPr>
+                <w:rFonts w:ascii="Arial" w:hAnsi="Arial" w:cs="Arial"/>
+                <w:sz w:val="20"/>
+                <w:szCs w:val="20"/>
+              </w:rPr>
+              <w:t>0.97</w:t>
+            </w:r>
           </w:p>
         </w:tc>
         <w:tc>
@@ -14061,6 +15093,14 @@
                 <w:szCs w:val="20"/>
               </w:rPr>
             </w:pPr>
+            <w:r>
+              <w:rPr>
+                <w:rFonts w:ascii="Arial" w:hAnsi="Arial" w:cs="Arial"/>
+                <w:sz w:val="20"/>
+                <w:szCs w:val="20"/>
+              </w:rPr>
+              <w:t>0.965</w:t>
+            </w:r>
           </w:p>
         </w:tc>
         <w:tc>
@@ -14080,6 +15120,14 @@
                 <w:szCs w:val="20"/>
               </w:rPr>
             </w:pPr>
+            <w:r>
+              <w:rPr>
+                <w:rFonts w:ascii="Arial" w:hAnsi="Arial" w:cs="Arial"/>
+                <w:sz w:val="20"/>
+                <w:szCs w:val="20"/>
+              </w:rPr>
+              <w:t>0.91</w:t>
+            </w:r>
           </w:p>
         </w:tc>
         <w:tc>
@@ -14095,10 +15143,22 @@
               <w:jc w:val="center"/>
               <w:rPr>
                 <w:rFonts w:ascii="Arial" w:hAnsi="Arial" w:cs="Arial"/>
-                <w:sz w:val="20"/>
-                <w:szCs w:val="20"/>
-              </w:rPr>
-            </w:pPr>
+                <w:b/>
+                <w:bCs/>
+                <w:sz w:val="20"/>
+                <w:szCs w:val="20"/>
+              </w:rPr>
+            </w:pPr>
+            <w:r>
+              <w:rPr>
+                <w:rFonts w:ascii="Arial" w:hAnsi="Arial" w:cs="Arial"/>
+                <w:b/>
+                <w:bCs/>
+                <w:sz w:val="20"/>
+                <w:szCs w:val="20"/>
+              </w:rPr>
+              <w:t>1.00</w:t>
+            </w:r>
           </w:p>
         </w:tc>
         <w:tc>
@@ -14114,10 +15174,22 @@
               <w:jc w:val="center"/>
               <w:rPr>
                 <w:rFonts w:ascii="Arial" w:hAnsi="Arial" w:cs="Arial"/>
-                <w:sz w:val="20"/>
-                <w:szCs w:val="20"/>
-              </w:rPr>
-            </w:pPr>
+                <w:b/>
+                <w:bCs/>
+                <w:sz w:val="20"/>
+                <w:szCs w:val="20"/>
+              </w:rPr>
+            </w:pPr>
+            <w:r>
+              <w:rPr>
+                <w:rFonts w:ascii="Arial" w:hAnsi="Arial" w:cs="Arial"/>
+                <w:b/>
+                <w:bCs/>
+                <w:sz w:val="20"/>
+                <w:szCs w:val="20"/>
+              </w:rPr>
+              <w:t>0.99</w:t>
+            </w:r>
           </w:p>
         </w:tc>
         <w:tc>
@@ -14137,6 +15209,14 @@
                 <w:szCs w:val="20"/>
               </w:rPr>
             </w:pPr>
+            <w:r>
+              <w:rPr>
+                <w:rFonts w:ascii="Arial" w:hAnsi="Arial" w:cs="Arial"/>
+                <w:sz w:val="20"/>
+                <w:szCs w:val="20"/>
+              </w:rPr>
+              <w:t>0.96</w:t>
+            </w:r>
           </w:p>
         </w:tc>
         <w:tc>
@@ -14156,6 +15236,14 @@
                 <w:szCs w:val="20"/>
               </w:rPr>
             </w:pPr>
+            <w:r>
+              <w:rPr>
+                <w:rFonts w:ascii="Arial" w:hAnsi="Arial" w:cs="Arial"/>
+                <w:sz w:val="20"/>
+                <w:szCs w:val="20"/>
+              </w:rPr>
+              <w:t>0.95</w:t>
+            </w:r>
           </w:p>
         </w:tc>
         <w:tc>
@@ -14172,6 +15260,14 @@
                 <w:szCs w:val="20"/>
               </w:rPr>
             </w:pPr>
+            <w:r>
+              <w:rPr>
+                <w:rFonts w:ascii="Arial" w:hAnsi="Arial" w:cs="Arial"/>
+                <w:sz w:val="20"/>
+                <w:szCs w:val="20"/>
+              </w:rPr>
+              <w:t>0.98</w:t>
+            </w:r>
           </w:p>
         </w:tc>
       </w:tr>
@@ -14238,10 +15334,22 @@
               <w:jc w:val="center"/>
               <w:rPr>
                 <w:rFonts w:ascii="Arial" w:hAnsi="Arial" w:cs="Arial"/>
-                <w:sz w:val="20"/>
-                <w:szCs w:val="20"/>
-              </w:rPr>
-            </w:pPr>
+                <w:b/>
+                <w:bCs/>
+                <w:sz w:val="20"/>
+                <w:szCs w:val="20"/>
+              </w:rPr>
+            </w:pPr>
+            <w:r>
+              <w:rPr>
+                <w:rFonts w:ascii="Arial" w:hAnsi="Arial" w:cs="Arial"/>
+                <w:b/>
+                <w:bCs/>
+                <w:sz w:val="20"/>
+                <w:szCs w:val="20"/>
+              </w:rPr>
+              <w:t>0.978</w:t>
+            </w:r>
           </w:p>
         </w:tc>
         <w:tc>
@@ -14258,10 +15366,22 @@
               <w:jc w:val="center"/>
               <w:rPr>
                 <w:rFonts w:ascii="Arial" w:hAnsi="Arial" w:cs="Arial"/>
-                <w:sz w:val="20"/>
-                <w:szCs w:val="20"/>
-              </w:rPr>
-            </w:pPr>
+                <w:b/>
+                <w:bCs/>
+                <w:sz w:val="20"/>
+                <w:szCs w:val="20"/>
+              </w:rPr>
+            </w:pPr>
+            <w:r>
+              <w:rPr>
+                <w:rFonts w:ascii="Arial" w:hAnsi="Arial" w:cs="Arial"/>
+                <w:b/>
+                <w:bCs/>
+                <w:sz w:val="20"/>
+                <w:szCs w:val="20"/>
+              </w:rPr>
+              <w:t>0.98</w:t>
+            </w:r>
           </w:p>
         </w:tc>
         <w:tc>
@@ -14282,6 +15402,14 @@
                 <w:szCs w:val="20"/>
               </w:rPr>
             </w:pPr>
+            <w:r>
+              <w:rPr>
+                <w:rFonts w:ascii="Arial" w:hAnsi="Arial" w:cs="Arial"/>
+                <w:sz w:val="20"/>
+                <w:szCs w:val="20"/>
+              </w:rPr>
+              <w:t>0.970</w:t>
+            </w:r>
           </w:p>
         </w:tc>
         <w:tc>
@@ -14301,6 +15429,14 @@
                 <w:szCs w:val="20"/>
               </w:rPr>
             </w:pPr>
+            <w:r>
+              <w:rPr>
+                <w:rFonts w:ascii="Arial" w:hAnsi="Arial" w:cs="Arial"/>
+                <w:sz w:val="20"/>
+                <w:szCs w:val="20"/>
+              </w:rPr>
+              <w:t>0.94</w:t>
+            </w:r>
           </w:p>
         </w:tc>
         <w:tc>
@@ -14320,6 +15456,14 @@
                 <w:szCs w:val="20"/>
               </w:rPr>
             </w:pPr>
+            <w:r>
+              <w:rPr>
+                <w:rFonts w:ascii="Arial" w:hAnsi="Arial" w:cs="Arial"/>
+                <w:sz w:val="20"/>
+                <w:szCs w:val="20"/>
+              </w:rPr>
+              <w:t>0.99</w:t>
+            </w:r>
           </w:p>
         </w:tc>
         <w:tc>
@@ -14335,10 +15479,22 @@
               <w:jc w:val="center"/>
               <w:rPr>
                 <w:rFonts w:ascii="Arial" w:hAnsi="Arial" w:cs="Arial"/>
-                <w:sz w:val="20"/>
-                <w:szCs w:val="20"/>
-              </w:rPr>
-            </w:pPr>
+                <w:b/>
+                <w:bCs/>
+                <w:sz w:val="20"/>
+                <w:szCs w:val="20"/>
+              </w:rPr>
+            </w:pPr>
+            <w:r>
+              <w:rPr>
+                <w:rFonts w:ascii="Arial" w:hAnsi="Arial" w:cs="Arial"/>
+                <w:b/>
+                <w:bCs/>
+                <w:sz w:val="20"/>
+                <w:szCs w:val="20"/>
+              </w:rPr>
+              <w:t>0.99</w:t>
+            </w:r>
           </w:p>
         </w:tc>
         <w:tc>
@@ -14358,6 +15514,14 @@
                 <w:szCs w:val="20"/>
               </w:rPr>
             </w:pPr>
+            <w:r>
+              <w:rPr>
+                <w:rFonts w:ascii="Arial" w:hAnsi="Arial" w:cs="Arial"/>
+                <w:sz w:val="20"/>
+                <w:szCs w:val="20"/>
+              </w:rPr>
+              <w:t>0.97</w:t>
+            </w:r>
           </w:p>
         </w:tc>
         <w:tc>
@@ -14377,6 +15541,14 @@
                 <w:szCs w:val="20"/>
               </w:rPr>
             </w:pPr>
+            <w:r>
+              <w:rPr>
+                <w:rFonts w:ascii="Arial" w:hAnsi="Arial" w:cs="Arial"/>
+                <w:sz w:val="20"/>
+                <w:szCs w:val="20"/>
+              </w:rPr>
+              <w:t>0.96</w:t>
+            </w:r>
           </w:p>
         </w:tc>
         <w:tc>
@@ -14393,6 +15565,14 @@
                 <w:szCs w:val="20"/>
               </w:rPr>
             </w:pPr>
+            <w:r>
+              <w:rPr>
+                <w:rFonts w:ascii="Arial" w:hAnsi="Arial" w:cs="Arial"/>
+                <w:sz w:val="20"/>
+                <w:szCs w:val="20"/>
+              </w:rPr>
+              <w:t>0.98</w:t>
+            </w:r>
           </w:p>
         </w:tc>
       </w:tr>
@@ -14804,7 +15984,7 @@
                 <w:sz w:val="20"/>
                 <w:szCs w:val="20"/>
               </w:rPr>
-              <w:t>0.931</w:t>
+              <w:t>0.958</w:t>
             </w:r>
           </w:p>
         </w:tc>
@@ -14890,7 +16070,7 @@
                 <w:sz w:val="20"/>
                 <w:szCs w:val="20"/>
               </w:rPr>
-              <w:t>0.98</w:t>
+              <w:t>0.88</w:t>
             </w:r>
           </w:p>
         </w:tc>
@@ -14908,17 +16088,21 @@
               <w:jc w:val="center"/>
               <w:rPr>
                 <w:rFonts w:ascii="Arial" w:hAnsi="Arial" w:cs="Arial"/>
-                <w:sz w:val="20"/>
-                <w:szCs w:val="20"/>
-              </w:rPr>
-            </w:pPr>
-            <w:r>
-              <w:rPr>
-                <w:rFonts w:ascii="Arial" w:hAnsi="Arial" w:cs="Arial"/>
-                <w:sz w:val="20"/>
-                <w:szCs w:val="20"/>
-              </w:rPr>
-              <w:t>0.94</w:t>
+                <w:b/>
+                <w:bCs/>
+                <w:sz w:val="20"/>
+                <w:szCs w:val="20"/>
+              </w:rPr>
+            </w:pPr>
+            <w:r>
+              <w:rPr>
+                <w:rFonts w:ascii="Arial" w:hAnsi="Arial" w:cs="Arial"/>
+                <w:b/>
+                <w:bCs/>
+                <w:sz w:val="20"/>
+                <w:szCs w:val="20"/>
+              </w:rPr>
+              <w:t>0.99</w:t>
             </w:r>
           </w:p>
         </w:tc>
@@ -14936,17 +16120,21 @@
               <w:jc w:val="center"/>
               <w:rPr>
                 <w:rFonts w:ascii="Arial" w:hAnsi="Arial" w:cs="Arial"/>
-                <w:sz w:val="20"/>
-                <w:szCs w:val="20"/>
-              </w:rPr>
-            </w:pPr>
-            <w:r>
-              <w:rPr>
-                <w:rFonts w:ascii="Arial" w:hAnsi="Arial" w:cs="Arial"/>
-                <w:sz w:val="20"/>
-                <w:szCs w:val="20"/>
-              </w:rPr>
-              <w:t>0.87</w:t>
+                <w:b/>
+                <w:bCs/>
+                <w:sz w:val="20"/>
+                <w:szCs w:val="20"/>
+              </w:rPr>
+            </w:pPr>
+            <w:r>
+              <w:rPr>
+                <w:rFonts w:ascii="Arial" w:hAnsi="Arial" w:cs="Arial"/>
+                <w:b/>
+                <w:bCs/>
+                <w:sz w:val="20"/>
+                <w:szCs w:val="20"/>
+              </w:rPr>
+              <w:t>0.97</w:t>
             </w:r>
           </w:p>
         </w:tc>
@@ -14974,7 +16162,7 @@
                 <w:sz w:val="20"/>
                 <w:szCs w:val="20"/>
               </w:rPr>
-              <w:t>0.99</w:t>
+              <w:t>0.95</w:t>
             </w:r>
           </w:p>
         </w:tc>
@@ -15101,6 +16289,14 @@
                 <w:szCs w:val="20"/>
               </w:rPr>
             </w:pPr>
+            <w:r>
+              <w:rPr>
+                <w:rFonts w:ascii="Arial" w:hAnsi="Arial" w:cs="Arial"/>
+                <w:sz w:val="20"/>
+                <w:szCs w:val="20"/>
+              </w:rPr>
+              <w:t>0.964</w:t>
+            </w:r>
           </w:p>
         </w:tc>
         <w:tc>
@@ -15121,6 +16317,14 @@
                 <w:szCs w:val="20"/>
               </w:rPr>
             </w:pPr>
+            <w:r>
+              <w:rPr>
+                <w:rFonts w:ascii="Arial" w:hAnsi="Arial" w:cs="Arial"/>
+                <w:sz w:val="20"/>
+                <w:szCs w:val="20"/>
+              </w:rPr>
+              <w:t>0.96</w:t>
+            </w:r>
           </w:p>
         </w:tc>
         <w:tc>
@@ -15141,6 +16345,14 @@
                 <w:szCs w:val="20"/>
               </w:rPr>
             </w:pPr>
+            <w:r>
+              <w:rPr>
+                <w:rFonts w:ascii="Arial" w:hAnsi="Arial" w:cs="Arial"/>
+                <w:sz w:val="20"/>
+                <w:szCs w:val="20"/>
+              </w:rPr>
+              <w:t>0.950</w:t>
+            </w:r>
           </w:p>
         </w:tc>
         <w:tc>
@@ -15160,6 +16372,14 @@
                 <w:szCs w:val="20"/>
               </w:rPr>
             </w:pPr>
+            <w:r>
+              <w:rPr>
+                <w:rFonts w:ascii="Arial" w:hAnsi="Arial" w:cs="Arial"/>
+                <w:sz w:val="20"/>
+                <w:szCs w:val="20"/>
+              </w:rPr>
+              <w:t>0.89</w:t>
+            </w:r>
           </w:p>
         </w:tc>
         <w:tc>
@@ -15175,10 +16395,22 @@
               <w:jc w:val="center"/>
               <w:rPr>
                 <w:rFonts w:ascii="Arial" w:hAnsi="Arial" w:cs="Arial"/>
-                <w:sz w:val="20"/>
-                <w:szCs w:val="20"/>
-              </w:rPr>
-            </w:pPr>
+                <w:b/>
+                <w:bCs/>
+                <w:sz w:val="20"/>
+                <w:szCs w:val="20"/>
+              </w:rPr>
+            </w:pPr>
+            <w:r>
+              <w:rPr>
+                <w:rFonts w:ascii="Arial" w:hAnsi="Arial" w:cs="Arial"/>
+                <w:b/>
+                <w:bCs/>
+                <w:sz w:val="20"/>
+                <w:szCs w:val="20"/>
+              </w:rPr>
+              <w:t>0.99</w:t>
+            </w:r>
           </w:p>
         </w:tc>
         <w:tc>
@@ -15194,10 +16426,22 @@
               <w:jc w:val="center"/>
               <w:rPr>
                 <w:rFonts w:ascii="Arial" w:hAnsi="Arial" w:cs="Arial"/>
-                <w:sz w:val="20"/>
-                <w:szCs w:val="20"/>
-              </w:rPr>
-            </w:pPr>
+                <w:b/>
+                <w:bCs/>
+                <w:sz w:val="20"/>
+                <w:szCs w:val="20"/>
+              </w:rPr>
+            </w:pPr>
+            <w:r>
+              <w:rPr>
+                <w:rFonts w:ascii="Arial" w:hAnsi="Arial" w:cs="Arial"/>
+                <w:b/>
+                <w:bCs/>
+                <w:sz w:val="20"/>
+                <w:szCs w:val="20"/>
+              </w:rPr>
+              <w:t>0.97</w:t>
+            </w:r>
           </w:p>
         </w:tc>
         <w:tc>
@@ -15217,6 +16461,14 @@
                 <w:szCs w:val="20"/>
               </w:rPr>
             </w:pPr>
+            <w:r>
+              <w:rPr>
+                <w:rFonts w:ascii="Arial" w:hAnsi="Arial" w:cs="Arial"/>
+                <w:sz w:val="20"/>
+                <w:szCs w:val="20"/>
+              </w:rPr>
+              <w:t>0.95</w:t>
+            </w:r>
           </w:p>
         </w:tc>
         <w:tc>
@@ -15236,6 +16488,14 @@
                 <w:szCs w:val="20"/>
               </w:rPr>
             </w:pPr>
+            <w:r>
+              <w:rPr>
+                <w:rFonts w:ascii="Arial" w:hAnsi="Arial" w:cs="Arial"/>
+                <w:sz w:val="20"/>
+                <w:szCs w:val="20"/>
+              </w:rPr>
+              <w:t>0.93</w:t>
+            </w:r>
           </w:p>
         </w:tc>
         <w:tc>
@@ -15252,6 +16512,14 @@
                 <w:szCs w:val="20"/>
               </w:rPr>
             </w:pPr>
+            <w:r>
+              <w:rPr>
+                <w:rFonts w:ascii="Arial" w:hAnsi="Arial" w:cs="Arial"/>
+                <w:sz w:val="20"/>
+                <w:szCs w:val="20"/>
+              </w:rPr>
+              <w:t>0.97</w:t>
+            </w:r>
           </w:p>
         </w:tc>
       </w:tr>
@@ -15322,6 +16590,14 @@
                 <w:szCs w:val="20"/>
               </w:rPr>
             </w:pPr>
+            <w:r>
+              <w:rPr>
+                <w:rFonts w:ascii="Arial" w:hAnsi="Arial" w:cs="Arial"/>
+                <w:sz w:val="20"/>
+                <w:szCs w:val="20"/>
+              </w:rPr>
+              <w:t>0.972</w:t>
+            </w:r>
           </w:p>
         </w:tc>
         <w:tc>
@@ -15342,6 +16618,14 @@
                 <w:szCs w:val="20"/>
               </w:rPr>
             </w:pPr>
+            <w:r>
+              <w:rPr>
+                <w:rFonts w:ascii="Arial" w:hAnsi="Arial" w:cs="Arial"/>
+                <w:sz w:val="20"/>
+                <w:szCs w:val="20"/>
+              </w:rPr>
+              <w:t>0.98</w:t>
+            </w:r>
           </w:p>
         </w:tc>
         <w:tc>
@@ -15358,10 +16642,22 @@
               <w:jc w:val="center"/>
               <w:rPr>
                 <w:rFonts w:ascii="Arial" w:hAnsi="Arial" w:cs="Arial"/>
-                <w:sz w:val="20"/>
-                <w:szCs w:val="20"/>
-              </w:rPr>
-            </w:pPr>
+                <w:b/>
+                <w:bCs/>
+                <w:sz w:val="20"/>
+                <w:szCs w:val="20"/>
+              </w:rPr>
+            </w:pPr>
+            <w:r>
+              <w:rPr>
+                <w:rFonts w:ascii="Arial" w:hAnsi="Arial" w:cs="Arial"/>
+                <w:b/>
+                <w:bCs/>
+                <w:sz w:val="20"/>
+                <w:szCs w:val="20"/>
+              </w:rPr>
+              <w:t>0.975</w:t>
+            </w:r>
           </w:p>
         </w:tc>
         <w:tc>
@@ -15381,6 +16677,14 @@
                 <w:szCs w:val="20"/>
               </w:rPr>
             </w:pPr>
+            <w:r>
+              <w:rPr>
+                <w:rFonts w:ascii="Arial" w:hAnsi="Arial" w:cs="Arial"/>
+                <w:sz w:val="20"/>
+                <w:szCs w:val="20"/>
+              </w:rPr>
+              <w:t>0.98</w:t>
+            </w:r>
           </w:p>
         </w:tc>
         <w:tc>
@@ -15400,6 +16704,14 @@
                 <w:szCs w:val="20"/>
               </w:rPr>
             </w:pPr>
+            <w:r>
+              <w:rPr>
+                <w:rFonts w:ascii="Arial" w:hAnsi="Arial" w:cs="Arial"/>
+                <w:sz w:val="20"/>
+                <w:szCs w:val="20"/>
+              </w:rPr>
+              <w:t>0.98</w:t>
+            </w:r>
           </w:p>
         </w:tc>
         <w:tc>
@@ -15419,6 +16731,14 @@
                 <w:szCs w:val="20"/>
               </w:rPr>
             </w:pPr>
+            <w:r>
+              <w:rPr>
+                <w:rFonts w:ascii="Arial" w:hAnsi="Arial" w:cs="Arial"/>
+                <w:sz w:val="20"/>
+                <w:szCs w:val="20"/>
+              </w:rPr>
+              <w:t>0.95</w:t>
+            </w:r>
           </w:p>
         </w:tc>
         <w:tc>
@@ -15438,6 +16758,14 @@
                 <w:szCs w:val="20"/>
               </w:rPr>
             </w:pPr>
+            <w:r>
+              <w:rPr>
+                <w:rFonts w:ascii="Arial" w:hAnsi="Arial" w:cs="Arial"/>
+                <w:sz w:val="20"/>
+                <w:szCs w:val="20"/>
+              </w:rPr>
+              <w:t>0.99</w:t>
+            </w:r>
           </w:p>
         </w:tc>
         <w:tc>
@@ -15453,10 +16781,22 @@
               <w:jc w:val="center"/>
               <w:rPr>
                 <w:rFonts w:ascii="Arial" w:hAnsi="Arial" w:cs="Arial"/>
-                <w:sz w:val="20"/>
-                <w:szCs w:val="20"/>
-              </w:rPr>
-            </w:pPr>
+                <w:b/>
+                <w:bCs/>
+                <w:sz w:val="20"/>
+                <w:szCs w:val="20"/>
+              </w:rPr>
+            </w:pPr>
+            <w:r>
+              <w:rPr>
+                <w:rFonts w:ascii="Arial" w:hAnsi="Arial" w:cs="Arial"/>
+                <w:b/>
+                <w:bCs/>
+                <w:sz w:val="20"/>
+                <w:szCs w:val="20"/>
+              </w:rPr>
+              <w:t>0.97</w:t>
+            </w:r>
           </w:p>
         </w:tc>
         <w:tc>
@@ -15473,6 +16813,14 @@
                 <w:szCs w:val="20"/>
               </w:rPr>
             </w:pPr>
+            <w:r>
+              <w:rPr>
+                <w:rFonts w:ascii="Arial" w:hAnsi="Arial" w:cs="Arial"/>
+                <w:sz w:val="20"/>
+                <w:szCs w:val="20"/>
+              </w:rPr>
+              <w:t>0.98</w:t>
+            </w:r>
           </w:p>
         </w:tc>
       </w:tr>
@@ -15539,17 +16887,21 @@
               <w:jc w:val="center"/>
               <w:rPr>
                 <w:rFonts w:ascii="Arial" w:hAnsi="Arial" w:cs="Arial"/>
-                <w:sz w:val="20"/>
-                <w:szCs w:val="20"/>
-              </w:rPr>
-            </w:pPr>
-            <w:r>
-              <w:rPr>
-                <w:rFonts w:ascii="Arial" w:hAnsi="Arial" w:cs="Arial"/>
-                <w:sz w:val="20"/>
-                <w:szCs w:val="20"/>
-              </w:rPr>
-              <w:t>0.963</w:t>
+                <w:b/>
+                <w:bCs/>
+                <w:sz w:val="20"/>
+                <w:szCs w:val="20"/>
+              </w:rPr>
+            </w:pPr>
+            <w:r>
+              <w:rPr>
+                <w:rFonts w:ascii="Arial" w:hAnsi="Arial" w:cs="Arial"/>
+                <w:b/>
+                <w:bCs/>
+                <w:sz w:val="20"/>
+                <w:szCs w:val="20"/>
+              </w:rPr>
+              <w:t>0.980</w:t>
             </w:r>
           </w:p>
         </w:tc>
@@ -15577,7 +16929,7 @@
                 <w:sz w:val="20"/>
                 <w:szCs w:val="20"/>
               </w:rPr>
-              <w:t>0.97</w:t>
+              <w:t>0.95</w:t>
             </w:r>
           </w:p>
         </w:tc>
@@ -15595,17 +16947,21 @@
               <w:jc w:val="center"/>
               <w:rPr>
                 <w:rFonts w:ascii="Arial" w:hAnsi="Arial" w:cs="Arial"/>
-                <w:sz w:val="20"/>
-                <w:szCs w:val="20"/>
-              </w:rPr>
-            </w:pPr>
-            <w:r>
-              <w:rPr>
-                <w:rFonts w:ascii="Arial" w:hAnsi="Arial" w:cs="Arial"/>
-                <w:sz w:val="20"/>
-                <w:szCs w:val="20"/>
-              </w:rPr>
-              <w:t>0.960</w:t>
+                <w:b/>
+                <w:bCs/>
+                <w:sz w:val="20"/>
+                <w:szCs w:val="20"/>
+              </w:rPr>
+            </w:pPr>
+            <w:r>
+              <w:rPr>
+                <w:rFonts w:ascii="Arial" w:hAnsi="Arial" w:cs="Arial"/>
+                <w:b/>
+                <w:bCs/>
+                <w:sz w:val="20"/>
+                <w:szCs w:val="20"/>
+              </w:rPr>
+              <w:t>0.975</w:t>
             </w:r>
           </w:p>
         </w:tc>
@@ -15632,7 +16988,7 @@
                 <w:sz w:val="20"/>
                 <w:szCs w:val="20"/>
               </w:rPr>
-              <w:t>0.93</w:t>
+              <w:t>0.99</w:t>
             </w:r>
           </w:p>
         </w:tc>
@@ -15686,85 +17042,89 @@
                 <w:sz w:val="20"/>
                 <w:szCs w:val="20"/>
               </w:rPr>
+              <w:t>0.98</w:t>
+            </w:r>
+          </w:p>
+        </w:tc>
+        <w:tc>
+          <w:tcPr>
+            <w:tcW w:w="854" w:type="dxa"/>
+            <w:tcBorders>
+              <w:right w:val="single" w:sz="12" w:space="0" w:color="auto"/>
+            </w:tcBorders>
+            <w:vAlign w:val="center"/>
+          </w:tcPr>
+          <w:p>
+            <w:pPr>
+              <w:jc w:val="center"/>
+              <w:rPr>
+                <w:rFonts w:ascii="Arial" w:hAnsi="Arial" w:cs="Arial"/>
+                <w:sz w:val="20"/>
+                <w:szCs w:val="20"/>
+              </w:rPr>
+            </w:pPr>
+            <w:r>
+              <w:rPr>
+                <w:rFonts w:ascii="Arial" w:hAnsi="Arial" w:cs="Arial"/>
+                <w:sz w:val="20"/>
+                <w:szCs w:val="20"/>
+              </w:rPr>
+              <w:t>0.98</w:t>
+            </w:r>
+          </w:p>
+        </w:tc>
+        <w:tc>
+          <w:tcPr>
+            <w:tcW w:w="852" w:type="dxa"/>
+            <w:tcBorders>
+              <w:left w:val="single" w:sz="12" w:space="0" w:color="auto"/>
+            </w:tcBorders>
+            <w:vAlign w:val="center"/>
+          </w:tcPr>
+          <w:p>
+            <w:pPr>
+              <w:jc w:val="center"/>
+              <w:rPr>
+                <w:rFonts w:ascii="Arial" w:hAnsi="Arial" w:cs="Arial"/>
+                <w:sz w:val="20"/>
+                <w:szCs w:val="20"/>
+              </w:rPr>
+            </w:pPr>
+            <w:r>
+              <w:rPr>
+                <w:rFonts w:ascii="Arial" w:hAnsi="Arial" w:cs="Arial"/>
+                <w:sz w:val="20"/>
+                <w:szCs w:val="20"/>
+              </w:rPr>
               <w:t>0.96</w:t>
             </w:r>
           </w:p>
         </w:tc>
         <w:tc>
           <w:tcPr>
-            <w:tcW w:w="854" w:type="dxa"/>
-            <w:tcBorders>
-              <w:right w:val="single" w:sz="12" w:space="0" w:color="auto"/>
-            </w:tcBorders>
-            <w:vAlign w:val="center"/>
-          </w:tcPr>
-          <w:p>
-            <w:pPr>
-              <w:jc w:val="center"/>
-              <w:rPr>
-                <w:rFonts w:ascii="Arial" w:hAnsi="Arial" w:cs="Arial"/>
-                <w:sz w:val="20"/>
-                <w:szCs w:val="20"/>
-              </w:rPr>
-            </w:pPr>
-            <w:r>
-              <w:rPr>
-                <w:rFonts w:ascii="Arial" w:hAnsi="Arial" w:cs="Arial"/>
-                <w:sz w:val="20"/>
-                <w:szCs w:val="20"/>
-              </w:rPr>
-              <w:t>0.97</w:t>
-            </w:r>
-          </w:p>
-        </w:tc>
-        <w:tc>
-          <w:tcPr>
             <w:tcW w:w="852" w:type="dxa"/>
-            <w:tcBorders>
-              <w:left w:val="single" w:sz="12" w:space="0" w:color="auto"/>
-            </w:tcBorders>
-            <w:vAlign w:val="center"/>
-          </w:tcPr>
-          <w:p>
-            <w:pPr>
-              <w:jc w:val="center"/>
-              <w:rPr>
-                <w:rFonts w:ascii="Arial" w:hAnsi="Arial" w:cs="Arial"/>
-                <w:sz w:val="20"/>
-                <w:szCs w:val="20"/>
-              </w:rPr>
-            </w:pPr>
-            <w:r>
-              <w:rPr>
-                <w:rFonts w:ascii="Arial" w:hAnsi="Arial" w:cs="Arial"/>
-                <w:sz w:val="20"/>
-                <w:szCs w:val="20"/>
-              </w:rPr>
-              <w:t>0.94</w:t>
-            </w:r>
-          </w:p>
-        </w:tc>
-        <w:tc>
-          <w:tcPr>
-            <w:tcW w:w="852" w:type="dxa"/>
-            <w:vAlign w:val="center"/>
-          </w:tcPr>
-          <w:p>
-            <w:pPr>
-              <w:jc w:val="center"/>
-              <w:rPr>
-                <w:rFonts w:ascii="Arial" w:hAnsi="Arial" w:cs="Arial"/>
-                <w:sz w:val="20"/>
-                <w:szCs w:val="20"/>
-              </w:rPr>
-            </w:pPr>
-            <w:r>
-              <w:rPr>
-                <w:rFonts w:ascii="Arial" w:hAnsi="Arial" w:cs="Arial"/>
-                <w:sz w:val="20"/>
-                <w:szCs w:val="20"/>
-              </w:rPr>
-              <w:t>0.98</w:t>
+            <w:vAlign w:val="center"/>
+          </w:tcPr>
+          <w:p>
+            <w:pPr>
+              <w:jc w:val="center"/>
+              <w:rPr>
+                <w:rFonts w:ascii="Arial" w:hAnsi="Arial" w:cs="Arial"/>
+                <w:b/>
+                <w:bCs/>
+                <w:sz w:val="20"/>
+                <w:szCs w:val="20"/>
+              </w:rPr>
+            </w:pPr>
+            <w:r>
+              <w:rPr>
+                <w:rFonts w:ascii="Arial" w:hAnsi="Arial" w:cs="Arial"/>
+                <w:b/>
+                <w:bCs/>
+                <w:sz w:val="20"/>
+                <w:szCs w:val="20"/>
+              </w:rPr>
+              <w:t>0.99</w:t>
             </w:r>
           </w:p>
         </w:tc>
@@ -15836,6 +17196,14 @@
                 <w:szCs w:val="20"/>
               </w:rPr>
             </w:pPr>
+            <w:r>
+              <w:rPr>
+                <w:rFonts w:ascii="Arial" w:hAnsi="Arial" w:cs="Arial"/>
+                <w:sz w:val="20"/>
+                <w:szCs w:val="20"/>
+              </w:rPr>
+              <w:t>0.933</w:t>
+            </w:r>
           </w:p>
         </w:tc>
         <w:tc>
@@ -15856,6 +17224,14 @@
                 <w:szCs w:val="20"/>
               </w:rPr>
             </w:pPr>
+            <w:r>
+              <w:rPr>
+                <w:rFonts w:ascii="Arial" w:hAnsi="Arial" w:cs="Arial"/>
+                <w:sz w:val="20"/>
+                <w:szCs w:val="20"/>
+              </w:rPr>
+              <w:t>0.96</w:t>
+            </w:r>
           </w:p>
         </w:tc>
         <w:tc>
@@ -15876,6 +17252,14 @@
                 <w:szCs w:val="20"/>
               </w:rPr>
             </w:pPr>
+            <w:r>
+              <w:rPr>
+                <w:rFonts w:ascii="Arial" w:hAnsi="Arial" w:cs="Arial"/>
+                <w:sz w:val="20"/>
+                <w:szCs w:val="20"/>
+              </w:rPr>
+              <w:t>0.950</w:t>
+            </w:r>
           </w:p>
         </w:tc>
         <w:tc>
@@ -15895,6 +17279,14 @@
                 <w:szCs w:val="20"/>
               </w:rPr>
             </w:pPr>
+            <w:r>
+              <w:rPr>
+                <w:rFonts w:ascii="Arial" w:hAnsi="Arial" w:cs="Arial"/>
+                <w:sz w:val="20"/>
+                <w:szCs w:val="20"/>
+              </w:rPr>
+              <w:t>0.98</w:t>
+            </w:r>
           </w:p>
         </w:tc>
         <w:tc>
@@ -15914,6 +17306,14 @@
                 <w:szCs w:val="20"/>
               </w:rPr>
             </w:pPr>
+            <w:r>
+              <w:rPr>
+                <w:rFonts w:ascii="Arial" w:hAnsi="Arial" w:cs="Arial"/>
+                <w:sz w:val="20"/>
+                <w:szCs w:val="20"/>
+              </w:rPr>
+              <w:t>0.95</w:t>
+            </w:r>
           </w:p>
         </w:tc>
         <w:tc>
@@ -15933,6 +17333,14 @@
                 <w:szCs w:val="20"/>
               </w:rPr>
             </w:pPr>
+            <w:r>
+              <w:rPr>
+                <w:rFonts w:ascii="Arial" w:hAnsi="Arial" w:cs="Arial"/>
+                <w:sz w:val="20"/>
+                <w:szCs w:val="20"/>
+              </w:rPr>
+              <w:t>0.87</w:t>
+            </w:r>
           </w:p>
         </w:tc>
         <w:tc>
@@ -15952,6 +17360,14 @@
                 <w:szCs w:val="20"/>
               </w:rPr>
             </w:pPr>
+            <w:r>
+              <w:rPr>
+                <w:rFonts w:ascii="Arial" w:hAnsi="Arial" w:cs="Arial"/>
+                <w:sz w:val="20"/>
+                <w:szCs w:val="20"/>
+              </w:rPr>
+              <w:t>0.99</w:t>
+            </w:r>
           </w:p>
         </w:tc>
         <w:tc>
@@ -15971,6 +17387,14 @@
                 <w:szCs w:val="20"/>
               </w:rPr>
             </w:pPr>
+            <w:r>
+              <w:rPr>
+                <w:rFonts w:ascii="Arial" w:hAnsi="Arial" w:cs="Arial"/>
+                <w:sz w:val="20"/>
+                <w:szCs w:val="20"/>
+              </w:rPr>
+              <w:t>0.93</w:t>
+            </w:r>
           </w:p>
         </w:tc>
         <w:tc>
@@ -15987,6 +17411,14 @@
                 <w:szCs w:val="20"/>
               </w:rPr>
             </w:pPr>
+            <w:r>
+              <w:rPr>
+                <w:rFonts w:ascii="Arial" w:hAnsi="Arial" w:cs="Arial"/>
+                <w:sz w:val="20"/>
+                <w:szCs w:val="20"/>
+              </w:rPr>
+              <w:t>0.97</w:t>
+            </w:r>
           </w:p>
         </w:tc>
       </w:tr>
@@ -16063,7 +17495,7 @@
                 <w:sz w:val="20"/>
                 <w:szCs w:val="20"/>
               </w:rPr>
-              <w:t>0.983</w:t>
+              <w:t>0.968</w:t>
             </w:r>
           </w:p>
         </w:tc>
@@ -16081,6 +17513,205 @@
               <w:jc w:val="center"/>
               <w:rPr>
                 <w:rFonts w:ascii="Arial" w:hAnsi="Arial" w:cs="Arial"/>
+                <w:b/>
+                <w:bCs/>
+                <w:sz w:val="20"/>
+                <w:szCs w:val="20"/>
+              </w:rPr>
+            </w:pPr>
+            <w:r>
+              <w:rPr>
+                <w:rFonts w:ascii="Arial" w:hAnsi="Arial" w:cs="Arial"/>
+                <w:b/>
+                <w:bCs/>
+                <w:sz w:val="20"/>
+                <w:szCs w:val="20"/>
+              </w:rPr>
+              <w:t>0.97</w:t>
+            </w:r>
+          </w:p>
+        </w:tc>
+        <w:tc>
+          <w:tcPr>
+            <w:tcW w:w="996" w:type="dxa"/>
+            <w:tcBorders>
+              <w:left w:val="single" w:sz="12" w:space="0" w:color="auto"/>
+              <w:right w:val="single" w:sz="12" w:space="0" w:color="auto"/>
+            </w:tcBorders>
+            <w:vAlign w:val="center"/>
+          </w:tcPr>
+          <w:p>
+            <w:pPr>
+              <w:jc w:val="center"/>
+              <w:rPr>
+                <w:rFonts w:ascii="Arial" w:hAnsi="Arial" w:cs="Arial"/>
+                <w:sz w:val="20"/>
+                <w:szCs w:val="20"/>
+              </w:rPr>
+            </w:pPr>
+            <w:r>
+              <w:rPr>
+                <w:rFonts w:ascii="Arial" w:hAnsi="Arial" w:cs="Arial"/>
+                <w:sz w:val="20"/>
+                <w:szCs w:val="20"/>
+              </w:rPr>
+              <w:t>0.965</w:t>
+            </w:r>
+          </w:p>
+        </w:tc>
+        <w:tc>
+          <w:tcPr>
+            <w:tcW w:w="853" w:type="dxa"/>
+            <w:tcBorders>
+              <w:left w:val="single" w:sz="12" w:space="0" w:color="auto"/>
+            </w:tcBorders>
+            <w:vAlign w:val="center"/>
+          </w:tcPr>
+          <w:p>
+            <w:pPr>
+              <w:jc w:val="center"/>
+              <w:rPr>
+                <w:rFonts w:ascii="Arial" w:hAnsi="Arial" w:cs="Arial"/>
+                <w:sz w:val="20"/>
+                <w:szCs w:val="20"/>
+              </w:rPr>
+            </w:pPr>
+            <w:r>
+              <w:rPr>
+                <w:rFonts w:ascii="Arial" w:hAnsi="Arial" w:cs="Arial"/>
+                <w:sz w:val="20"/>
+                <w:szCs w:val="20"/>
+              </w:rPr>
+              <w:t>0.93</w:t>
+            </w:r>
+          </w:p>
+        </w:tc>
+        <w:tc>
+          <w:tcPr>
+            <w:tcW w:w="854" w:type="dxa"/>
+            <w:tcBorders>
+              <w:right w:val="single" w:sz="12" w:space="0" w:color="auto"/>
+            </w:tcBorders>
+            <w:vAlign w:val="center"/>
+          </w:tcPr>
+          <w:p>
+            <w:pPr>
+              <w:jc w:val="center"/>
+              <w:rPr>
+                <w:rFonts w:ascii="Arial" w:hAnsi="Arial" w:cs="Arial"/>
+                <w:b/>
+                <w:bCs/>
+                <w:sz w:val="20"/>
+                <w:szCs w:val="20"/>
+              </w:rPr>
+            </w:pPr>
+            <w:r>
+              <w:rPr>
+                <w:rFonts w:ascii="Arial" w:hAnsi="Arial" w:cs="Arial"/>
+                <w:b/>
+                <w:bCs/>
+                <w:sz w:val="20"/>
+                <w:szCs w:val="20"/>
+              </w:rPr>
+              <w:t>0.99</w:t>
+            </w:r>
+          </w:p>
+        </w:tc>
+        <w:tc>
+          <w:tcPr>
+            <w:tcW w:w="853" w:type="dxa"/>
+            <w:tcBorders>
+              <w:left w:val="single" w:sz="12" w:space="0" w:color="auto"/>
+            </w:tcBorders>
+            <w:vAlign w:val="center"/>
+          </w:tcPr>
+          <w:p>
+            <w:pPr>
+              <w:jc w:val="center"/>
+              <w:rPr>
+                <w:rFonts w:ascii="Arial" w:hAnsi="Arial" w:cs="Arial"/>
+                <w:b/>
+                <w:bCs/>
+                <w:sz w:val="20"/>
+                <w:szCs w:val="20"/>
+              </w:rPr>
+            </w:pPr>
+            <w:r>
+              <w:rPr>
+                <w:rFonts w:ascii="Arial" w:hAnsi="Arial" w:cs="Arial"/>
+                <w:b/>
+                <w:bCs/>
+                <w:sz w:val="20"/>
+                <w:szCs w:val="20"/>
+              </w:rPr>
+              <w:t>0.97</w:t>
+            </w:r>
+          </w:p>
+        </w:tc>
+        <w:tc>
+          <w:tcPr>
+            <w:tcW w:w="854" w:type="dxa"/>
+            <w:tcBorders>
+              <w:right w:val="single" w:sz="12" w:space="0" w:color="auto"/>
+            </w:tcBorders>
+            <w:vAlign w:val="center"/>
+          </w:tcPr>
+          <w:p>
+            <w:pPr>
+              <w:jc w:val="center"/>
+              <w:rPr>
+                <w:rFonts w:ascii="Arial" w:hAnsi="Arial" w:cs="Arial"/>
+                <w:sz w:val="20"/>
+                <w:szCs w:val="20"/>
+              </w:rPr>
+            </w:pPr>
+            <w:r>
+              <w:rPr>
+                <w:rFonts w:ascii="Arial" w:hAnsi="Arial" w:cs="Arial"/>
+                <w:sz w:val="20"/>
+                <w:szCs w:val="20"/>
+              </w:rPr>
+              <w:t>0.97</w:t>
+            </w:r>
+          </w:p>
+        </w:tc>
+        <w:tc>
+          <w:tcPr>
+            <w:tcW w:w="852" w:type="dxa"/>
+            <w:tcBorders>
+              <w:left w:val="single" w:sz="12" w:space="0" w:color="auto"/>
+            </w:tcBorders>
+            <w:vAlign w:val="center"/>
+          </w:tcPr>
+          <w:p>
+            <w:pPr>
+              <w:jc w:val="center"/>
+              <w:rPr>
+                <w:rFonts w:ascii="Arial" w:hAnsi="Arial" w:cs="Arial"/>
+                <w:sz w:val="20"/>
+                <w:szCs w:val="20"/>
+              </w:rPr>
+            </w:pPr>
+            <w:r>
+              <w:rPr>
+                <w:rFonts w:ascii="Arial" w:hAnsi="Arial" w:cs="Arial"/>
+                <w:sz w:val="20"/>
+                <w:szCs w:val="20"/>
+              </w:rPr>
+              <w:t>0.95</w:t>
+            </w:r>
+          </w:p>
+        </w:tc>
+        <w:tc>
+          <w:tcPr>
+            <w:tcW w:w="852" w:type="dxa"/>
+            <w:vAlign w:val="center"/>
+          </w:tcPr>
+          <w:p>
+            <w:pPr>
+              <w:jc w:val="center"/>
+              <w:rPr>
+                <w:rFonts w:ascii="Arial" w:hAnsi="Arial" w:cs="Arial"/>
                 <w:sz w:val="20"/>
                 <w:szCs w:val="20"/>
               </w:rPr>
@@ -16092,193 +17723,6 @@
                 <w:szCs w:val="20"/>
               </w:rPr>
               <w:t>0.98</w:t>
-            </w:r>
-          </w:p>
-        </w:tc>
-        <w:tc>
-          <w:tcPr>
-            <w:tcW w:w="996" w:type="dxa"/>
-            <w:tcBorders>
-              <w:left w:val="single" w:sz="12" w:space="0" w:color="auto"/>
-              <w:right w:val="single" w:sz="12" w:space="0" w:color="auto"/>
-            </w:tcBorders>
-            <w:vAlign w:val="center"/>
-          </w:tcPr>
-          <w:p>
-            <w:pPr>
-              <w:jc w:val="center"/>
-              <w:rPr>
-                <w:rFonts w:ascii="Arial" w:hAnsi="Arial" w:cs="Arial"/>
-                <w:sz w:val="20"/>
-                <w:szCs w:val="20"/>
-              </w:rPr>
-            </w:pPr>
-            <w:r>
-              <w:rPr>
-                <w:rFonts w:ascii="Arial" w:hAnsi="Arial" w:cs="Arial"/>
-                <w:sz w:val="20"/>
-                <w:szCs w:val="20"/>
-              </w:rPr>
-              <w:t>0.980</w:t>
-            </w:r>
-          </w:p>
-        </w:tc>
-        <w:tc>
-          <w:tcPr>
-            <w:tcW w:w="853" w:type="dxa"/>
-            <w:tcBorders>
-              <w:left w:val="single" w:sz="12" w:space="0" w:color="auto"/>
-            </w:tcBorders>
-            <w:vAlign w:val="center"/>
-          </w:tcPr>
-          <w:p>
-            <w:pPr>
-              <w:jc w:val="center"/>
-              <w:rPr>
-                <w:rFonts w:ascii="Arial" w:hAnsi="Arial" w:cs="Arial"/>
-                <w:sz w:val="20"/>
-                <w:szCs w:val="20"/>
-              </w:rPr>
-            </w:pPr>
-            <w:r>
-              <w:rPr>
-                <w:rFonts w:ascii="Arial" w:hAnsi="Arial" w:cs="Arial"/>
-                <w:sz w:val="20"/>
-                <w:szCs w:val="20"/>
-              </w:rPr>
-              <w:t>0.96</w:t>
-            </w:r>
-          </w:p>
-        </w:tc>
-        <w:tc>
-          <w:tcPr>
-            <w:tcW w:w="854" w:type="dxa"/>
-            <w:tcBorders>
-              <w:right w:val="single" w:sz="12" w:space="0" w:color="auto"/>
-            </w:tcBorders>
-            <w:vAlign w:val="center"/>
-          </w:tcPr>
-          <w:p>
-            <w:pPr>
-              <w:jc w:val="center"/>
-              <w:rPr>
-                <w:rFonts w:ascii="Arial" w:hAnsi="Arial" w:cs="Arial"/>
-                <w:sz w:val="20"/>
-                <w:szCs w:val="20"/>
-              </w:rPr>
-            </w:pPr>
-            <w:r>
-              <w:rPr>
-                <w:rFonts w:ascii="Arial" w:hAnsi="Arial" w:cs="Arial"/>
-                <w:sz w:val="20"/>
-                <w:szCs w:val="20"/>
-              </w:rPr>
-              <w:t>0.98</w:t>
-            </w:r>
-          </w:p>
-        </w:tc>
-        <w:tc>
-          <w:tcPr>
-            <w:tcW w:w="853" w:type="dxa"/>
-            <w:tcBorders>
-              <w:left w:val="single" w:sz="12" w:space="0" w:color="auto"/>
-            </w:tcBorders>
-            <w:vAlign w:val="center"/>
-          </w:tcPr>
-          <w:p>
-            <w:pPr>
-              <w:jc w:val="center"/>
-              <w:rPr>
-                <w:rFonts w:ascii="Arial" w:hAnsi="Arial" w:cs="Arial"/>
-                <w:sz w:val="20"/>
-                <w:szCs w:val="20"/>
-              </w:rPr>
-            </w:pPr>
-            <w:r>
-              <w:rPr>
-                <w:rFonts w:ascii="Arial" w:hAnsi="Arial" w:cs="Arial"/>
-                <w:sz w:val="20"/>
-                <w:szCs w:val="20"/>
-              </w:rPr>
-              <w:t>0.98</w:t>
-            </w:r>
-          </w:p>
-        </w:tc>
-        <w:tc>
-          <w:tcPr>
-            <w:tcW w:w="854" w:type="dxa"/>
-            <w:tcBorders>
-              <w:right w:val="single" w:sz="12" w:space="0" w:color="auto"/>
-            </w:tcBorders>
-            <w:vAlign w:val="center"/>
-          </w:tcPr>
-          <w:p>
-            <w:pPr>
-              <w:jc w:val="center"/>
-              <w:rPr>
-                <w:rFonts w:ascii="Arial" w:hAnsi="Arial" w:cs="Arial"/>
-                <w:sz w:val="20"/>
-                <w:szCs w:val="20"/>
-              </w:rPr>
-            </w:pPr>
-            <w:r>
-              <w:rPr>
-                <w:rFonts w:ascii="Arial" w:hAnsi="Arial" w:cs="Arial"/>
-                <w:sz w:val="20"/>
-                <w:szCs w:val="20"/>
-              </w:rPr>
-              <w:t>0.98</w:t>
-            </w:r>
-          </w:p>
-        </w:tc>
-        <w:tc>
-          <w:tcPr>
-            <w:tcW w:w="852" w:type="dxa"/>
-            <w:tcBorders>
-              <w:left w:val="single" w:sz="12" w:space="0" w:color="auto"/>
-            </w:tcBorders>
-            <w:vAlign w:val="center"/>
-          </w:tcPr>
-          <w:p>
-            <w:pPr>
-              <w:jc w:val="center"/>
-              <w:rPr>
-                <w:rFonts w:ascii="Arial" w:hAnsi="Arial" w:cs="Arial"/>
-                <w:sz w:val="20"/>
-                <w:szCs w:val="20"/>
-              </w:rPr>
-            </w:pPr>
-            <w:r>
-              <w:rPr>
-                <w:rFonts w:ascii="Arial" w:hAnsi="Arial" w:cs="Arial"/>
-                <w:sz w:val="20"/>
-                <w:szCs w:val="20"/>
-              </w:rPr>
-              <w:t>0.97</w:t>
-            </w:r>
-          </w:p>
-        </w:tc>
-        <w:tc>
-          <w:tcPr>
-            <w:tcW w:w="852" w:type="dxa"/>
-            <w:vAlign w:val="center"/>
-          </w:tcPr>
-          <w:p>
-            <w:pPr>
-              <w:jc w:val="center"/>
-              <w:rPr>
-                <w:rFonts w:ascii="Arial" w:hAnsi="Arial" w:cs="Arial"/>
-                <w:sz w:val="20"/>
-                <w:szCs w:val="20"/>
-              </w:rPr>
-            </w:pPr>
-            <w:r>
-              <w:rPr>
-                <w:rFonts w:ascii="Arial" w:hAnsi="Arial" w:cs="Arial"/>
-                <w:sz w:val="20"/>
-                <w:szCs w:val="20"/>
-              </w:rPr>
-              <w:t>0.99</w:t>
             </w:r>
           </w:p>
         </w:tc>
@@ -16350,6 +17794,14 @@
                 <w:szCs w:val="20"/>
               </w:rPr>
             </w:pPr>
+            <w:r>
+              <w:rPr>
+                <w:rFonts w:ascii="Arial" w:hAnsi="Arial" w:cs="Arial"/>
+                <w:sz w:val="20"/>
+                <w:szCs w:val="20"/>
+              </w:rPr>
+              <w:t>0.956</w:t>
+            </w:r>
           </w:p>
         </w:tc>
         <w:tc>
@@ -16366,10 +17818,22 @@
               <w:jc w:val="center"/>
               <w:rPr>
                 <w:rFonts w:ascii="Arial" w:hAnsi="Arial" w:cs="Arial"/>
-                <w:sz w:val="20"/>
-                <w:szCs w:val="20"/>
-              </w:rPr>
-            </w:pPr>
+                <w:b/>
+                <w:bCs/>
+                <w:sz w:val="20"/>
+                <w:szCs w:val="20"/>
+              </w:rPr>
+            </w:pPr>
+            <w:r>
+              <w:rPr>
+                <w:rFonts w:ascii="Arial" w:hAnsi="Arial" w:cs="Arial"/>
+                <w:b/>
+                <w:bCs/>
+                <w:sz w:val="20"/>
+                <w:szCs w:val="20"/>
+              </w:rPr>
+              <w:t>0.97</w:t>
+            </w:r>
           </w:p>
         </w:tc>
         <w:tc>
@@ -16390,6 +17854,14 @@
                 <w:szCs w:val="20"/>
               </w:rPr>
             </w:pPr>
+            <w:r>
+              <w:rPr>
+                <w:rFonts w:ascii="Arial" w:hAnsi="Arial" w:cs="Arial"/>
+                <w:sz w:val="20"/>
+                <w:szCs w:val="20"/>
+              </w:rPr>
+              <w:t>0.965</w:t>
+            </w:r>
           </w:p>
         </w:tc>
         <w:tc>
@@ -16405,10 +17877,22 @@
               <w:jc w:val="center"/>
               <w:rPr>
                 <w:rFonts w:ascii="Arial" w:hAnsi="Arial" w:cs="Arial"/>
-                <w:sz w:val="20"/>
-                <w:szCs w:val="20"/>
-              </w:rPr>
-            </w:pPr>
+                <w:b/>
+                <w:bCs/>
+                <w:sz w:val="20"/>
+                <w:szCs w:val="20"/>
+              </w:rPr>
+            </w:pPr>
+            <w:r>
+              <w:rPr>
+                <w:rFonts w:ascii="Arial" w:hAnsi="Arial" w:cs="Arial"/>
+                <w:b/>
+                <w:bCs/>
+                <w:sz w:val="20"/>
+                <w:szCs w:val="20"/>
+              </w:rPr>
+              <w:t>1.00</w:t>
+            </w:r>
           </w:p>
         </w:tc>
         <w:tc>
@@ -16428,6 +17912,14 @@
                 <w:szCs w:val="20"/>
               </w:rPr>
             </w:pPr>
+            <w:r>
+              <w:rPr>
+                <w:rFonts w:ascii="Arial" w:hAnsi="Arial" w:cs="Arial"/>
+                <w:sz w:val="20"/>
+                <w:szCs w:val="20"/>
+              </w:rPr>
+              <w:t>0.96</w:t>
+            </w:r>
           </w:p>
         </w:tc>
         <w:tc>
@@ -16447,6 +17939,14 @@
                 <w:szCs w:val="20"/>
               </w:rPr>
             </w:pPr>
+            <w:r>
+              <w:rPr>
+                <w:rFonts w:ascii="Arial" w:hAnsi="Arial" w:cs="Arial"/>
+                <w:sz w:val="20"/>
+                <w:szCs w:val="20"/>
+              </w:rPr>
+              <w:t>0.91</w:t>
+            </w:r>
           </w:p>
         </w:tc>
         <w:tc>
@@ -16462,10 +17962,22 @@
               <w:jc w:val="center"/>
               <w:rPr>
                 <w:rFonts w:ascii="Arial" w:hAnsi="Arial" w:cs="Arial"/>
-                <w:sz w:val="20"/>
-                <w:szCs w:val="20"/>
-              </w:rPr>
-            </w:pPr>
+                <w:b/>
+                <w:bCs/>
+                <w:sz w:val="20"/>
+                <w:szCs w:val="20"/>
+              </w:rPr>
+            </w:pPr>
+            <w:r>
+              <w:rPr>
+                <w:rFonts w:ascii="Arial" w:hAnsi="Arial" w:cs="Arial"/>
+                <w:b/>
+                <w:bCs/>
+                <w:sz w:val="20"/>
+                <w:szCs w:val="20"/>
+              </w:rPr>
+              <w:t>1.00</w:t>
+            </w:r>
           </w:p>
         </w:tc>
         <w:tc>
@@ -16485,6 +17997,14 @@
                 <w:szCs w:val="20"/>
               </w:rPr>
             </w:pPr>
+            <w:r>
+              <w:rPr>
+                <w:rFonts w:ascii="Arial" w:hAnsi="Arial" w:cs="Arial"/>
+                <w:sz w:val="20"/>
+                <w:szCs w:val="20"/>
+              </w:rPr>
+              <w:t>0.95</w:t>
+            </w:r>
           </w:p>
         </w:tc>
         <w:tc>
@@ -16501,6 +18021,14 @@
                 <w:szCs w:val="20"/>
               </w:rPr>
             </w:pPr>
+            <w:r>
+              <w:rPr>
+                <w:rFonts w:ascii="Arial" w:hAnsi="Arial" w:cs="Arial"/>
+                <w:sz w:val="20"/>
+                <w:szCs w:val="20"/>
+              </w:rPr>
+              <w:t>0.98</w:t>
+            </w:r>
           </w:p>
         </w:tc>
       </w:tr>
@@ -16571,6 +18099,14 @@
                 <w:szCs w:val="20"/>
               </w:rPr>
             </w:pPr>
+            <w:r>
+              <w:rPr>
+                <w:rFonts w:ascii="Arial" w:hAnsi="Arial" w:cs="Arial"/>
+                <w:sz w:val="20"/>
+                <w:szCs w:val="20"/>
+              </w:rPr>
+              <w:t>0.898</w:t>
+            </w:r>
           </w:p>
         </w:tc>
         <w:tc>
@@ -16591,6 +18127,14 @@
                 <w:szCs w:val="20"/>
               </w:rPr>
             </w:pPr>
+            <w:r>
+              <w:rPr>
+                <w:rFonts w:ascii="Arial" w:hAnsi="Arial" w:cs="Arial"/>
+                <w:sz w:val="20"/>
+                <w:szCs w:val="20"/>
+              </w:rPr>
+              <w:t>0.87</w:t>
+            </w:r>
           </w:p>
         </w:tc>
         <w:tc>
@@ -16611,6 +18155,14 @@
                 <w:szCs w:val="20"/>
               </w:rPr>
             </w:pPr>
+            <w:r>
+              <w:rPr>
+                <w:rFonts w:ascii="Arial" w:hAnsi="Arial" w:cs="Arial"/>
+                <w:sz w:val="20"/>
+                <w:szCs w:val="20"/>
+              </w:rPr>
+              <w:t>0.860</w:t>
+            </w:r>
           </w:p>
         </w:tc>
         <w:tc>
@@ -16630,6 +18182,14 @@
                 <w:szCs w:val="20"/>
               </w:rPr>
             </w:pPr>
+            <w:r>
+              <w:rPr>
+                <w:rFonts w:ascii="Arial" w:hAnsi="Arial" w:cs="Arial"/>
+                <w:sz w:val="20"/>
+                <w:szCs w:val="20"/>
+              </w:rPr>
+              <w:t>0.71</w:t>
+            </w:r>
           </w:p>
         </w:tc>
         <w:tc>
@@ -16649,6 +18209,14 @@
                 <w:szCs w:val="20"/>
               </w:rPr>
             </w:pPr>
+            <w:r>
+              <w:rPr>
+                <w:rFonts w:ascii="Arial" w:hAnsi="Arial" w:cs="Arial"/>
+                <w:sz w:val="20"/>
+                <w:szCs w:val="20"/>
+              </w:rPr>
+              <w:t>0.98</w:t>
+            </w:r>
           </w:p>
         </w:tc>
         <w:tc>
@@ -16664,10 +18232,22 @@
               <w:jc w:val="center"/>
               <w:rPr>
                 <w:rFonts w:ascii="Arial" w:hAnsi="Arial" w:cs="Arial"/>
-                <w:sz w:val="20"/>
-                <w:szCs w:val="20"/>
-              </w:rPr>
-            </w:pPr>
+                <w:b/>
+                <w:bCs/>
+                <w:sz w:val="20"/>
+                <w:szCs w:val="20"/>
+              </w:rPr>
+            </w:pPr>
+            <w:r>
+              <w:rPr>
+                <w:rFonts w:ascii="Arial" w:hAnsi="Arial" w:cs="Arial"/>
+                <w:b/>
+                <w:bCs/>
+                <w:sz w:val="20"/>
+                <w:szCs w:val="20"/>
+              </w:rPr>
+              <w:t>0.97</w:t>
+            </w:r>
           </w:p>
         </w:tc>
         <w:tc>
@@ -16687,6 +18267,14 @@
                 <w:szCs w:val="20"/>
               </w:rPr>
             </w:pPr>
+            <w:r>
+              <w:rPr>
+                <w:rFonts w:ascii="Arial" w:hAnsi="Arial" w:cs="Arial"/>
+                <w:sz w:val="20"/>
+                <w:szCs w:val="20"/>
+              </w:rPr>
+              <w:t>0.93</w:t>
+            </w:r>
           </w:p>
         </w:tc>
         <w:tc>
@@ -16706,6 +18294,14 @@
                 <w:szCs w:val="20"/>
               </w:rPr>
             </w:pPr>
+            <w:r>
+              <w:rPr>
+                <w:rFonts w:ascii="Arial" w:hAnsi="Arial" w:cs="Arial"/>
+                <w:sz w:val="20"/>
+                <w:szCs w:val="20"/>
+              </w:rPr>
+              <w:t>0.82</w:t>
+            </w:r>
           </w:p>
         </w:tc>
         <w:tc>
@@ -16722,6 +18318,14 @@
                 <w:szCs w:val="20"/>
               </w:rPr>
             </w:pPr>
+            <w:r>
+              <w:rPr>
+                <w:rFonts w:ascii="Arial" w:hAnsi="Arial" w:cs="Arial"/>
+                <w:sz w:val="20"/>
+                <w:szCs w:val="20"/>
+              </w:rPr>
+              <w:t>0.90</w:t>
+            </w:r>
           </w:p>
         </w:tc>
       </w:tr>
@@ -17210,6 +18814,14 @@
         </w:rPr>
         <w:t>Table 2.</w:t>
       </w:r>
+      <w:r>
+        <w:rPr>
+          <w:rFonts w:ascii="Arial" w:hAnsi="Arial" w:cs="Arial"/>
+          <w:sz w:val="16"/>
+          <w:szCs w:val="16"/>
+        </w:rPr>
+        <w:t xml:space="preserve"> Take from 40% split.</w:t>
+      </w:r>
     </w:p>
     <w:p>
       <w:pPr>
@@ -17340,6 +18952,14 @@
           <w:szCs w:val="16"/>
         </w:rPr>
         <w:t xml:space="preserve"> DinoV2 model; also referenced in bold in Table 2.</w:t>
+      </w:r>
+      <w:r>
+        <w:rPr>
+          <w:rFonts w:ascii="Arial" w:hAnsi="Arial" w:cs="Arial"/>
+          <w:sz w:val="16"/>
+          <w:szCs w:val="16"/>
+        </w:rPr>
+        <w:t xml:space="preserve"> Take from 60%</w:t>
       </w:r>
     </w:p>
     <w:p>
@@ -17483,117 +19103,12 @@
         </w:rPr>
         <w:tab/>
       </w:r>
-      <w:proofErr w:type="spellStart"/>
       <w:r>
         <w:rPr>
           <w:sz w:val="20"/>
           <w:szCs w:val="20"/>
         </w:rPr>
-        <w:t>Oquab</w:t>
-      </w:r>
-      <w:proofErr w:type="spellEnd"/>
-      <w:r>
-        <w:rPr>
-          <w:sz w:val="20"/>
-          <w:szCs w:val="20"/>
-        </w:rPr>
-        <w:t xml:space="preserve">, M., </w:t>
-      </w:r>
-      <w:proofErr w:type="spellStart"/>
-      <w:r>
-        <w:rPr>
-          <w:sz w:val="20"/>
-          <w:szCs w:val="20"/>
-        </w:rPr>
-        <w:t>Darcet</w:t>
-      </w:r>
-      <w:proofErr w:type="spellEnd"/>
-      <w:r>
-        <w:rPr>
-          <w:sz w:val="20"/>
-          <w:szCs w:val="20"/>
-        </w:rPr>
-        <w:t xml:space="preserve">, T., </w:t>
-      </w:r>
-      <w:proofErr w:type="spellStart"/>
-      <w:r>
-        <w:rPr>
-          <w:sz w:val="20"/>
-          <w:szCs w:val="20"/>
-        </w:rPr>
-        <w:t>Moutakanni</w:t>
-      </w:r>
-      <w:proofErr w:type="spellEnd"/>
-      <w:r>
-        <w:rPr>
-          <w:sz w:val="20"/>
-          <w:szCs w:val="20"/>
-        </w:rPr>
-        <w:t>, T., Vo, H., Szafraniec, M., Khalidov, V., Fernandez, P., Haziza, D., Massa, F., El-</w:t>
-      </w:r>
-      <w:proofErr w:type="spellStart"/>
-      <w:r>
-        <w:rPr>
-          <w:sz w:val="20"/>
-          <w:szCs w:val="20"/>
-        </w:rPr>
-        <w:t>Nouby</w:t>
-      </w:r>
-      <w:proofErr w:type="spellEnd"/>
-      <w:r>
-        <w:rPr>
-          <w:sz w:val="20"/>
-          <w:szCs w:val="20"/>
-        </w:rPr>
-        <w:t xml:space="preserve">, A., </w:t>
-      </w:r>
-      <w:proofErr w:type="spellStart"/>
-      <w:r>
-        <w:rPr>
-          <w:sz w:val="20"/>
-          <w:szCs w:val="20"/>
-        </w:rPr>
-        <w:t>Assran</w:t>
-      </w:r>
-      <w:proofErr w:type="spellEnd"/>
-      <w:r>
-        <w:rPr>
-          <w:sz w:val="20"/>
-          <w:szCs w:val="20"/>
-        </w:rPr>
-        <w:t xml:space="preserve">, M., Ballas, N., </w:t>
-      </w:r>
-      <w:proofErr w:type="spellStart"/>
-      <w:r>
-        <w:rPr>
-          <w:sz w:val="20"/>
-          <w:szCs w:val="20"/>
-        </w:rPr>
-        <w:t>Galuba</w:t>
-      </w:r>
-      <w:proofErr w:type="spellEnd"/>
-      <w:r>
-        <w:rPr>
-          <w:sz w:val="20"/>
-          <w:szCs w:val="20"/>
-        </w:rPr>
-        <w:t xml:space="preserve">, W., Howes, R., Huang, P.-Y., Li, S.-W., Misra, I., Rabbat, M., Sharma, V., &amp; </w:t>
-      </w:r>
-      <w:proofErr w:type="spellStart"/>
-      <w:r>
-        <w:rPr>
-          <w:sz w:val="20"/>
-          <w:szCs w:val="20"/>
-        </w:rPr>
-        <w:t>Synnaeve</w:t>
-      </w:r>
-      <w:proofErr w:type="spellEnd"/>
-      <w:r>
-        <w:rPr>
-          <w:sz w:val="20"/>
-          <w:szCs w:val="20"/>
-        </w:rPr>
-        <w:t>, G. (2023, April 14). </w:t>
+        <w:t>Oquab, M., Darcet, T., Moutakanni, T., Vo, H., Szafraniec, M., Khalidov, V., Fernandez, P., Haziza, D., Massa, F., El-Nouby, A., Assran, M., Ballas, N., Galuba, W., Howes, R., Huang, P.-Y., Li, S.-W., Misra, I., Rabbat, M., Sharma, V., &amp; Synnaeve, G. (2023, April 14). </w:t>
       </w:r>
       <w:r>
         <w:rPr>
@@ -17681,19 +19196,11 @@
       <w:pStyle w:val="Footer"/>
     </w:pPr>
     <w:hyperlink r:id="rId1" w:history="1">
-      <w:proofErr w:type="spellStart"/>
       <w:r>
         <w:rPr>
           <w:rStyle w:val="Hyperlink"/>
         </w:rPr>
-        <w:t>Github</w:t>
-      </w:r>
-      <w:proofErr w:type="spellEnd"/>
-      <w:r>
-        <w:rPr>
-          <w:rStyle w:val="Hyperlink"/>
-        </w:rPr>
-        <w:t xml:space="preserve"> Repo of Project</w:t>
+        <w:t>Github Repo of Project</w:t>
       </w:r>
     </w:hyperlink>
   </w:p>
@@ -18463,7 +19970,6 @@
   <w:style w:type="character" w:default="1" w:styleId="DefaultParagraphFont">
     <w:name w:val="Default Paragraph Font"/>
     <w:uiPriority w:val="1"/>
-    <w:semiHidden/>
     <w:unhideWhenUsed/>
   </w:style>
   <w:style w:type="table" w:default="1" w:styleId="TableNormal">

--- a/HI2459_finalproject-option1-report_jeb382.docx
+++ b/HI2459_finalproject-option1-report_jeb382.docx
@@ -5826,7 +5826,39 @@
           <w:sz w:val="20"/>
           <w:szCs w:val="20"/>
         </w:rPr>
-        <w:t>These metrics were not derived from a unseen testing split; as when the amount of training data increases, there is fewer data to do the evaluation. This result in it being evaluated on very specific cases and will peak at around 70%</w:t>
+        <w:t xml:space="preserve">These metrics were not derived from a unseen testing split; </w:t>
+      </w:r>
+      <w:r>
+        <w:rPr>
+          <w:rFonts w:ascii="Arial" w:hAnsi="Arial" w:cs="Arial"/>
+          <w:sz w:val="20"/>
+          <w:szCs w:val="20"/>
+        </w:rPr>
+        <w:t xml:space="preserve">if we did that then </w:t>
+      </w:r>
+      <w:r>
+        <w:rPr>
+          <w:rFonts w:ascii="Arial" w:hAnsi="Arial" w:cs="Arial"/>
+          <w:sz w:val="20"/>
+          <w:szCs w:val="20"/>
+        </w:rPr>
+        <w:t xml:space="preserve">when the amount of training data increases, there is fewer data to do the evaluation. This </w:t>
+      </w:r>
+      <w:r>
+        <w:rPr>
+          <w:rFonts w:ascii="Arial" w:hAnsi="Arial" w:cs="Arial"/>
+          <w:sz w:val="20"/>
+          <w:szCs w:val="20"/>
+        </w:rPr>
+        <w:t xml:space="preserve">would </w:t>
+      </w:r>
+      <w:r>
+        <w:rPr>
+          <w:rFonts w:ascii="Arial" w:hAnsi="Arial" w:cs="Arial"/>
+          <w:sz w:val="20"/>
+          <w:szCs w:val="20"/>
+        </w:rPr>
+        <w:t>result in it being evaluated on very specific cases and will peak at around 70%</w:t>
       </w:r>
       <w:r>
         <w:rPr>
@@ -6008,7 +6040,7 @@
           <w:sz w:val="20"/>
           <w:szCs w:val="20"/>
         </w:rPr>
-        <w:t>worse</w:t>
+        <w:t>better</w:t>
       </w:r>
       <w:r>
         <w:rPr>
@@ -6024,7 +6056,23 @@
           <w:sz w:val="20"/>
           <w:szCs w:val="20"/>
         </w:rPr>
-        <w:t xml:space="preserve"> Although the performance can be considered comparable in many metrics, especially when there isn’t much to improve with such high scores, finetuning always lead to a higher AUC.</w:t>
+        <w:t xml:space="preserve"> Although the performance can be considered comparable in many metrics, especially when there isn’t much to improve with such high scores, </w:t>
+      </w:r>
+      <w:r>
+        <w:rPr>
+          <w:rFonts w:ascii="Arial" w:hAnsi="Arial" w:cs="Arial"/>
+          <w:sz w:val="20"/>
+          <w:szCs w:val="20"/>
+        </w:rPr>
+        <w:t>frozen</w:t>
+      </w:r>
+      <w:r>
+        <w:rPr>
+          <w:rFonts w:ascii="Arial" w:hAnsi="Arial" w:cs="Arial"/>
+          <w:sz w:val="20"/>
+          <w:szCs w:val="20"/>
+        </w:rPr>
+        <w:t xml:space="preserve"> always lead to a higher AUC.</w:t>
       </w:r>
       <w:r>
         <w:rPr>
@@ -6075,9 +6123,60 @@
           <w:rFonts w:ascii="Arial" w:hAnsi="Arial" w:cs="Arial"/>
           <w:sz w:val="20"/>
           <w:szCs w:val="20"/>
-          <w:highlight w:val="yellow"/>
-        </w:rPr>
-        <w:t>[----]</w:t>
+        </w:rPr>
+        <w:t xml:space="preserve">the curve for frozen is almost a right angle, while the finetuning is not as lucky. Also in the confusion matrixes </w:t>
+      </w:r>
+      <w:r>
+        <w:rPr>
+          <w:rFonts w:ascii="Arial" w:hAnsi="Arial" w:cs="Arial"/>
+          <w:b/>
+          <w:bCs/>
+          <w:sz w:val="20"/>
+          <w:szCs w:val="20"/>
+        </w:rPr>
+        <w:t>2a</w:t>
+      </w:r>
+      <w:r>
+        <w:rPr>
+          <w:rFonts w:ascii="Arial" w:hAnsi="Arial" w:cs="Arial"/>
+          <w:sz w:val="20"/>
+          <w:szCs w:val="20"/>
+        </w:rPr>
+        <w:t xml:space="preserve"> and </w:t>
+      </w:r>
+      <w:r>
+        <w:rPr>
+          <w:rFonts w:ascii="Arial" w:hAnsi="Arial" w:cs="Arial"/>
+          <w:b/>
+          <w:bCs/>
+          <w:sz w:val="20"/>
+          <w:szCs w:val="20"/>
+        </w:rPr>
+        <w:t>3a</w:t>
+      </w:r>
+      <w:r>
+        <w:rPr>
+          <w:rFonts w:ascii="Arial" w:hAnsi="Arial" w:cs="Arial"/>
+          <w:sz w:val="20"/>
+          <w:szCs w:val="20"/>
+        </w:rPr>
+        <w:t xml:space="preserve"> where frozen</w:t>
+      </w:r>
+      <w:r>
+        <w:rPr>
+          <w:rFonts w:ascii="Arial" w:hAnsi="Arial" w:cs="Arial"/>
+          <w:sz w:val="20"/>
+          <w:szCs w:val="20"/>
+        </w:rPr>
+        <w:t xml:space="preserve"> has an</w:t>
+      </w:r>
+      <w:r>
+        <w:rPr>
+          <w:rFonts w:ascii="Arial" w:hAnsi="Arial" w:cs="Arial"/>
+          <w:sz w:val="20"/>
+          <w:szCs w:val="20"/>
+        </w:rPr>
+        <w:t xml:space="preserve"> almost perfect alignment, while finetuning has a very poor false positive rate.</w:t>
       </w:r>
     </w:p>
     <w:p>
@@ -6193,7 +6292,6 @@
           <w:sz w:val="16"/>
           <w:szCs w:val="16"/>
         </w:rPr>
-        <w:lastRenderedPageBreak/>
         <w:t>Table 2.</w:t>
       </w:r>
       <w:r>
@@ -18661,10 +18759,10 @@
         </w:rPr>
         <w:lastRenderedPageBreak/>
         <w:drawing>
-          <wp:inline distT="0" distB="0" distL="0" distR="0" wp14:anchorId="2C99992E" wp14:editId="1B9649F6">
-            <wp:extent cx="5943600" cy="2059940"/>
-            <wp:effectExtent l="0" t="0" r="0" b="0"/>
-            <wp:docPr id="264105798" name="Picture 1" descr="A diagram of a process flow&#10;&#10;AI-generated content may be incorrect."/>
+          <wp:inline distT="0" distB="0" distL="0" distR="0" wp14:anchorId="2C99992E" wp14:editId="75927879">
+            <wp:extent cx="5943600" cy="1557153"/>
+            <wp:effectExtent l="0" t="0" r="0" b="5080"/>
+            <wp:docPr id="264105798" name="Picture 1"/>
             <wp:cNvGraphicFramePr>
               <a:graphicFrameLocks xmlns:a="http://schemas.openxmlformats.org/drawingml/2006/main" noChangeAspect="1"/>
             </wp:cNvGraphicFramePr>
@@ -18672,11 +18770,11 @@
               <a:graphicData uri="http://schemas.openxmlformats.org/drawingml/2006/picture">
                 <pic:pic xmlns:pic="http://schemas.openxmlformats.org/drawingml/2006/picture">
                   <pic:nvPicPr>
-                    <pic:cNvPr id="1994982975" name="Picture 1" descr="A diagram of a process flow&#10;&#10;AI-generated content may be incorrect."/>
+                    <pic:cNvPr id="264105798" name="Picture 1"/>
                     <pic:cNvPicPr/>
                   </pic:nvPicPr>
                   <pic:blipFill>
-                    <a:blip r:embed="rId8">
+                    <a:blip r:embed="rId8" cstate="print">
                       <a:extLst>
                         <a:ext uri="{28A0092B-C50C-407E-A947-70E740481C1C}">
                           <a14:useLocalDpi xmlns:a14="http://schemas.microsoft.com/office/drawing/2010/main" val="0"/>
@@ -18690,7 +18788,7 @@
                   <pic:spPr>
                     <a:xfrm>
                       <a:off x="0" y="0"/>
-                      <a:ext cx="5943600" cy="2059940"/>
+                      <a:ext cx="5943600" cy="1557153"/>
                     </a:xfrm>
                     <a:prstGeom prst="rect">
                       <a:avLst/>
@@ -18840,10 +18938,10 @@
           <w:szCs w:val="22"/>
         </w:rPr>
         <w:drawing>
-          <wp:inline distT="0" distB="0" distL="0" distR="0" wp14:anchorId="2460C75C" wp14:editId="2FCCC8F3">
-            <wp:extent cx="5943600" cy="2059940"/>
-            <wp:effectExtent l="0" t="0" r="0" b="0"/>
-            <wp:docPr id="775043967" name="Picture 1" descr="A diagram of a process flow&#10;&#10;AI-generated content may be incorrect."/>
+          <wp:inline distT="0" distB="0" distL="0" distR="0" wp14:anchorId="2460C75C" wp14:editId="78DDF1CF">
+            <wp:extent cx="5943600" cy="1557153"/>
+            <wp:effectExtent l="0" t="0" r="0" b="5080"/>
+            <wp:docPr id="775043967" name="Picture 1"/>
             <wp:cNvGraphicFramePr>
               <a:graphicFrameLocks xmlns:a="http://schemas.openxmlformats.org/drawingml/2006/main" noChangeAspect="1"/>
             </wp:cNvGraphicFramePr>
@@ -18851,11 +18949,11 @@
               <a:graphicData uri="http://schemas.openxmlformats.org/drawingml/2006/picture">
                 <pic:pic xmlns:pic="http://schemas.openxmlformats.org/drawingml/2006/picture">
                   <pic:nvPicPr>
-                    <pic:cNvPr id="1994982975" name="Picture 1" descr="A diagram of a process flow&#10;&#10;AI-generated content may be incorrect."/>
+                    <pic:cNvPr id="775043967" name="Picture 1"/>
                     <pic:cNvPicPr/>
                   </pic:nvPicPr>
                   <pic:blipFill>
-                    <a:blip r:embed="rId8">
+                    <a:blip r:embed="rId9" cstate="print">
                       <a:extLst>
                         <a:ext uri="{28A0092B-C50C-407E-A947-70E740481C1C}">
                           <a14:useLocalDpi xmlns:a14="http://schemas.microsoft.com/office/drawing/2010/main" val="0"/>
@@ -18869,7 +18967,7 @@
                   <pic:spPr>
                     <a:xfrm>
                       <a:off x="0" y="0"/>
-                      <a:ext cx="5943600" cy="2059940"/>
+                      <a:ext cx="5943600" cy="1557153"/>
                     </a:xfrm>
                     <a:prstGeom prst="rect">
                       <a:avLst/>
@@ -19128,12 +19226,12 @@
       </w:r>
     </w:p>
     <w:sectPr>
-      <w:headerReference w:type="even" r:id="rId9"/>
-      <w:headerReference w:type="default" r:id="rId10"/>
-      <w:footerReference w:type="even" r:id="rId11"/>
-      <w:footerReference w:type="default" r:id="rId12"/>
-      <w:headerReference w:type="first" r:id="rId13"/>
-      <w:footerReference w:type="first" r:id="rId14"/>
+      <w:headerReference w:type="even" r:id="rId10"/>
+      <w:headerReference w:type="default" r:id="rId11"/>
+      <w:footerReference w:type="even" r:id="rId12"/>
+      <w:footerReference w:type="default" r:id="rId13"/>
+      <w:headerReference w:type="first" r:id="rId14"/>
+      <w:footerReference w:type="first" r:id="rId15"/>
       <w:pgSz w:w="12240" w:h="15840"/>
       <w:pgMar w:top="1440" w:right="1440" w:bottom="1440" w:left="1440" w:header="720" w:footer="720" w:gutter="0"/>
       <w:cols w:space="720"/>
